--- a/ADG/04장/4장_실습문제_추가서술형_정답.docx
+++ b/ADG/04장/4장_실습문제_추가서술형_정답.docx
@@ -50,27 +50,51 @@
       <w:r>
         <w:rPr>
           <w:rFonts w:ascii="맑은 고딕" w:hAnsi="맑은 고딕" w:eastAsia="맑은 고딕"/>
-          <w:sz w:val="21"/>
-        </w:rPr>
-        <w:t>**① ARCHIVELOG 모드.** 리두를 아카이브해 보관하게 한다. NOARCHIVELOG에서는 온라인 리두가 순환하며 덮어쓰이므로, Standby가 잠시라도 뒤처지면 따라올 리두가 사라진다. 자동 갭 해소도 아카이브 파일이 남아 있어야 성립한다. 없으면 Standby 구축 자체가 불가능하다.</w:t>
+          <w:b/>
+          <w:sz w:val="21"/>
+        </w:rPr>
+        <w:t xml:space="preserve">① ARCHIVELOG 모드.</w:t>
+      </w:r>
+      <w:r>
+        <w:rPr>
+          <w:rFonts w:ascii="맑은 고딕" w:hAnsi="맑은 고딕" w:eastAsia="맑은 고딕"/>
+          <w:sz w:val="21"/>
+        </w:rPr>
+        <w:t xml:space="preserve"> 리두를 아카이브해 보관하게 한다. NOARCHIVELOG에서는 온라인 리두가 순환하며 덮어쓰이므로, Standby가 잠시라도 뒤처지면 따라올 리두가 사라진다. 자동 갭 해소도 아카이브 파일이 남아 있어야 성립한다. 없으면 Standby 구축 자체가 불가능하다.</w:t>
       </w:r>
     </w:p>
     <w:p>
       <w:r>
         <w:rPr>
           <w:rFonts w:ascii="맑은 고딕" w:hAnsi="맑은 고딕" w:eastAsia="맑은 고딕"/>
-          <w:sz w:val="21"/>
-        </w:rPr>
-        <w:t>**② FORCE LOGGING.** NOLOGGING으로 지정된 작업까지 리두를 남기도록 강제한다. 없으면 직접 경로 적재로 만든 블록이 리두에 기록되지 않아 Standby에 구멍이 생긴다. 그 블록은 재구축이나 파일 복구 말고는 메울 방법이 없다.</w:t>
+          <w:b/>
+          <w:sz w:val="21"/>
+        </w:rPr>
+        <w:t xml:space="preserve">② FORCE LOGGING.</w:t>
+      </w:r>
+      <w:r>
+        <w:rPr>
+          <w:rFonts w:ascii="맑은 고딕" w:hAnsi="맑은 고딕" w:eastAsia="맑은 고딕"/>
+          <w:sz w:val="21"/>
+        </w:rPr>
+        <w:t xml:space="preserve"> NOLOGGING으로 지정된 작업까지 리두를 남기도록 강제한다. 없으면 직접 경로 적재로 만든 블록이 리두에 기록되지 않아 Standby에 구멍이 생긴다. 그 블록은 재구축이나 파일 복구 말고는 메울 방법이 없다.</w:t>
       </w:r>
     </w:p>
     <w:p>
       <w:r>
         <w:rPr>
           <w:rFonts w:ascii="맑은 고딕" w:hAnsi="맑은 고딕" w:eastAsia="맑은 고딕"/>
-          <w:sz w:val="21"/>
-        </w:rPr>
-        <w:t>**③ Standby Redo Log.** Standby가 받은 리두를 즉시 쓸 자리다. 없으면 아카이브가 완료된 뒤에야 리두가 넘어오므로 지연이 항상 존재하고, 동기 전송과 실시간 적용이 성립하지 않는다.</w:t>
+          <w:b/>
+          <w:sz w:val="21"/>
+        </w:rPr>
+        <w:t xml:space="preserve">③ Standby Redo Log.</w:t>
+      </w:r>
+      <w:r>
+        <w:rPr>
+          <w:rFonts w:ascii="맑은 고딕" w:hAnsi="맑은 고딕" w:eastAsia="맑은 고딕"/>
+          <w:sz w:val="21"/>
+        </w:rPr>
+        <w:t xml:space="preserve"> Standby가 받은 리두를 즉시 쓸 자리다. 없으면 아카이브가 완료된 뒤에야 리두가 넘어오므로 지연이 항상 존재하고, 동기 전송과 실시간 적용이 성립하지 않는다.</w:t>
       </w:r>
     </w:p>
     <w:p>
@@ -79,7 +103,22 @@
           <w:rFonts w:ascii="맑은 고딕" w:hAnsi="맑은 고딕" w:eastAsia="맑은 고딕"/>
           <w:sz w:val="21"/>
         </w:rPr>
-        <w:t>세 조건 모두 Standby를 만들기 **전에** 갖춰야 한다. 만든 뒤에 켜면 그 사이의 리두는 이미 조건 없이 생성된 상태이기 때문이다.</w:t>
+        <w:t xml:space="preserve">세 조건 모두 Standby를 만들기 </w:t>
+      </w:r>
+      <w:r>
+        <w:rPr>
+          <w:rFonts w:ascii="맑은 고딕" w:hAnsi="맑은 고딕" w:eastAsia="맑은 고딕"/>
+          <w:b/>
+          <w:sz w:val="21"/>
+        </w:rPr>
+        <w:t xml:space="preserve">전에</w:t>
+      </w:r>
+      <w:r>
+        <w:rPr>
+          <w:rFonts w:ascii="맑은 고딕" w:hAnsi="맑은 고딕" w:eastAsia="맑은 고딕"/>
+          <w:sz w:val="21"/>
+        </w:rPr>
+        <w:t xml:space="preserve"> 갖춰야 한다. 만든 뒤에 켜면 그 사이의 리두는 이미 조건 없이 생성된 상태이기 때문이다.</w:t>
       </w:r>
     </w:p>
     <w:p>
@@ -125,7 +164,92 @@
           <w:rFonts w:ascii="맑은 고딕" w:hAnsi="맑은 고딕" w:eastAsia="맑은 고딕"/>
           <w:sz w:val="21"/>
         </w:rPr>
-        <w:t>전환 절차는 `SHUTDOWN IMMEDIATE` → `STARTUP MOUNT` → `ALTER DATABASE ARCHIVELOG` → `ALTER DATABASE OPEN`이다. 제약은 **마운트 상태에서만 가능하다**는 것이며, 열린 상태에서 시도하면 ORA-01126이 난다. 실측에서 `ALTER DATABASE NOARCHIVELOG`가 정확히 이 오류로 거부됐다.</w:t>
+        <w:t xml:space="preserve">전환 절차는 </w:t>
+      </w:r>
+      <w:r>
+        <w:rPr>
+          <w:rFonts w:ascii="Consolas" w:hAnsi="Consolas" w:eastAsia="맑은 고딕"/>
+          <w:sz w:val="21"/>
+        </w:rPr>
+        <w:t xml:space="preserve">SHUTDOWN IMMEDIATE</w:t>
+      </w:r>
+      <w:r>
+        <w:rPr>
+          <w:rFonts w:ascii="맑은 고딕" w:hAnsi="맑은 고딕" w:eastAsia="맑은 고딕"/>
+          <w:sz w:val="21"/>
+        </w:rPr>
+        <w:t xml:space="preserve"> → </w:t>
+      </w:r>
+      <w:r>
+        <w:rPr>
+          <w:rFonts w:ascii="Consolas" w:hAnsi="Consolas" w:eastAsia="맑은 고딕"/>
+          <w:sz w:val="21"/>
+        </w:rPr>
+        <w:t xml:space="preserve">STARTUP MOUNT</w:t>
+      </w:r>
+      <w:r>
+        <w:rPr>
+          <w:rFonts w:ascii="맑은 고딕" w:hAnsi="맑은 고딕" w:eastAsia="맑은 고딕"/>
+          <w:sz w:val="21"/>
+        </w:rPr>
+        <w:t xml:space="preserve"> → </w:t>
+      </w:r>
+      <w:r>
+        <w:rPr>
+          <w:rFonts w:ascii="Consolas" w:hAnsi="Consolas" w:eastAsia="맑은 고딕"/>
+          <w:sz w:val="21"/>
+        </w:rPr>
+        <w:t xml:space="preserve">ALTER DATABASE ARCHIVELOG</w:t>
+      </w:r>
+      <w:r>
+        <w:rPr>
+          <w:rFonts w:ascii="맑은 고딕" w:hAnsi="맑은 고딕" w:eastAsia="맑은 고딕"/>
+          <w:sz w:val="21"/>
+        </w:rPr>
+        <w:t xml:space="preserve"> → </w:t>
+      </w:r>
+      <w:r>
+        <w:rPr>
+          <w:rFonts w:ascii="Consolas" w:hAnsi="Consolas" w:eastAsia="맑은 고딕"/>
+          <w:sz w:val="21"/>
+        </w:rPr>
+        <w:t xml:space="preserve">ALTER DATABASE OPEN</w:t>
+      </w:r>
+      <w:r>
+        <w:rPr>
+          <w:rFonts w:ascii="맑은 고딕" w:hAnsi="맑은 고딕" w:eastAsia="맑은 고딕"/>
+          <w:sz w:val="21"/>
+        </w:rPr>
+        <w:t xml:space="preserve">이다. 제약은 </w:t>
+      </w:r>
+      <w:r>
+        <w:rPr>
+          <w:rFonts w:ascii="맑은 고딕" w:hAnsi="맑은 고딕" w:eastAsia="맑은 고딕"/>
+          <w:b/>
+          <w:sz w:val="21"/>
+        </w:rPr>
+        <w:t xml:space="preserve">마운트 상태에서만 가능하다</w:t>
+      </w:r>
+      <w:r>
+        <w:rPr>
+          <w:rFonts w:ascii="맑은 고딕" w:hAnsi="맑은 고딕" w:eastAsia="맑은 고딕"/>
+          <w:sz w:val="21"/>
+        </w:rPr>
+        <w:t xml:space="preserve">는 것이며, 열린 상태에서 시도하면 ORA-01126이 난다. 실측에서 </w:t>
+      </w:r>
+      <w:r>
+        <w:rPr>
+          <w:rFonts w:ascii="Consolas" w:hAnsi="Consolas" w:eastAsia="맑은 고딕"/>
+          <w:sz w:val="21"/>
+        </w:rPr>
+        <w:t xml:space="preserve">ALTER DATABASE NOARCHIVELOG</w:t>
+      </w:r>
+      <w:r>
+        <w:rPr>
+          <w:rFonts w:ascii="맑은 고딕" w:hAnsi="맑은 고딕" w:eastAsia="맑은 고딕"/>
+          <w:sz w:val="21"/>
+        </w:rPr>
+        <w:t xml:space="preserve">가 정확히 이 오류로 거부됐다.</w:t>
       </w:r>
     </w:p>
     <w:p>
@@ -171,16 +295,82 @@
           <w:rFonts w:ascii="맑은 고딕" w:hAnsi="맑은 고딕" w:eastAsia="맑은 고딕"/>
           <w:sz w:val="21"/>
         </w:rPr>
-        <w:t>같은 CTAS 작업을 세 조건에서 실행하고 `V$SYSSTAT`의 `redo size` 차이를 측정했다.</w:t>
+        <w:t xml:space="preserve">같은 CTAS 작업을 세 조건에서 실행하고 </w:t>
+      </w:r>
+      <w:r>
+        <w:rPr>
+          <w:rFonts w:ascii="Consolas" w:hAnsi="Consolas" w:eastAsia="맑은 고딕"/>
+          <w:sz w:val="21"/>
+        </w:rPr>
+        <w:t xml:space="preserve">V$SYSSTAT</w:t>
+      </w:r>
+      <w:r>
+        <w:rPr>
+          <w:rFonts w:ascii="맑은 고딕" w:hAnsi="맑은 고딕" w:eastAsia="맑은 고딕"/>
+          <w:sz w:val="21"/>
+        </w:rPr>
+        <w:t xml:space="preserve">의 </w:t>
+      </w:r>
+      <w:r>
+        <w:rPr>
+          <w:rFonts w:ascii="Consolas" w:hAnsi="Consolas" w:eastAsia="맑은 고딕"/>
+          <w:sz w:val="21"/>
+        </w:rPr>
+        <w:t xml:space="preserve">redo size</w:t>
+      </w:r>
+      <w:r>
+        <w:rPr>
+          <w:rFonts w:ascii="맑은 고딕" w:hAnsi="맑은 고딕" w:eastAsia="맑은 고딕"/>
+          <w:sz w:val="21"/>
+        </w:rPr>
+        <w:t xml:space="preserve"> 차이를 측정했다.</w:t>
       </w:r>
     </w:p>
     <w:p>
       <w:r>
         <w:rPr>
           <w:rFonts w:ascii="맑은 고딕" w:hAnsi="맑은 고딕" w:eastAsia="맑은 고딕"/>
-          <w:sz w:val="21"/>
-        </w:rPr>
-        <w:t>**조건 A**(FORCE LOGGING=YES, NOLOGGING): 4,737,636바이트(4.52MB). **조건 B**(FORCE LOGGING=YES, LOGGING): 4,693,784바이트(4.48MB). **조건 C**(FORCE LOGGING=NO, NOLOGGING): 106,456바이트(0.10MB).</w:t>
+          <w:b/>
+          <w:sz w:val="21"/>
+        </w:rPr>
+        <w:t xml:space="preserve">조건 A</w:t>
+      </w:r>
+      <w:r>
+        <w:rPr>
+          <w:rFonts w:ascii="맑은 고딕" w:hAnsi="맑은 고딕" w:eastAsia="맑은 고딕"/>
+          <w:sz w:val="21"/>
+        </w:rPr>
+        <w:t xml:space="preserve">(FORCE LOGGING=YES, NOLOGGING): 4,737,636바이트(4.52MB). </w:t>
+      </w:r>
+      <w:r>
+        <w:rPr>
+          <w:rFonts w:ascii="맑은 고딕" w:hAnsi="맑은 고딕" w:eastAsia="맑은 고딕"/>
+          <w:b/>
+          <w:sz w:val="21"/>
+        </w:rPr>
+        <w:t xml:space="preserve">조건 B</w:t>
+      </w:r>
+      <w:r>
+        <w:rPr>
+          <w:rFonts w:ascii="맑은 고딕" w:hAnsi="맑은 고딕" w:eastAsia="맑은 고딕"/>
+          <w:sz w:val="21"/>
+        </w:rPr>
+        <w:t xml:space="preserve">(FORCE LOGGING=YES, LOGGING): 4,693,784바이트(4.48MB). </w:t>
+      </w:r>
+      <w:r>
+        <w:rPr>
+          <w:rFonts w:ascii="맑은 고딕" w:hAnsi="맑은 고딕" w:eastAsia="맑은 고딕"/>
+          <w:b/>
+          <w:sz w:val="21"/>
+        </w:rPr>
+        <w:t xml:space="preserve">조건 C</w:t>
+      </w:r>
+      <w:r>
+        <w:rPr>
+          <w:rFonts w:ascii="맑은 고딕" w:hAnsi="맑은 고딕" w:eastAsia="맑은 고딕"/>
+          <w:sz w:val="21"/>
+        </w:rPr>
+        <w:t xml:space="preserve">(FORCE LOGGING=NO, NOLOGGING): 106,456바이트(0.10MB).</w:t>
       </w:r>
     </w:p>
     <w:p>
@@ -189,7 +379,22 @@
           <w:rFonts w:ascii="맑은 고딕" w:hAnsi="맑은 고딕" w:eastAsia="맑은 고딕"/>
           <w:sz w:val="21"/>
         </w:rPr>
-        <w:t>A와 B의 차이는 43,852바이트, 약 0.9퍼센트에 불과하다. **FORCE LOGGING이 켜져 있으면 NOLOGGING을 지정하든 하지 않든 리두가 똑같이 발생한다.** 지정이 무시된 것이다. C는 A의 약 44.5분의 1이다. 이것이 NOLOGGING이 실제로 동작했을 때의 모습이다.</w:t>
+        <w:t xml:space="preserve">A와 B의 차이는 43,852바이트, 약 0.9퍼센트에 불과하다. </w:t>
+      </w:r>
+      <w:r>
+        <w:rPr>
+          <w:rFonts w:ascii="맑은 고딕" w:hAnsi="맑은 고딕" w:eastAsia="맑은 고딕"/>
+          <w:b/>
+          <w:sz w:val="21"/>
+        </w:rPr>
+        <w:t xml:space="preserve">FORCE LOGGING이 켜져 있으면 NOLOGGING을 지정하든 하지 않든 리두가 똑같이 발생한다.</w:t>
+      </w:r>
+      <w:r>
+        <w:rPr>
+          <w:rFonts w:ascii="맑은 고딕" w:hAnsi="맑은 고딕" w:eastAsia="맑은 고딕"/>
+          <w:sz w:val="21"/>
+        </w:rPr>
+        <w:t xml:space="preserve"> 지정이 무시된 것이다. C는 A의 약 44.5분의 1이다. 이것이 NOLOGGING이 실제로 동작했을 때의 모습이다.</w:t>
       </w:r>
     </w:p>
     <w:p>
@@ -198,7 +403,36 @@
           <w:rFonts w:ascii="맑은 고딕" w:hAnsi="맑은 고딕" w:eastAsia="맑은 고딕"/>
           <w:sz w:val="21"/>
         </w:rPr>
-        <w:t>세그먼트 크기가 세 경우 모두 5MB로 같았다는 사실이 결정적이다. **같은 데이터를 만들었는데 리두만 44배 차이가 난다**는 뜻이며, 줄어든 44배만큼이 Standby로 가지 않은 부분이다. 조건 C 직후 `V$DATAFILE.UNRECOVERABLE_CHANGE#`가 users01.dbf에 대해 2396261로 올라간 것이 그 구멍의 흔적이다.</w:t>
+        <w:t xml:space="preserve">세그먼트 크기가 세 경우 모두 5MB로 같았다는 사실이 결정적이다. </w:t>
+      </w:r>
+      <w:r>
+        <w:rPr>
+          <w:rFonts w:ascii="맑은 고딕" w:hAnsi="맑은 고딕" w:eastAsia="맑은 고딕"/>
+          <w:b/>
+          <w:sz w:val="21"/>
+        </w:rPr>
+        <w:t xml:space="preserve">같은 데이터를 만들었는데 리두만 44배 차이가 난다</w:t>
+      </w:r>
+      <w:r>
+        <w:rPr>
+          <w:rFonts w:ascii="맑은 고딕" w:hAnsi="맑은 고딕" w:eastAsia="맑은 고딕"/>
+          <w:sz w:val="21"/>
+        </w:rPr>
+        <w:t xml:space="preserve">는 뜻이며, 줄어든 44배만큼이 Standby로 가지 않은 부분이다. 조건 C 직후 </w:t>
+      </w:r>
+      <w:r>
+        <w:rPr>
+          <w:rFonts w:ascii="Consolas" w:hAnsi="Consolas" w:eastAsia="맑은 고딕"/>
+          <w:sz w:val="21"/>
+        </w:rPr>
+        <w:t xml:space="preserve">V$DATAFILE.UNRECOVERABLE_CHANGE#</w:t>
+      </w:r>
+      <w:r>
+        <w:rPr>
+          <w:rFonts w:ascii="맑은 고딕" w:hAnsi="맑은 고딕" w:eastAsia="맑은 고딕"/>
+          <w:sz w:val="21"/>
+        </w:rPr>
+        <w:t xml:space="preserve">가 users01.dbf에 대해 2396261로 올라간 것이 그 구멍의 흔적이다.</w:t>
       </w:r>
     </w:p>
     <w:p>
@@ -233,9 +467,17 @@
       <w:r>
         <w:rPr>
           <w:rFonts w:ascii="맑은 고딕" w:hAnsi="맑은 고딕" w:eastAsia="맑은 고딕"/>
-          <w:sz w:val="21"/>
-        </w:rPr>
-        <w:t>**데이터베이스 수준이 우선한다.** 데이터베이스가 FORCE LOGGING이면 테이블스페이스가 NO여도 리두가 남는다.</w:t>
+          <w:b/>
+          <w:sz w:val="21"/>
+        </w:rPr>
+        <w:t xml:space="preserve">데이터베이스 수준이 우선한다.</w:t>
+      </w:r>
+      <w:r>
+        <w:rPr>
+          <w:rFonts w:ascii="맑은 고딕" w:hAnsi="맑은 고딕" w:eastAsia="맑은 고딕"/>
+          <w:sz w:val="21"/>
+        </w:rPr>
+        <w:t xml:space="preserve"> 데이터베이스가 FORCE LOGGING이면 테이블스페이스가 NO여도 리두가 남는다.</w:t>
       </w:r>
     </w:p>
     <w:p>
@@ -244,7 +486,21 @@
           <w:rFonts w:ascii="맑은 고딕" w:hAnsi="맑은 고딕" w:eastAsia="맑은 고딕"/>
           <w:sz w:val="21"/>
         </w:rPr>
-        <w:t>실측으로 확인한 방법은 이렇다. 조건 A에서 사용한 테이블스페이스는 `DBA_TABLESPACES.FORCE_LOGGING`이 NO였다. 그런데도 NOLOGGING CTAS가 4.52MB의 리두를 발생시켰다. 데이터베이스 수준이 YES였기 때문이며, 테이블스페이스 설정이 무시된 것이다.</w:t>
+        <w:t xml:space="preserve">실측으로 확인한 방법은 이렇다. 조건 A에서 사용한 테이블스페이스는 </w:t>
+      </w:r>
+      <w:r>
+        <w:rPr>
+          <w:rFonts w:ascii="Consolas" w:hAnsi="Consolas" w:eastAsia="맑은 고딕"/>
+          <w:sz w:val="21"/>
+        </w:rPr>
+        <w:t xml:space="preserve">DBA_TABLESPACES.FORCE_LOGGING</w:t>
+      </w:r>
+      <w:r>
+        <w:rPr>
+          <w:rFonts w:ascii="맑은 고딕" w:hAnsi="맑은 고딕" w:eastAsia="맑은 고딕"/>
+          <w:sz w:val="21"/>
+        </w:rPr>
+        <w:t xml:space="preserve">이 NO였다. 그런데도 NOLOGGING CTAS가 4.52MB의 리두를 발생시켰다. 데이터베이스 수준이 YES였기 때문이며, 테이블스페이스 설정이 무시된 것이다.</w:t>
       </w:r>
     </w:p>
     <w:p>
@@ -253,7 +509,22 @@
           <w:rFonts w:ascii="맑은 고딕" w:hAnsi="맑은 고딕" w:eastAsia="맑은 고딕"/>
           <w:sz w:val="21"/>
         </w:rPr>
-        <w:t>테이블스페이스 단위 설정은 **데이터베이스 수준을 끈 상태에서 일부만 보호하고 싶을 때** 쓴다. 예를 들어 대부분의 작업은 NOLOGGING으로 빠르게 처리하되 특정 업무 데이터만 보호하려는 경우다. 그러나 Data Guard 환경에서는 데이터베이스 수준을 켜는 것이 원칙이므로, 테이블스페이스 단위 설정은 주로 Data Guard가 없는 환경에서 쓰인다.</w:t>
+        <w:t xml:space="preserve">테이블스페이스 단위 설정은 </w:t>
+      </w:r>
+      <w:r>
+        <w:rPr>
+          <w:rFonts w:ascii="맑은 고딕" w:hAnsi="맑은 고딕" w:eastAsia="맑은 고딕"/>
+          <w:b/>
+          <w:sz w:val="21"/>
+        </w:rPr>
+        <w:t xml:space="preserve">데이터베이스 수준을 끈 상태에서 일부만 보호하고 싶을 때</w:t>
+      </w:r>
+      <w:r>
+        <w:rPr>
+          <w:rFonts w:ascii="맑은 고딕" w:hAnsi="맑은 고딕" w:eastAsia="맑은 고딕"/>
+          <w:sz w:val="21"/>
+        </w:rPr>
+        <w:t xml:space="preserve"> 쓴다. 예를 들어 대부분의 작업은 NOLOGGING으로 빠르게 처리하되 특정 업무 데이터만 보호하려는 경우다. 그러나 Data Guard 환경에서는 데이터베이스 수준을 켜는 것이 원칙이므로, 테이블스페이스 단위 설정은 주로 Data Guard가 없는 환경에서 쓰인다.</w:t>
       </w:r>
     </w:p>
     <w:p>
@@ -262,7 +533,35 @@
           <w:rFonts w:ascii="맑은 고딕" w:hAnsi="맑은 고딕" w:eastAsia="맑은 고딕"/>
           <w:sz w:val="21"/>
         </w:rPr>
-        <w:t>확인 조회는 두 개다. 데이터베이스 수준은 `SELECT force_logging FROM v$database`, 테이블스페이스 수준은 `SELECT tablespace_name, force_logging FROM dba_tablespaces`다.</w:t>
+        <w:t xml:space="preserve">확인 조회는 두 개다. 데이터베이스 수준은 </w:t>
+      </w:r>
+      <w:r>
+        <w:rPr>
+          <w:rFonts w:ascii="Consolas" w:hAnsi="Consolas" w:eastAsia="맑은 고딕"/>
+          <w:sz w:val="21"/>
+        </w:rPr>
+        <w:t xml:space="preserve">SELECT force_logging FROM v$database</w:t>
+      </w:r>
+      <w:r>
+        <w:rPr>
+          <w:rFonts w:ascii="맑은 고딕" w:hAnsi="맑은 고딕" w:eastAsia="맑은 고딕"/>
+          <w:sz w:val="21"/>
+        </w:rPr>
+        <w:t xml:space="preserve">, 테이블스페이스 수준은 </w:t>
+      </w:r>
+      <w:r>
+        <w:rPr>
+          <w:rFonts w:ascii="Consolas" w:hAnsi="Consolas" w:eastAsia="맑은 고딕"/>
+          <w:sz w:val="21"/>
+        </w:rPr>
+        <w:t xml:space="preserve">SELECT tablespace_name, force_logging FROM dba_tablespaces</w:t>
+      </w:r>
+      <w:r>
+        <w:rPr>
+          <w:rFonts w:ascii="맑은 고딕" w:hAnsi="맑은 고딕" w:eastAsia="맑은 고딕"/>
+          <w:sz w:val="21"/>
+        </w:rPr>
+        <w:t xml:space="preserve">다.</w:t>
       </w:r>
     </w:p>
     <w:p>
@@ -297,18 +596,34 @@
       <w:r>
         <w:rPr>
           <w:rFonts w:ascii="맑은 고딕" w:hAnsi="맑은 고딕" w:eastAsia="맑은 고딕"/>
-          <w:sz w:val="21"/>
-        </w:rPr>
-        <w:t>**개수는 온라인 리두 그룹 수 + 1 이상.** 근거는 하나가 아카이브되는 동안 다른 하나가 계속 받아야 하기 때문이다. 온라인 그룹 수만큼만 있으면 모두 아카이브 중일 때 받을 곳이 없어진다. 실습 환경은 온라인 3그룹이므로 SRL이 4개다.</w:t>
+          <w:b/>
+          <w:sz w:val="21"/>
+        </w:rPr>
+        <w:t xml:space="preserve">개수는 온라인 리두 그룹 수 + 1 이상.</w:t>
+      </w:r>
+      <w:r>
+        <w:rPr>
+          <w:rFonts w:ascii="맑은 고딕" w:hAnsi="맑은 고딕" w:eastAsia="맑은 고딕"/>
+          <w:sz w:val="21"/>
+        </w:rPr>
+        <w:t xml:space="preserve"> 근거는 하나가 아카이브되는 동안 다른 하나가 계속 받아야 하기 때문이다. 온라인 그룹 수만큼만 있으면 모두 아카이브 중일 때 받을 곳이 없어진다. 실습 환경은 온라인 3그룹이므로 SRL이 4개다.</w:t>
       </w:r>
     </w:p>
     <w:p>
       <w:r>
         <w:rPr>
           <w:rFonts w:ascii="맑은 고딕" w:hAnsi="맑은 고딕" w:eastAsia="맑은 고딕"/>
-          <w:sz w:val="21"/>
-        </w:rPr>
-        <w:t>**크기는 온라인 리두와 정확히 동일.** 다르면 오라클이 그 SRL을 쓰지 않고 건너뛴다.</w:t>
+          <w:b/>
+          <w:sz w:val="21"/>
+        </w:rPr>
+        <w:t xml:space="preserve">크기는 온라인 리두와 정확히 동일.</w:t>
+      </w:r>
+      <w:r>
+        <w:rPr>
+          <w:rFonts w:ascii="맑은 고딕" w:hAnsi="맑은 고딕" w:eastAsia="맑은 고딕"/>
+          <w:sz w:val="21"/>
+        </w:rPr>
+        <w:t xml:space="preserve"> 다르면 오라클이 그 SRL을 쓰지 않고 건너뛴다.</w:t>
       </w:r>
     </w:p>
     <w:p>
@@ -317,16 +632,67 @@
           <w:rFonts w:ascii="맑은 고딕" w:hAnsi="맑은 고딕" w:eastAsia="맑은 고딕"/>
           <w:sz w:val="21"/>
         </w:rPr>
-        <w:t>위반 시 결과가 서로 다르다. **개수 규칙은 어겨도 동작한다.** 실측에서 SRL이 하나만 남은 상태에서도 `USING CURRENT LOGFILE` 적용이 시작됐다. 즉 개수 규칙은 "동작의 최소 요건"이 아니라 "성능과 안정을 위한 권장"이다. 다만 하나뿐이면 그것이 아카이브되는 동안 받을 곳이 없어 전송이 대기하므로 지연이 커진다.</w:t>
+        <w:t xml:space="preserve">위반 시 결과가 서로 다르다. </w:t>
+      </w:r>
+      <w:r>
+        <w:rPr>
+          <w:rFonts w:ascii="맑은 고딕" w:hAnsi="맑은 고딕" w:eastAsia="맑은 고딕"/>
+          <w:b/>
+          <w:sz w:val="21"/>
+        </w:rPr>
+        <w:t xml:space="preserve">개수 규칙은 어겨도 동작한다.</w:t>
+      </w:r>
+      <w:r>
+        <w:rPr>
+          <w:rFonts w:ascii="맑은 고딕" w:hAnsi="맑은 고딕" w:eastAsia="맑은 고딕"/>
+          <w:sz w:val="21"/>
+        </w:rPr>
+        <w:t xml:space="preserve"> 실측에서 SRL이 하나만 남은 상태에서도 </w:t>
+      </w:r>
+      <w:r>
+        <w:rPr>
+          <w:rFonts w:ascii="Consolas" w:hAnsi="Consolas" w:eastAsia="맑은 고딕"/>
+          <w:sz w:val="21"/>
+        </w:rPr>
+        <w:t xml:space="preserve">USING CURRENT LOGFILE</w:t>
+      </w:r>
+      <w:r>
+        <w:rPr>
+          <w:rFonts w:ascii="맑은 고딕" w:hAnsi="맑은 고딕" w:eastAsia="맑은 고딕"/>
+          <w:sz w:val="21"/>
+        </w:rPr>
+        <w:t xml:space="preserve"> 적용이 시작됐다. 즉 개수 규칙은 "동작의 최소 요건"이 아니라 "성능과 안정을 위한 권장"이다. 다만 하나뿐이면 그것이 아카이브되는 동안 받을 곳이 없어 전송이 대기하므로 지연이 커진다.</w:t>
       </w:r>
     </w:p>
     <w:p>
       <w:r>
         <w:rPr>
           <w:rFonts w:ascii="맑은 고딕" w:hAnsi="맑은 고딕" w:eastAsia="맑은 고딕"/>
-          <w:sz w:val="21"/>
-        </w:rPr>
-        <w:t>**크기 규칙은 어기면 그 SRL이 무시된다.** 실측에서 100MB짜리 group 8이 오류 없이 만들어졌다. 생성은 되고 조회하면 목록에도 보이지만 실제로는 쓰이지 않는다. 3장의 `VALID_FOR` 오설정과 같은 성격의 조용한 실패다. 그래서 만든 뒤 반드시 온라인 리두와 크기를 대조해야 한다.</w:t>
+          <w:b/>
+          <w:sz w:val="21"/>
+        </w:rPr>
+        <w:t xml:space="preserve">크기 규칙은 어기면 그 SRL이 무시된다.</w:t>
+      </w:r>
+      <w:r>
+        <w:rPr>
+          <w:rFonts w:ascii="맑은 고딕" w:hAnsi="맑은 고딕" w:eastAsia="맑은 고딕"/>
+          <w:sz w:val="21"/>
+        </w:rPr>
+        <w:t xml:space="preserve"> 실측에서 100MB짜리 group 8이 오류 없이 만들어졌다. 생성은 되고 조회하면 목록에도 보이지만 실제로는 쓰이지 않는다. 3장의 </w:t>
+      </w:r>
+      <w:r>
+        <w:rPr>
+          <w:rFonts w:ascii="Consolas" w:hAnsi="Consolas" w:eastAsia="맑은 고딕"/>
+          <w:sz w:val="21"/>
+        </w:rPr>
+        <w:t xml:space="preserve">VALID_FOR</w:t>
+      </w:r>
+      <w:r>
+        <w:rPr>
+          <w:rFonts w:ascii="맑은 고딕" w:hAnsi="맑은 고딕" w:eastAsia="맑은 고딕"/>
+          <w:sz w:val="21"/>
+        </w:rPr>
+        <w:t xml:space="preserve"> 오설정과 같은 성격의 조용한 실패다. 그래서 만든 뒤 반드시 온라인 리두와 크기를 대조해야 한다.</w:t>
       </w:r>
     </w:p>
     <w:p>
@@ -363,7 +729,22 @@
           <w:rFonts w:ascii="맑은 고딕" w:hAnsi="맑은 고딕" w:eastAsia="맑은 고딕"/>
           <w:sz w:val="21"/>
         </w:rPr>
-        <w:t>FRA가 100퍼센트에 도달하면 아카이브를 쓸 수 없어 로그 전환이 불가능해지고 **Primary가 멈춘다.** 이것은 Data Guard와 무관한 일반적인 성질이다.</w:t>
+        <w:t xml:space="preserve">FRA가 100퍼센트에 도달하면 아카이브를 쓸 수 없어 로그 전환이 불가능해지고 </w:t>
+      </w:r>
+      <w:r>
+        <w:rPr>
+          <w:rFonts w:ascii="맑은 고딕" w:hAnsi="맑은 고딕" w:eastAsia="맑은 고딕"/>
+          <w:b/>
+          <w:sz w:val="21"/>
+        </w:rPr>
+        <w:t xml:space="preserve">Primary가 멈춘다.</w:t>
+      </w:r>
+      <w:r>
+        <w:rPr>
+          <w:rFonts w:ascii="맑은 고딕" w:hAnsi="맑은 고딕" w:eastAsia="맑은 고딕"/>
+          <w:sz w:val="21"/>
+        </w:rPr>
+        <w:t xml:space="preserve"> 이것은 Data Guard와 무관한 일반적인 성질이다.</w:t>
       </w:r>
     </w:p>
     <w:p>
@@ -372,7 +753,22 @@
           <w:rFonts w:ascii="맑은 고딕" w:hAnsi="맑은 고딕" w:eastAsia="맑은 고딕"/>
           <w:sz w:val="21"/>
         </w:rPr>
-        <w:t>Data Guard 환경에서 특히 위험한 이유는 따로 있다. **Standby가 아직 적용하지 않은 아카이브를 오라클이 지우지 않기 때문**이다. FRA는 공간이 부족하면 오래된 파일을 자동으로 정리하지만, Data Guard 구성에서는 "아직 전송·적용되지 않은 아카이브"를 삭제 대상에서 제외한다. 따라서 Standby가 오래 멈춰 있으면 아카이브가 계속 쌓이고 결국 FRA가 차오른다.</w:t>
+        <w:t xml:space="preserve">Data Guard 환경에서 특히 위험한 이유는 따로 있다. </w:t>
+      </w:r>
+      <w:r>
+        <w:rPr>
+          <w:rFonts w:ascii="맑은 고딕" w:hAnsi="맑은 고딕" w:eastAsia="맑은 고딕"/>
+          <w:b/>
+          <w:sz w:val="21"/>
+        </w:rPr>
+        <w:t xml:space="preserve">Standby가 아직 적용하지 않은 아카이브를 오라클이 지우지 않기 때문</w:t>
+      </w:r>
+      <w:r>
+        <w:rPr>
+          <w:rFonts w:ascii="맑은 고딕" w:hAnsi="맑은 고딕" w:eastAsia="맑은 고딕"/>
+          <w:sz w:val="21"/>
+        </w:rPr>
+        <w:t xml:space="preserve">이다. FRA는 공간이 부족하면 오래된 파일을 자동으로 정리하지만, Data Guard 구성에서는 "아직 전송·적용되지 않은 아카이브"를 삭제 대상에서 제외한다. 따라서 Standby가 오래 멈춰 있으면 아카이브가 계속 쌓이고 결국 FRA가 차오른다.</w:t>
       </w:r>
     </w:p>
     <w:p>
@@ -381,7 +777,22 @@
           <w:rFonts w:ascii="맑은 고딕" w:hAnsi="맑은 고딕" w:eastAsia="맑은 고딕"/>
           <w:sz w:val="21"/>
         </w:rPr>
-        <w:t>이것이 중요한 이유는 2장의 결론과 어긋나 보이기 때문이다. 2장에서 "Maximum Performance는 Standby 장애가 Primary에 영향을 주지 않는다"고 했다. 그러나 FRA를 통한 이 경로는 **보호 모드와 무관하게** 작동한다. Maximum Performance에서도 Standby를 며칠 방치하면 Primary가 멈출 수 있다.</w:t>
+        <w:t xml:space="preserve">이것이 중요한 이유는 2장의 결론과 어긋나 보이기 때문이다. 2장에서 "Maximum Performance는 Standby 장애가 Primary에 영향을 주지 않는다"고 했다. 그러나 FRA를 통한 이 경로는 </w:t>
+      </w:r>
+      <w:r>
+        <w:rPr>
+          <w:rFonts w:ascii="맑은 고딕" w:hAnsi="맑은 고딕" w:eastAsia="맑은 고딕"/>
+          <w:b/>
+          <w:sz w:val="21"/>
+        </w:rPr>
+        <w:t xml:space="preserve">보호 모드와 무관하게</w:t>
+      </w:r>
+      <w:r>
+        <w:rPr>
+          <w:rFonts w:ascii="맑은 고딕" w:hAnsi="맑은 고딕" w:eastAsia="맑은 고딕"/>
+          <w:sz w:val="21"/>
+        </w:rPr>
+        <w:t xml:space="preserve"> 작동한다. Maximum Performance에서도 Standby를 며칠 방치하면 Primary가 멈출 수 있다.</w:t>
       </w:r>
     </w:p>
     <w:p>
@@ -427,7 +838,22 @@
           <w:rFonts w:ascii="맑은 고딕" w:hAnsi="맑은 고딕" w:eastAsia="맑은 고딕"/>
           <w:sz w:val="21"/>
         </w:rPr>
-        <w:t>공통점은 **리두 대신 적재된 블록을 Standby로 직접 보낸다**는 것이다. 대량 적재 시 리두를 만들어 보내는 대신 만들어진 블록 자체를 전송하므로, 리두량은 줄면서도 Standby가 같은 데이터를 갖게 된다.</w:t>
+        <w:t xml:space="preserve">공통점은 </w:t>
+      </w:r>
+      <w:r>
+        <w:rPr>
+          <w:rFonts w:ascii="맑은 고딕" w:hAnsi="맑은 고딕" w:eastAsia="맑은 고딕"/>
+          <w:b/>
+          <w:sz w:val="21"/>
+        </w:rPr>
+        <w:t xml:space="preserve">리두 대신 적재된 블록을 Standby로 직접 보낸다</w:t>
+      </w:r>
+      <w:r>
+        <w:rPr>
+          <w:rFonts w:ascii="맑은 고딕" w:hAnsi="맑은 고딕" w:eastAsia="맑은 고딕"/>
+          <w:sz w:val="21"/>
+        </w:rPr>
+        <w:t xml:space="preserve">는 것이다. 대량 적재 시 리두를 만들어 보내는 대신 만들어진 블록 자체를 전송하므로, 리두량은 줄면서도 Standby가 같은 데이터를 갖게 된다.</w:t>
       </w:r>
     </w:p>
     <w:p>
@@ -436,7 +862,37 @@
           <w:rFonts w:ascii="맑은 고딕" w:hAnsi="맑은 고딕" w:eastAsia="맑은 고딕"/>
           <w:sz w:val="21"/>
         </w:rPr>
-        <w:t>차이는 실패했을 때의 행동이다. **`FOR DATA AVAILABILITY`**는 Standby가 블록을 받을 때까지 적재 작업이 기다린다. 보호는 확실하지만 Standby가 느리면 적재도 느려진다. **`FOR LOAD PERFORMANCE`**는 기다리지 않는다. 적재는 빠르지만 Standby가 못 받은 블록은 구멍으로 남는다.</w:t>
+        <w:t xml:space="preserve">차이는 실패했을 때의 행동이다. </w:t>
+      </w:r>
+      <w:r>
+        <w:rPr>
+          <w:rFonts w:ascii="Consolas" w:hAnsi="Consolas" w:eastAsia="맑은 고딕"/>
+          <w:b/>
+          <w:sz w:val="21"/>
+        </w:rPr>
+        <w:t xml:space="preserve">FOR DATA AVAILABILITY</w:t>
+      </w:r>
+      <w:r>
+        <w:rPr>
+          <w:rFonts w:ascii="맑은 고딕" w:hAnsi="맑은 고딕" w:eastAsia="맑은 고딕"/>
+          <w:sz w:val="21"/>
+        </w:rPr>
+        <w:t xml:space="preserve">는 Standby가 블록을 받을 때까지 적재 작업이 기다린다. 보호는 확실하지만 Standby가 느리면 적재도 느려진다. </w:t>
+      </w:r>
+      <w:r>
+        <w:rPr>
+          <w:rFonts w:ascii="Consolas" w:hAnsi="Consolas" w:eastAsia="맑은 고딕"/>
+          <w:b/>
+          <w:sz w:val="21"/>
+        </w:rPr>
+        <w:t xml:space="preserve">FOR LOAD PERFORMANCE</w:t>
+      </w:r>
+      <w:r>
+        <w:rPr>
+          <w:rFonts w:ascii="맑은 고딕" w:hAnsi="맑은 고딕" w:eastAsia="맑은 고딕"/>
+          <w:sz w:val="21"/>
+        </w:rPr>
+        <w:t xml:space="preserve">는 기다리지 않는다. 적재는 빠르지만 Standby가 못 받은 블록은 구멍으로 남는다.</w:t>
       </w:r>
     </w:p>
     <w:p>
@@ -445,16 +901,39 @@
           <w:rFonts w:ascii="맑은 고딕" w:hAnsi="맑은 고딕" w:eastAsia="맑은 고딕"/>
           <w:sz w:val="21"/>
         </w:rPr>
-        <w:t>판단 기준은 한 문장으로 줄일 수 있다. **"Standby가 못 따라올 때 적재를 기다리게 할 것인가, 그냥 진행할 것인가."** 기다리게 하겠다면 DATA AVAILABILITY, 진행하겠다면 LOAD PERFORMANCE, 그런 상황을 아예 만들지 않겠다면 FORCE LOGGING이다.</w:t>
+        <w:t xml:space="preserve">판단 기준은 한 문장으로 줄일 수 있다. </w:t>
+      </w:r>
+      <w:r>
+        <w:rPr>
+          <w:rFonts w:ascii="맑은 고딕" w:hAnsi="맑은 고딕" w:eastAsia="맑은 고딕"/>
+          <w:b/>
+          <w:sz w:val="21"/>
+        </w:rPr>
+        <w:t xml:space="preserve">"Standby가 못 따라올 때 적재를 기다리게 할 것인가, 그냥 진행할 것인가."</w:t>
+      </w:r>
+      <w:r>
+        <w:rPr>
+          <w:rFonts w:ascii="맑은 고딕" w:hAnsi="맑은 고딕" w:eastAsia="맑은 고딕"/>
+          <w:sz w:val="21"/>
+        </w:rPr>
+        <w:t xml:space="preserve"> 기다리게 하겠다면 DATA AVAILABILITY, 진행하겠다면 LOAD PERFORMANCE, 그런 상황을 아예 만들지 않겠다면 FORCE LOGGING이다.</w:t>
       </w:r>
     </w:p>
     <w:p>
       <w:r>
         <w:rPr>
           <w:rFonts w:ascii="맑은 고딕" w:hAnsi="맑은 고딕" w:eastAsia="맑은 고딕"/>
-          <w:sz w:val="21"/>
-        </w:rPr>
-        <w:t>**적용되지 않는 작업**이 있다는 점이 중요하다. 두 모드는 직접 경로 적재처럼 블록을 통째로 만드는 작업에 해당하며, 일반 DML은 원래대로 리두를 남긴다. 따라서 "리두가 너무 많다"는 문제가 일반 DML 때문이라면 이 모드는 답이 되지 않는다.</w:t>
+          <w:b/>
+          <w:sz w:val="21"/>
+        </w:rPr>
+        <w:t xml:space="preserve">적용되지 않는 작업</w:t>
+      </w:r>
+      <w:r>
+        <w:rPr>
+          <w:rFonts w:ascii="맑은 고딕" w:hAnsi="맑은 고딕" w:eastAsia="맑은 고딕"/>
+          <w:sz w:val="21"/>
+        </w:rPr>
+        <w:t xml:space="preserve">이 있다는 점이 중요하다. 두 모드는 직접 경로 적재처럼 블록을 통째로 만드는 작업에 해당하며, 일반 DML은 원래대로 리두를 남긴다. 따라서 "리두가 너무 많다"는 문제가 일반 DML 때문이라면 이 모드는 답이 되지 않는다.</w:t>
       </w:r>
     </w:p>
     <w:p>
@@ -463,7 +942,21 @@
           <w:rFonts w:ascii="맑은 고딕" w:hAnsi="맑은 고딕" w:eastAsia="맑은 고딕"/>
           <w:sz w:val="21"/>
         </w:rPr>
-        <w:t>실측에서 두 모드를 설정하자 `V$DATABASE.FORCE_LOGGING` 열이 YES/NO가 아니라 모드 이름 전체를 담았다. 이 열을 YES/NO로만 판정하는 기존 모니터링 스크립트는 19c에서 확인이 필요하다.</w:t>
+        <w:t xml:space="preserve">실측에서 두 모드를 설정하자 </w:t>
+      </w:r>
+      <w:r>
+        <w:rPr>
+          <w:rFonts w:ascii="Consolas" w:hAnsi="Consolas" w:eastAsia="맑은 고딕"/>
+          <w:sz w:val="21"/>
+        </w:rPr>
+        <w:t xml:space="preserve">V$DATABASE.FORCE_LOGGING</w:t>
+      </w:r>
+      <w:r>
+        <w:rPr>
+          <w:rFonts w:ascii="맑은 고딕" w:hAnsi="맑은 고딕" w:eastAsia="맑은 고딕"/>
+          <w:sz w:val="21"/>
+        </w:rPr>
+        <w:t xml:space="preserve"> 열이 YES/NO가 아니라 모드 이름 전체를 담았다. 이 열을 YES/NO로만 판정하는 기존 모니터링 스크립트는 19c에서 확인이 필요하다.</w:t>
       </w:r>
     </w:p>
     <w:p>
@@ -498,9 +991,60 @@
       <w:r>
         <w:rPr>
           <w:rFonts w:ascii="맑은 고딕" w:hAnsi="맑은 고딕" w:eastAsia="맑은 고딕"/>
-          <w:sz w:val="21"/>
-        </w:rPr>
-        <w:t>**DBCA가 정하고 사실상 되돌릴 수 없는 것**: `DB_NAME`, 문자셋, `DB_BLOCK_SIZE`, PDB 구성, 데이터 파일 경로 방식. **DBCA 이후에 바꾸는 것**: ARCHIVELOG 모드, FORCE LOGGING, Standby Redo Log, Data Guard 파라미터, 보호 모드.</w:t>
+          <w:b/>
+          <w:sz w:val="21"/>
+        </w:rPr>
+        <w:t xml:space="preserve">DBCA가 정하고 사실상 되돌릴 수 없는 것</w:t>
+      </w:r>
+      <w:r>
+        <w:rPr>
+          <w:rFonts w:ascii="맑은 고딕" w:hAnsi="맑은 고딕" w:eastAsia="맑은 고딕"/>
+          <w:sz w:val="21"/>
+        </w:rPr>
+        <w:t xml:space="preserve">: </w:t>
+      </w:r>
+      <w:r>
+        <w:rPr>
+          <w:rFonts w:ascii="Consolas" w:hAnsi="Consolas" w:eastAsia="맑은 고딕"/>
+          <w:sz w:val="21"/>
+        </w:rPr>
+        <w:t xml:space="preserve">DB_NAME</w:t>
+      </w:r>
+      <w:r>
+        <w:rPr>
+          <w:rFonts w:ascii="맑은 고딕" w:hAnsi="맑은 고딕" w:eastAsia="맑은 고딕"/>
+          <w:sz w:val="21"/>
+        </w:rPr>
+        <w:t xml:space="preserve">, 문자셋, </w:t>
+      </w:r>
+      <w:r>
+        <w:rPr>
+          <w:rFonts w:ascii="Consolas" w:hAnsi="Consolas" w:eastAsia="맑은 고딕"/>
+          <w:sz w:val="21"/>
+        </w:rPr>
+        <w:t xml:space="preserve">DB_BLOCK_SIZE</w:t>
+      </w:r>
+      <w:r>
+        <w:rPr>
+          <w:rFonts w:ascii="맑은 고딕" w:hAnsi="맑은 고딕" w:eastAsia="맑은 고딕"/>
+          <w:sz w:val="21"/>
+        </w:rPr>
+        <w:t xml:space="preserve">, PDB 구성, 데이터 파일 경로 방식. </w:t>
+      </w:r>
+      <w:r>
+        <w:rPr>
+          <w:rFonts w:ascii="맑은 고딕" w:hAnsi="맑은 고딕" w:eastAsia="맑은 고딕"/>
+          <w:b/>
+          <w:sz w:val="21"/>
+        </w:rPr>
+        <w:t xml:space="preserve">DBCA 이후에 바꾸는 것</w:t>
+      </w:r>
+      <w:r>
+        <w:rPr>
+          <w:rFonts w:ascii="맑은 고딕" w:hAnsi="맑은 고딕" w:eastAsia="맑은 고딕"/>
+          <w:sz w:val="21"/>
+        </w:rPr>
+        <w:t xml:space="preserve">: ARCHIVELOG 모드, FORCE LOGGING, Standby Redo Log, Data Guard 파라미터, 보호 모드.</w:t>
       </w:r>
     </w:p>
     <w:p>
@@ -509,7 +1053,36 @@
           <w:rFonts w:ascii="맑은 고딕" w:hAnsi="맑은 고딕" w:eastAsia="맑은 고딕"/>
           <w:sz w:val="21"/>
         </w:rPr>
-        <w:t>이 구분이 Data Guard 구축에 중요한 이유는 **1장 실습 05의 점검표와 직결되기 때문**이다. 두 노드가 반드시 일치해야 하는 항목 중 문자셋과 `DB_BLOCK_SIZE`는 생성 시점에 확정된다. 나중에 발견하면 되돌릴 수 없으므로 데이터베이스를 다시 만들어야 한다.</w:t>
+        <w:t xml:space="preserve">이 구분이 Data Guard 구축에 중요한 이유는 </w:t>
+      </w:r>
+      <w:r>
+        <w:rPr>
+          <w:rFonts w:ascii="맑은 고딕" w:hAnsi="맑은 고딕" w:eastAsia="맑은 고딕"/>
+          <w:b/>
+          <w:sz w:val="21"/>
+        </w:rPr>
+        <w:t xml:space="preserve">1장 실습 05의 점검표와 직결되기 때문</w:t>
+      </w:r>
+      <w:r>
+        <w:rPr>
+          <w:rFonts w:ascii="맑은 고딕" w:hAnsi="맑은 고딕" w:eastAsia="맑은 고딕"/>
+          <w:sz w:val="21"/>
+        </w:rPr>
+        <w:t xml:space="preserve">이다. 두 노드가 반드시 일치해야 하는 항목 중 문자셋과 </w:t>
+      </w:r>
+      <w:r>
+        <w:rPr>
+          <w:rFonts w:ascii="Consolas" w:hAnsi="Consolas" w:eastAsia="맑은 고딕"/>
+          <w:sz w:val="21"/>
+        </w:rPr>
+        <w:t xml:space="preserve">DB_BLOCK_SIZE</w:t>
+      </w:r>
+      <w:r>
+        <w:rPr>
+          <w:rFonts w:ascii="맑은 고딕" w:hAnsi="맑은 고딕" w:eastAsia="맑은 고딕"/>
+          <w:sz w:val="21"/>
+        </w:rPr>
+        <w:t xml:space="preserve">는 생성 시점에 확정된다. 나중에 발견하면 되돌릴 수 없으므로 데이터베이스를 다시 만들어야 한다.</w:t>
       </w:r>
     </w:p>
     <w:p>
@@ -518,7 +1091,21 @@
           <w:rFonts w:ascii="맑은 고딕" w:hAnsi="맑은 고딕" w:eastAsia="맑은 고딕"/>
           <w:sz w:val="21"/>
         </w:rPr>
-        <w:t>반대로 뒤의 항목들은 언제든 바꿀 수 있으므로 구축 순서에 여유가 있다. 실습 환경도 `-enableArchive false`로 만든 뒤 4.3절에서 수동으로 켰다. 절차를 눈으로 보기 위한 선택이었지만, 실무에서도 이런 유연성이 도움이 된다.</w:t>
+        <w:t xml:space="preserve">반대로 뒤의 항목들은 언제든 바꿀 수 있으므로 구축 순서에 여유가 있다. 실습 환경도 </w:t>
+      </w:r>
+      <w:r>
+        <w:rPr>
+          <w:rFonts w:ascii="Consolas" w:hAnsi="Consolas" w:eastAsia="맑은 고딕"/>
+          <w:sz w:val="21"/>
+        </w:rPr>
+        <w:t xml:space="preserve">-enableArchive false</w:t>
+      </w:r>
+      <w:r>
+        <w:rPr>
+          <w:rFonts w:ascii="맑은 고딕" w:hAnsi="맑은 고딕" w:eastAsia="맑은 고딕"/>
+          <w:sz w:val="21"/>
+        </w:rPr>
+        <w:t xml:space="preserve">로 만든 뒤 4.3절에서 수동으로 켰다. 절차를 눈으로 보기 위한 선택이었지만, 실무에서도 이런 유연성이 도움이 된다.</w:t>
       </w:r>
     </w:p>
     <w:p>
@@ -527,7 +1114,36 @@
           <w:rFonts w:ascii="맑은 고딕" w:hAnsi="맑은 고딕" w:eastAsia="맑은 고딕"/>
           <w:sz w:val="21"/>
         </w:rPr>
-        <w:t>실무 함의는 이렇다. **Standby를 만들기 전에 "되돌릴 수 없는 것"부터 확정한다.** Primary를 만들 때 문자셋·블록 크기·`DB_NAME`을 신중히 정하고, 그 다음에 ARCHIVELOG·FORCE LOGGING·SRL을 차례로 갖춘다. 순서를 거꾸로 하면 손해가 크다.</w:t>
+        <w:t xml:space="preserve">실무 함의는 이렇다. </w:t>
+      </w:r>
+      <w:r>
+        <w:rPr>
+          <w:rFonts w:ascii="맑은 고딕" w:hAnsi="맑은 고딕" w:eastAsia="맑은 고딕"/>
+          <w:b/>
+          <w:sz w:val="21"/>
+        </w:rPr>
+        <w:t xml:space="preserve">Standby를 만들기 전에 "되돌릴 수 없는 것"부터 확정한다.</w:t>
+      </w:r>
+      <w:r>
+        <w:rPr>
+          <w:rFonts w:ascii="맑은 고딕" w:hAnsi="맑은 고딕" w:eastAsia="맑은 고딕"/>
+          <w:sz w:val="21"/>
+        </w:rPr>
+        <w:t xml:space="preserve"> Primary를 만들 때 문자셋·블록 크기·</w:t>
+      </w:r>
+      <w:r>
+        <w:rPr>
+          <w:rFonts w:ascii="Consolas" w:hAnsi="Consolas" w:eastAsia="맑은 고딕"/>
+          <w:sz w:val="21"/>
+        </w:rPr>
+        <w:t xml:space="preserve">DB_NAME</w:t>
+      </w:r>
+      <w:r>
+        <w:rPr>
+          <w:rFonts w:ascii="맑은 고딕" w:hAnsi="맑은 고딕" w:eastAsia="맑은 고딕"/>
+          <w:sz w:val="21"/>
+        </w:rPr>
+        <w:t xml:space="preserve">을 신중히 정하고, 그 다음에 ARCHIVELOG·FORCE LOGGING·SRL을 차례로 갖춘다. 순서를 거꾸로 하면 손해가 크다.</w:t>
       </w:r>
     </w:p>
     <w:p>
@@ -570,36 +1186,110 @@
       <w:r>
         <w:rPr>
           <w:rFonts w:ascii="맑은 고딕" w:hAnsi="맑은 고딕" w:eastAsia="맑은 고딕"/>
-          <w:sz w:val="21"/>
-        </w:rPr>
-        <w:t>**확인 절차.** 먼저 `SELECT force_logging FROM v$database;`를 실행한다. YES라면 원인이 확정된다. NOLOGGING 지정이 무시되고 있는 것이다. 보조 근거로 `SELECT tablespace_name, force_logging FROM dba_tablespaces;`도 확인해 두면, 테이블스페이스 수준은 NO인데도 리두가 발생하는 이유를 설명할 수 있다.</w:t>
+          <w:b/>
+          <w:sz w:val="21"/>
+        </w:rPr>
+        <w:t xml:space="preserve">확인 절차.</w:t>
+      </w:r>
+      <w:r>
+        <w:rPr>
+          <w:rFonts w:ascii="맑은 고딕" w:hAnsi="맑은 고딕" w:eastAsia="맑은 고딕"/>
+          <w:sz w:val="21"/>
+        </w:rPr>
+        <w:t xml:space="preserve"> 먼저 </w:t>
+      </w:r>
+      <w:r>
+        <w:rPr>
+          <w:rFonts w:ascii="Consolas" w:hAnsi="Consolas" w:eastAsia="맑은 고딕"/>
+          <w:sz w:val="21"/>
+        </w:rPr>
+        <w:t xml:space="preserve">SELECT force_logging FROM v$database;</w:t>
+      </w:r>
+      <w:r>
+        <w:rPr>
+          <w:rFonts w:ascii="맑은 고딕" w:hAnsi="맑은 고딕" w:eastAsia="맑은 고딕"/>
+          <w:sz w:val="21"/>
+        </w:rPr>
+        <w:t xml:space="preserve">를 실행한다. YES라면 원인이 확정된다. NOLOGGING 지정이 무시되고 있는 것이다. 보조 근거로 </w:t>
+      </w:r>
+      <w:r>
+        <w:rPr>
+          <w:rFonts w:ascii="Consolas" w:hAnsi="Consolas" w:eastAsia="맑은 고딕"/>
+          <w:sz w:val="21"/>
+        </w:rPr>
+        <w:t xml:space="preserve">SELECT tablespace_name, force_logging FROM dba_tablespaces;</w:t>
+      </w:r>
+      <w:r>
+        <w:rPr>
+          <w:rFonts w:ascii="맑은 고딕" w:hAnsi="맑은 고딕" w:eastAsia="맑은 고딕"/>
+          <w:sz w:val="21"/>
+        </w:rPr>
+        <w:t xml:space="preserve">도 확인해 두면, 테이블스페이스 수준은 NO인데도 리두가 발생하는 이유를 설명할 수 있다.</w:t>
       </w:r>
     </w:p>
     <w:p>
       <w:r>
         <w:rPr>
           <w:rFonts w:ascii="맑은 고딕" w:hAnsi="맑은 고딕" w:eastAsia="맑은 고딕"/>
-          <w:sz w:val="21"/>
-        </w:rPr>
-        <w:t>**설명.** 4장의 실측이 그대로 답이다. FORCE LOGGING이 켜져 있으면 NOLOGGING CTAS와 LOGGING CTAS의 리두량이 사실상 같다(4,737,636 대 4,693,784). 끄면 106,456바이트로 약 44.5배 줄어든다. 배치가 느려진 것은 리두가 44배 더 발생하기 때문이며 당연한 결과다.</w:t>
+          <w:b/>
+          <w:sz w:val="21"/>
+        </w:rPr>
+        <w:t xml:space="preserve">설명.</w:t>
+      </w:r>
+      <w:r>
+        <w:rPr>
+          <w:rFonts w:ascii="맑은 고딕" w:hAnsi="맑은 고딕" w:eastAsia="맑은 고딕"/>
+          <w:sz w:val="21"/>
+        </w:rPr>
+        <w:t xml:space="preserve"> 4장의 실측이 그대로 답이다. FORCE LOGGING이 켜져 있으면 NOLOGGING CTAS와 LOGGING CTAS의 리두량이 사실상 같다(4,737,636 대 4,693,784). 끄면 106,456바이트로 약 44.5배 줄어든다. 배치가 느려진 것은 리두가 44배 더 발생하기 때문이며 당연한 결과다.</w:t>
       </w:r>
     </w:p>
     <w:p>
       <w:r>
         <w:rPr>
           <w:rFonts w:ascii="맑은 고딕" w:hAnsi="맑은 고딕" w:eastAsia="맑은 고딕"/>
-          <w:sz w:val="21"/>
-        </w:rPr>
-        <w:t>**선택지 셋.** ① 그대로 감수한다. 가장 안전하며 Standby 보호가 완전하다. ② 19c의 `STANDBY NOLOGGING FOR DATA AVAILABILITY`를 검토한다. 리두 대신 블록을 보내므로 리두량이 줄면서 보호도 유지된다. 다만 직접 경로 적재에만 적용된다. ③ 해당 테이블스페이스만 예외로 두고 적재 후 Standby를 복구한다. 운영 부담이 크다.</w:t>
+          <w:b/>
+          <w:sz w:val="21"/>
+        </w:rPr>
+        <w:t xml:space="preserve">선택지 셋.</w:t>
+      </w:r>
+      <w:r>
+        <w:rPr>
+          <w:rFonts w:ascii="맑은 고딕" w:hAnsi="맑은 고딕" w:eastAsia="맑은 고딕"/>
+          <w:sz w:val="21"/>
+        </w:rPr>
+        <w:t xml:space="preserve"> ① 그대로 감수한다. 가장 안전하며 Standby 보호가 완전하다. ② 19c의 </w:t>
+      </w:r>
+      <w:r>
+        <w:rPr>
+          <w:rFonts w:ascii="Consolas" w:hAnsi="Consolas" w:eastAsia="맑은 고딕"/>
+          <w:sz w:val="21"/>
+        </w:rPr>
+        <w:t xml:space="preserve">STANDBY NOLOGGING FOR DATA AVAILABILITY</w:t>
+      </w:r>
+      <w:r>
+        <w:rPr>
+          <w:rFonts w:ascii="맑은 고딕" w:hAnsi="맑은 고딕" w:eastAsia="맑은 고딕"/>
+          <w:sz w:val="21"/>
+        </w:rPr>
+        <w:t xml:space="preserve">를 검토한다. 리두 대신 블록을 보내므로 리두량이 줄면서 보호도 유지된다. 다만 직접 경로 적재에만 적용된다. ③ 해당 테이블스페이스만 예외로 두고 적재 후 Standby를 복구한다. 운영 부담이 크다.</w:t>
       </w:r>
     </w:p>
     <w:p>
       <w:r>
         <w:rPr>
           <w:rFonts w:ascii="맑은 고딕" w:hAnsi="맑은 고딕" w:eastAsia="맑은 고딕"/>
-          <w:sz w:val="21"/>
-        </w:rPr>
-        <w:t>**권고.** ①이 가장 안전하고 ②가 절충이다. 어느 쪽이든 "성능을 위해 보호를 어느 정도 포기한다"는 결정임을 관계자가 알아야 하며, 결정과 근거를 기록으로 남긴다.</w:t>
+          <w:b/>
+          <w:sz w:val="21"/>
+        </w:rPr>
+        <w:t xml:space="preserve">권고.</w:t>
+      </w:r>
+      <w:r>
+        <w:rPr>
+          <w:rFonts w:ascii="맑은 고딕" w:hAnsi="맑은 고딕" w:eastAsia="맑은 고딕"/>
+          <w:sz w:val="21"/>
+        </w:rPr>
+        <w:t xml:space="preserve"> ①이 가장 안전하고 ②가 절충이다. 어느 쪽이든 "성능을 위해 보호를 어느 정도 포기한다"는 결정임을 관계자가 알아야 하며, 결정과 근거를 기록으로 남긴다.</w:t>
       </w:r>
     </w:p>
     <w:p>
@@ -634,45 +1324,113 @@
       <w:r>
         <w:rPr>
           <w:rFonts w:ascii="맑은 고딕" w:hAnsi="맑은 고딕" w:eastAsia="맑은 고딕"/>
-          <w:sz w:val="21"/>
-        </w:rPr>
-        <w:t>**원인은 SRL 크기 불일치다.** 온라인 리두를 200MB에서 500MB로 키웠는데 SRL은 200MB 그대로 남아 있으면, 기존 SRL 전부가 크기 불일치가 되어 오라클이 건너뛴다. 결과적으로 SRL이 하나도 없는 것과 같아지고, 리두는 아카이브가 완료된 뒤에야 넘어오므로 실시간 적용이 멈춘 것처럼 보인다.</w:t>
+          <w:b/>
+          <w:sz w:val="21"/>
+        </w:rPr>
+        <w:t xml:space="preserve">원인은 SRL 크기 불일치다.</w:t>
+      </w:r>
+      <w:r>
+        <w:rPr>
+          <w:rFonts w:ascii="맑은 고딕" w:hAnsi="맑은 고딕" w:eastAsia="맑은 고딕"/>
+          <w:sz w:val="21"/>
+        </w:rPr>
+        <w:t xml:space="preserve"> 온라인 리두를 200MB에서 500MB로 키웠는데 SRL은 200MB 그대로 남아 있으면, 기존 SRL 전부가 크기 불일치가 되어 오라클이 건너뛴다. 결과적으로 SRL이 하나도 없는 것과 같아지고, 리두는 아카이브가 완료된 뒤에야 넘어오므로 실시간 적용이 멈춘 것처럼 보인다.</w:t>
       </w:r>
     </w:p>
     <w:p>
       <w:r>
         <w:rPr>
           <w:rFonts w:ascii="맑은 고딕" w:hAnsi="맑은 고딕" w:eastAsia="맑은 고딕"/>
-          <w:sz w:val="21"/>
-        </w:rPr>
-        <w:t>**오류가 없는 이유**는 오라클이 크기가 맞지 않는 SRL을 오류로 처리하지 않고 조용히 무시하기 때문이다. 4장 실측에서 100MB짜리 SRL이 오류 없이 생성됐던 것과 같은 성질이다.</w:t>
+          <w:b/>
+          <w:sz w:val="21"/>
+        </w:rPr>
+        <w:t xml:space="preserve">오류가 없는 이유</w:t>
+      </w:r>
+      <w:r>
+        <w:rPr>
+          <w:rFonts w:ascii="맑은 고딕" w:hAnsi="맑은 고딕" w:eastAsia="맑은 고딕"/>
+          <w:sz w:val="21"/>
+        </w:rPr>
+        <w:t xml:space="preserve">는 오라클이 크기가 맞지 않는 SRL을 오류로 처리하지 않고 조용히 무시하기 때문이다. 4장 실측에서 100MB짜리 SRL이 오류 없이 생성됐던 것과 같은 성질이다.</w:t>
       </w:r>
     </w:p>
     <w:p>
       <w:r>
         <w:rPr>
           <w:rFonts w:ascii="맑은 고딕" w:hAnsi="맑은 고딕" w:eastAsia="맑은 고딕"/>
-          <w:sz w:val="21"/>
-        </w:rPr>
-        <w:t>**확인 방법.** `SELECT 'srl' t, COUNT(*), MIN(bytes/1024/1024), MAX(bytes/1024/1024) FROM v$standby_log UNION ALL SELECT 'online', COUNT(*), MIN(bytes/1024/1024), MAX(bytes/1024/1024) FROM v$log;` 두 행의 크기가 다르면 확정이다.</w:t>
+          <w:b/>
+          <w:sz w:val="21"/>
+        </w:rPr>
+        <w:t xml:space="preserve">확인 방법.</w:t>
+      </w:r>
+      <w:r>
+        <w:rPr>
+          <w:rFonts w:ascii="맑은 고딕" w:hAnsi="맑은 고딕" w:eastAsia="맑은 고딕"/>
+          <w:sz w:val="21"/>
+        </w:rPr>
+        <w:t xml:space="preserve"> </w:t>
+      </w:r>
+      <w:r>
+        <w:rPr>
+          <w:rFonts w:ascii="Consolas" w:hAnsi="Consolas" w:eastAsia="맑은 고딕"/>
+          <w:sz w:val="21"/>
+        </w:rPr>
+        <w:t xml:space="preserve">SELECT 'srl' t, COUNT(*), MIN(bytes/1024/1024), MAX(bytes/1024/1024) FROM v$standby_log UNION ALL SELECT 'online', COUNT(*), MIN(bytes/1024/1024), MAX(bytes/1024/1024) FROM v$log;</w:t>
+      </w:r>
+      <w:r>
+        <w:rPr>
+          <w:rFonts w:ascii="맑은 고딕" w:hAnsi="맑은 고딕" w:eastAsia="맑은 고딕"/>
+          <w:sz w:val="21"/>
+        </w:rPr>
+        <w:t xml:space="preserve"> 두 행의 크기가 다르면 확정이다.</w:t>
       </w:r>
     </w:p>
     <w:p>
       <w:r>
         <w:rPr>
           <w:rFonts w:ascii="맑은 고딕" w:hAnsi="맑은 고딕" w:eastAsia="맑은 고딕"/>
-          <w:sz w:val="21"/>
-        </w:rPr>
-        <w:t>**조치.** Standby에서 MRP를 멈추고, 기존 SRL을 전부 지운 뒤 500MB로 다시 만든다. 삭제 시 ACTIVE인 것은 ORA-00261로 거부되므로 UNASSIGNED가 될 때까지 기다리거나 수신을 멈춘다. 파일이 디스크에 남으므로 `REUSE`를 주거나 파일을 먼저 지운다. 여러 그룹을 한 문장으로 추가하지 말고 그룹별로 나눈다. 마지막으로 실시간 적용을 재기동하고 두 lag가 0으로 수렴하는지 확인한다.</w:t>
+          <w:b/>
+          <w:sz w:val="21"/>
+        </w:rPr>
+        <w:t xml:space="preserve">조치.</w:t>
+      </w:r>
+      <w:r>
+        <w:rPr>
+          <w:rFonts w:ascii="맑은 고딕" w:hAnsi="맑은 고딕" w:eastAsia="맑은 고딕"/>
+          <w:sz w:val="21"/>
+        </w:rPr>
+        <w:t xml:space="preserve"> Standby에서 MRP를 멈추고, 기존 SRL을 전부 지운 뒤 500MB로 다시 만든다. 삭제 시 ACTIVE인 것은 ORA-00261로 거부되므로 UNASSIGNED가 될 때까지 기다리거나 수신을 멈춘다. 파일이 디스크에 남으므로 </w:t>
+      </w:r>
+      <w:r>
+        <w:rPr>
+          <w:rFonts w:ascii="Consolas" w:hAnsi="Consolas" w:eastAsia="맑은 고딕"/>
+          <w:sz w:val="21"/>
+        </w:rPr>
+        <w:t xml:space="preserve">REUSE</w:t>
+      </w:r>
+      <w:r>
+        <w:rPr>
+          <w:rFonts w:ascii="맑은 고딕" w:hAnsi="맑은 고딕" w:eastAsia="맑은 고딕"/>
+          <w:sz w:val="21"/>
+        </w:rPr>
+        <w:t xml:space="preserve">를 주거나 파일을 먼저 지운다. 여러 그룹을 한 문장으로 추가하지 말고 그룹별로 나눈다. 마지막으로 실시간 적용을 재기동하고 두 lag가 0으로 수렴하는지 확인한다.</w:t>
       </w:r>
     </w:p>
     <w:p>
       <w:r>
         <w:rPr>
           <w:rFonts w:ascii="맑은 고딕" w:hAnsi="맑은 고딕" w:eastAsia="맑은 고딕"/>
-          <w:sz w:val="21"/>
-        </w:rPr>
-        <w:t>**Primary의 SRL도 함께 바꾼다.** 역할 전환 이후를 위해서다.</w:t>
+          <w:b/>
+          <w:sz w:val="21"/>
+        </w:rPr>
+        <w:t xml:space="preserve">Primary의 SRL도 함께 바꾼다.</w:t>
+      </w:r>
+      <w:r>
+        <w:rPr>
+          <w:rFonts w:ascii="맑은 고딕" w:hAnsi="맑은 고딕" w:eastAsia="맑은 고딕"/>
+          <w:sz w:val="21"/>
+        </w:rPr>
+        <w:t xml:space="preserve"> 역할 전환 이후를 위해서다.</w:t>
       </w:r>
     </w:p>
     <w:p>
@@ -716,18 +1474,63 @@
       <w:r>
         <w:rPr>
           <w:rFonts w:ascii="맑은 고딕" w:hAnsi="맑은 고딕" w:eastAsia="맑은 고딕"/>
-          <w:sz w:val="21"/>
-        </w:rPr>
-        <w:t>**MRP를 CANCEL 했는데도 나는 이유**가 핵심이다. **적용(MRP)과 수신(RFS)은 별개의 흐름**이기 때문이다. MRP를 멈추면 적용은 중단되지만, Primary는 계속 리두를 보내고 Standby의 RFS는 계속 받는다. 그래서 해당 SRL이 ACTIVE 상태를 유지한다. 실측에서 CANCEL 직후 조회했을 때 group 4가 여전히 ACTIVE였다.</w:t>
+          <w:b/>
+          <w:sz w:val="21"/>
+        </w:rPr>
+        <w:t xml:space="preserve">MRP를 CANCEL 했는데도 나는 이유</w:t>
+      </w:r>
+      <w:r>
+        <w:rPr>
+          <w:rFonts w:ascii="맑은 고딕" w:hAnsi="맑은 고딕" w:eastAsia="맑은 고딕"/>
+          <w:sz w:val="21"/>
+        </w:rPr>
+        <w:t xml:space="preserve">가 핵심이다. </w:t>
+      </w:r>
+      <w:r>
+        <w:rPr>
+          <w:rFonts w:ascii="맑은 고딕" w:hAnsi="맑은 고딕" w:eastAsia="맑은 고딕"/>
+          <w:b/>
+          <w:sz w:val="21"/>
+        </w:rPr>
+        <w:t xml:space="preserve">적용(MRP)과 수신(RFS)은 별개의 흐름</w:t>
+      </w:r>
+      <w:r>
+        <w:rPr>
+          <w:rFonts w:ascii="맑은 고딕" w:hAnsi="맑은 고딕" w:eastAsia="맑은 고딕"/>
+          <w:sz w:val="21"/>
+        </w:rPr>
+        <w:t xml:space="preserve">이기 때문이다. MRP를 멈추면 적용은 중단되지만, Primary는 계속 리두를 보내고 Standby의 RFS는 계속 받는다. 그래서 해당 SRL이 ACTIVE 상태를 유지한다. 실측에서 CANCEL 직후 조회했을 때 group 4가 여전히 ACTIVE였다.</w:t>
       </w:r>
     </w:p>
     <w:p>
       <w:r>
         <w:rPr>
           <w:rFonts w:ascii="맑은 고딕" w:hAnsi="맑은 고딕" w:eastAsia="맑은 고딕"/>
-          <w:sz w:val="21"/>
-        </w:rPr>
-        <w:t>**조치는 셋 중 하나다.** ① 다른 그룹부터 지운다. UNASSIGNED인 그룹은 문제없이 삭제된다. 실측에서 5·6·7은 지워졌고 4만 남았다. ② 수신을 멈춘다. Primary에서 `LOG_ARCHIVE_DEST_STATE_2`를 DEFER 하면 리두가 오지 않으므로 곧 UNASSIGNED가 된다. 작업 후 ENABLE로 되돌린다. ③ Standby를 마운트 상태로 내린다. 가장 확실하지만 서비스 영향이 크다.</w:t>
+          <w:b/>
+          <w:sz w:val="21"/>
+        </w:rPr>
+        <w:t xml:space="preserve">조치는 셋 중 하나다.</w:t>
+      </w:r>
+      <w:r>
+        <w:rPr>
+          <w:rFonts w:ascii="맑은 고딕" w:hAnsi="맑은 고딕" w:eastAsia="맑은 고딕"/>
+          <w:sz w:val="21"/>
+        </w:rPr>
+        <w:t xml:space="preserve"> ① 다른 그룹부터 지운다. UNASSIGNED인 그룹은 문제없이 삭제된다. 실측에서 5·6·7은 지워졌고 4만 남았다. ② 수신을 멈춘다. Primary에서 </w:t>
+      </w:r>
+      <w:r>
+        <w:rPr>
+          <w:rFonts w:ascii="Consolas" w:hAnsi="Consolas" w:eastAsia="맑은 고딕"/>
+          <w:sz w:val="21"/>
+        </w:rPr>
+        <w:t xml:space="preserve">LOG_ARCHIVE_DEST_STATE_2</w:t>
+      </w:r>
+      <w:r>
+        <w:rPr>
+          <w:rFonts w:ascii="맑은 고딕" w:hAnsi="맑은 고딕" w:eastAsia="맑은 고딕"/>
+          <w:sz w:val="21"/>
+        </w:rPr>
+        <w:t xml:space="preserve">를 DEFER 하면 리두가 오지 않으므로 곧 UNASSIGNED가 된다. 작업 후 ENABLE로 되돌린다. ③ Standby를 마운트 상태로 내린다. 가장 확실하지만 서비스 영향이 크다.</w:t>
       </w:r>
     </w:p>
     <w:p>
@@ -773,25 +1576,106 @@
           <w:rFonts w:ascii="맑은 고딕" w:hAnsi="맑은 고딕" w:eastAsia="맑은 고딕"/>
           <w:sz w:val="21"/>
         </w:rPr>
-        <w:t>ORA-01184는 "logfile group N already exists"다. 실측에서 group 4가 남아 있는 상태로 4·5·6·7을 한 문장에 넣었더니 이 오류가 났고, **그 때문에 5·6·7도 추가되지 않았다.**</w:t>
+        <w:t xml:space="preserve">ORA-01184는 "logfile group N already exists"다. 실측에서 group 4가 남아 있는 상태로 4·5·6·7을 한 문장에 넣었더니 이 오류가 났고, </w:t>
+      </w:r>
+      <w:r>
+        <w:rPr>
+          <w:rFonts w:ascii="맑은 고딕" w:hAnsi="맑은 고딕" w:eastAsia="맑은 고딕"/>
+          <w:b/>
+          <w:sz w:val="21"/>
+        </w:rPr>
+        <w:t xml:space="preserve">그 때문에 5·6·7도 추가되지 않았다.</w:t>
       </w:r>
     </w:p>
     <w:p>
       <w:r>
         <w:rPr>
           <w:rFonts w:ascii="맑은 고딕" w:hAnsi="맑은 고딕" w:eastAsia="맑은 고딕"/>
-          <w:sz w:val="21"/>
-        </w:rPr>
-        <w:t>**원인은 한 문장 안의 여러 그룹이 하나의 단위로 처리된다는 점**이다. 하나가 실패하면 전체가 실패한다. 복구 상황에서 이 성질을 모르면 "분명히 실행했는데 안 만들어졌다"로 헤매게 되고, 조회해 보면 group 4 하나만 있어 더 혼란스럽다.</w:t>
+          <w:b/>
+          <w:sz w:val="21"/>
+        </w:rPr>
+        <w:t xml:space="preserve">원인은 한 문장 안의 여러 그룹이 하나의 단위로 처리된다는 점</w:t>
+      </w:r>
+      <w:r>
+        <w:rPr>
+          <w:rFonts w:ascii="맑은 고딕" w:hAnsi="맑은 고딕" w:eastAsia="맑은 고딕"/>
+          <w:sz w:val="21"/>
+        </w:rPr>
+        <w:t xml:space="preserve">이다. 하나가 실패하면 전체가 실패한다. 복구 상황에서 이 성질을 모르면 "분명히 실행했는데 안 만들어졌다"로 헤매게 되고, 조회해 보면 group 4 하나만 있어 더 혼란스럽다.</w:t>
       </w:r>
     </w:p>
     <w:p>
       <w:r>
         <w:rPr>
           <w:rFonts w:ascii="맑은 고딕" w:hAnsi="맑은 고딕" w:eastAsia="맑은 고딕"/>
-          <w:sz w:val="21"/>
-        </w:rPr>
-        <w:t>**올바른 복구 절차.** ① 현재 상태를 먼저 조회한다. `SELECT group#, bytes/1024/1024 mb, status FROM v$standby_log ORDER BY group#;` 어느 그룹이 있고 어느 것이 없는지 확인한다. ② **없는 그룹만, 하나씩** 추가한다. `ALTER DATABASE ADD STANDBY LOGFILE THREAD 1 GROUP 5 ('...') SIZE 200m REUSE;` ③ `REUSE`를 반드시 준다. 앞서 지운 그룹의 파일이 디스크에 남아 있기 때문이다. ④ 전부 추가한 뒤 개수와 크기를 대조한다. ⑤ 실시간 적용을 재기동하고 두 lag가 0으로 수렴하는지 확인한다.</w:t>
+          <w:b/>
+          <w:sz w:val="21"/>
+        </w:rPr>
+        <w:t xml:space="preserve">올바른 복구 절차.</w:t>
+      </w:r>
+      <w:r>
+        <w:rPr>
+          <w:rFonts w:ascii="맑은 고딕" w:hAnsi="맑은 고딕" w:eastAsia="맑은 고딕"/>
+          <w:sz w:val="21"/>
+        </w:rPr>
+        <w:t xml:space="preserve"> ① 현재 상태를 먼저 조회한다. </w:t>
+      </w:r>
+      <w:r>
+        <w:rPr>
+          <w:rFonts w:ascii="Consolas" w:hAnsi="Consolas" w:eastAsia="맑은 고딕"/>
+          <w:sz w:val="21"/>
+        </w:rPr>
+        <w:t xml:space="preserve">SELECT group#, bytes/1024/1024 mb, status FROM v$standby_log ORDER BY group#;</w:t>
+      </w:r>
+      <w:r>
+        <w:rPr>
+          <w:rFonts w:ascii="맑은 고딕" w:hAnsi="맑은 고딕" w:eastAsia="맑은 고딕"/>
+          <w:sz w:val="21"/>
+        </w:rPr>
+        <w:t xml:space="preserve"> 어느 그룹이 있고 어느 것이 없는지 확인한다. ② </w:t>
+      </w:r>
+      <w:r>
+        <w:rPr>
+          <w:rFonts w:ascii="맑은 고딕" w:hAnsi="맑은 고딕" w:eastAsia="맑은 고딕"/>
+          <w:b/>
+          <w:sz w:val="21"/>
+        </w:rPr>
+        <w:t xml:space="preserve">없는 그룹만, 하나씩</w:t>
+      </w:r>
+      <w:r>
+        <w:rPr>
+          <w:rFonts w:ascii="맑은 고딕" w:hAnsi="맑은 고딕" w:eastAsia="맑은 고딕"/>
+          <w:sz w:val="21"/>
+        </w:rPr>
+        <w:t xml:space="preserve"> 추가한다. </w:t>
+      </w:r>
+      <w:r>
+        <w:rPr>
+          <w:rFonts w:ascii="Consolas" w:hAnsi="Consolas" w:eastAsia="맑은 고딕"/>
+          <w:sz w:val="21"/>
+        </w:rPr>
+        <w:t xml:space="preserve">ALTER DATABASE ADD STANDBY LOGFILE THREAD 1 GROUP 5 ('...') SIZE 200m REUSE;</w:t>
+      </w:r>
+      <w:r>
+        <w:rPr>
+          <w:rFonts w:ascii="맑은 고딕" w:hAnsi="맑은 고딕" w:eastAsia="맑은 고딕"/>
+          <w:sz w:val="21"/>
+        </w:rPr>
+        <w:t xml:space="preserve"> ③ </w:t>
+      </w:r>
+      <w:r>
+        <w:rPr>
+          <w:rFonts w:ascii="Consolas" w:hAnsi="Consolas" w:eastAsia="맑은 고딕"/>
+          <w:sz w:val="21"/>
+        </w:rPr>
+        <w:t xml:space="preserve">REUSE</w:t>
+      </w:r>
+      <w:r>
+        <w:rPr>
+          <w:rFonts w:ascii="맑은 고딕" w:hAnsi="맑은 고딕" w:eastAsia="맑은 고딕"/>
+          <w:sz w:val="21"/>
+        </w:rPr>
+        <w:t xml:space="preserve">를 반드시 준다. 앞서 지운 그룹의 파일이 디스크에 남아 있기 때문이다. ④ 전부 추가한 뒤 개수와 크기를 대조한다. ⑤ 실시간 적용을 재기동하고 두 lag가 0으로 수렴하는지 확인한다.</w:t>
       </w:r>
     </w:p>
     <w:p>
@@ -800,7 +1684,22 @@
           <w:rFonts w:ascii="맑은 고딕" w:hAnsi="맑은 고딕" w:eastAsia="맑은 고딕"/>
           <w:sz w:val="21"/>
         </w:rPr>
-        <w:t>예방책은 간단하다. **추가 문장은 항상 그룹별로 나눈다.** 타이핑이 늘어나지만 부분 실패를 정확히 알 수 있다.</w:t>
+        <w:t xml:space="preserve">예방책은 간단하다. </w:t>
+      </w:r>
+      <w:r>
+        <w:rPr>
+          <w:rFonts w:ascii="맑은 고딕" w:hAnsi="맑은 고딕" w:eastAsia="맑은 고딕"/>
+          <w:b/>
+          <w:sz w:val="21"/>
+        </w:rPr>
+        <w:t xml:space="preserve">추가 문장은 항상 그룹별로 나눈다.</w:t>
+      </w:r>
+      <w:r>
+        <w:rPr>
+          <w:rFonts w:ascii="맑은 고딕" w:hAnsi="맑은 고딕" w:eastAsia="맑은 고딕"/>
+          <w:sz w:val="21"/>
+        </w:rPr>
+        <w:t xml:space="preserve"> 타이핑이 늘어나지만 부분 실패를 정확히 알 수 있다.</w:t>
       </w:r>
     </w:p>
     <w:p>
@@ -844,27 +1743,107 @@
       <w:r>
         <w:rPr>
           <w:rFonts w:ascii="맑은 고딕" w:hAnsi="맑은 고딕" w:eastAsia="맑은 고딕"/>
-          <w:sz w:val="21"/>
-        </w:rPr>
-        <w:t>**원인은 적용 방식을 겹쳐 실행한 것이다.** 실시간 적용(`USING CURRENT LOGFILE`)과 일반 적용은 동시에 돌 수 없다. 실측에서 실시간 적용을 시작한 뒤 그 절 없이 다시 시작하려다 이 오류가 났다. 반대 순서도 마찬가지다.</w:t>
+          <w:b/>
+          <w:sz w:val="21"/>
+        </w:rPr>
+        <w:t xml:space="preserve">원인은 적용 방식을 겹쳐 실행한 것이다.</w:t>
+      </w:r>
+      <w:r>
+        <w:rPr>
+          <w:rFonts w:ascii="맑은 고딕" w:hAnsi="맑은 고딕" w:eastAsia="맑은 고딕"/>
+          <w:sz w:val="21"/>
+        </w:rPr>
+        <w:t xml:space="preserve"> 실시간 적용(</w:t>
+      </w:r>
+      <w:r>
+        <w:rPr>
+          <w:rFonts w:ascii="Consolas" w:hAnsi="Consolas" w:eastAsia="맑은 고딕"/>
+          <w:sz w:val="21"/>
+        </w:rPr>
+        <w:t xml:space="preserve">USING CURRENT LOGFILE</w:t>
+      </w:r>
+      <w:r>
+        <w:rPr>
+          <w:rFonts w:ascii="맑은 고딕" w:hAnsi="맑은 고딕" w:eastAsia="맑은 고딕"/>
+          <w:sz w:val="21"/>
+        </w:rPr>
+        <w:t xml:space="preserve">)과 일반 적용은 동시에 돌 수 없다. 실측에서 실시간 적용을 시작한 뒤 그 절 없이 다시 시작하려다 이 오류가 났다. 반대 순서도 마찬가지다.</w:t>
       </w:r>
     </w:p>
     <w:p>
       <w:r>
         <w:rPr>
           <w:rFonts w:ascii="맑은 고딕" w:hAnsi="맑은 고딕" w:eastAsia="맑은 고딕"/>
-          <w:sz w:val="21"/>
-        </w:rPr>
-        <w:t>**조치는 먼저 CANCEL 하는 것이다.** `ALTER DATABASE RECOVER MANAGED STANDBY DATABASE CANCEL;`을 실행해 현재 적용을 멈춘 뒤, 원하는 방식으로 다시 시작한다.</w:t>
+          <w:b/>
+          <w:sz w:val="21"/>
+        </w:rPr>
+        <w:t xml:space="preserve">조치는 먼저 CANCEL 하는 것이다.</w:t>
+      </w:r>
+      <w:r>
+        <w:rPr>
+          <w:rFonts w:ascii="맑은 고딕" w:hAnsi="맑은 고딕" w:eastAsia="맑은 고딕"/>
+          <w:sz w:val="21"/>
+        </w:rPr>
+        <w:t xml:space="preserve"> </w:t>
+      </w:r>
+      <w:r>
+        <w:rPr>
+          <w:rFonts w:ascii="Consolas" w:hAnsi="Consolas" w:eastAsia="맑은 고딕"/>
+          <w:sz w:val="21"/>
+        </w:rPr>
+        <w:t xml:space="preserve">ALTER DATABASE RECOVER MANAGED STANDBY DATABASE CANCEL;</w:t>
+      </w:r>
+      <w:r>
+        <w:rPr>
+          <w:rFonts w:ascii="맑은 고딕" w:hAnsi="맑은 고딕" w:eastAsia="맑은 고딕"/>
+          <w:sz w:val="21"/>
+        </w:rPr>
+        <w:t xml:space="preserve">을 실행해 현재 적용을 멈춘 뒤, 원하는 방식으로 다시 시작한다.</w:t>
       </w:r>
     </w:p>
     <w:p>
       <w:r>
         <w:rPr>
           <w:rFonts w:ascii="맑은 고딕" w:hAnsi="맑은 고딕" w:eastAsia="맑은 고딕"/>
-          <w:sz w:val="21"/>
-        </w:rPr>
-        <w:t>**피하는 습관.** ① 적용을 시작하기 전에 `SELECT process, status FROM v$managed_standby WHERE process='MRP0';`로 이미 돌고 있는지 확인한다. ② 스크립트를 만들 때 시작 명령 앞에 항상 CANCEL을 넣는다. 이미 멈춰 있으면 CANCEL이 오류를 내지만 무시해도 되므로 `WHENEVER SQLERROR CONTINUE`와 함께 쓰면 안전하다. ③ 적용 방식을 문서로 정해 두고 팀 전체가 같은 방식을 쓴다. 어떤 사람은 실시간, 어떤 사람은 일반으로 시작하면 이 오류가 반복된다.</w:t>
+          <w:b/>
+          <w:sz w:val="21"/>
+        </w:rPr>
+        <w:t xml:space="preserve">피하는 습관.</w:t>
+      </w:r>
+      <w:r>
+        <w:rPr>
+          <w:rFonts w:ascii="맑은 고딕" w:hAnsi="맑은 고딕" w:eastAsia="맑은 고딕"/>
+          <w:sz w:val="21"/>
+        </w:rPr>
+        <w:t xml:space="preserve"> ① 적용을 시작하기 전에 </w:t>
+      </w:r>
+      <w:r>
+        <w:rPr>
+          <w:rFonts w:ascii="Consolas" w:hAnsi="Consolas" w:eastAsia="맑은 고딕"/>
+          <w:sz w:val="21"/>
+        </w:rPr>
+        <w:t xml:space="preserve">SELECT process, status FROM v$managed_standby WHERE process='MRP0';</w:t>
+      </w:r>
+      <w:r>
+        <w:rPr>
+          <w:rFonts w:ascii="맑은 고딕" w:hAnsi="맑은 고딕" w:eastAsia="맑은 고딕"/>
+          <w:sz w:val="21"/>
+        </w:rPr>
+        <w:t xml:space="preserve">로 이미 돌고 있는지 확인한다. ② 스크립트를 만들 때 시작 명령 앞에 항상 CANCEL을 넣는다. 이미 멈춰 있으면 CANCEL이 오류를 내지만 무시해도 되므로 </w:t>
+      </w:r>
+      <w:r>
+        <w:rPr>
+          <w:rFonts w:ascii="Consolas" w:hAnsi="Consolas" w:eastAsia="맑은 고딕"/>
+          <w:sz w:val="21"/>
+        </w:rPr>
+        <w:t xml:space="preserve">WHENEVER SQLERROR CONTINUE</w:t>
+      </w:r>
+      <w:r>
+        <w:rPr>
+          <w:rFonts w:ascii="맑은 고딕" w:hAnsi="맑은 고딕" w:eastAsia="맑은 고딕"/>
+          <w:sz w:val="21"/>
+        </w:rPr>
+        <w:t xml:space="preserve">와 함께 쓰면 안전하다. ③ 적용 방식을 문서로 정해 두고 팀 전체가 같은 방식을 쓴다. 어떤 사람은 실시간, 어떤 사람은 일반으로 시작하면 이 오류가 반복된다.</w:t>
       </w:r>
     </w:p>
     <w:p>
@@ -908,27 +1887,162 @@
       <w:r>
         <w:rPr>
           <w:rFonts w:ascii="맑은 고딕" w:hAnsi="맑은 고딕" w:eastAsia="맑은 고딕"/>
-          <w:sz w:val="21"/>
-        </w:rPr>
-        <w:t>**원인은 `/etc/oratab`에 같은 SID가 이미 등록되어 있었기 때문**이다. DBCA는 oratab을 읽어 중복을 검사하며, 실제 인스턴스가 없어도 항목만 있으면 중복으로 판단한다.</w:t>
+          <w:b/>
+          <w:sz w:val="21"/>
+        </w:rPr>
+        <w:t xml:space="preserve">원인은 </w:t>
+      </w:r>
+      <w:r>
+        <w:rPr>
+          <w:rFonts w:ascii="Consolas" w:hAnsi="Consolas" w:eastAsia="맑은 고딕"/>
+          <w:b/>
+          <w:sz w:val="21"/>
+        </w:rPr>
+        <w:t xml:space="preserve">/etc/oratab</w:t>
+      </w:r>
+      <w:r>
+        <w:rPr>
+          <w:rFonts w:ascii="맑은 고딕" w:hAnsi="맑은 고딕" w:eastAsia="맑은 고딕"/>
+          <w:b/>
+          <w:sz w:val="21"/>
+        </w:rPr>
+        <w:t xml:space="preserve">에 같은 SID가 이미 등록되어 있었기 때문</w:t>
+      </w:r>
+      <w:r>
+        <w:rPr>
+          <w:rFonts w:ascii="맑은 고딕" w:hAnsi="맑은 고딕" w:eastAsia="맑은 고딕"/>
+          <w:sz w:val="21"/>
+        </w:rPr>
+        <w:t xml:space="preserve">이다. DBCA는 oratab을 읽어 중복을 검사하며, 실제 인스턴스가 없어도 항목만 있으면 중복으로 판단한다.</w:t>
       </w:r>
     </w:p>
     <w:p>
       <w:r>
         <w:rPr>
           <w:rFonts w:ascii="맑은 고딕" w:hAnsi="맑은 고딕" w:eastAsia="맑은 고딕"/>
-          <w:sz w:val="21"/>
-        </w:rPr>
-        <w:t>**조치는 oratab에서 해당 항목을 지우는 것이다.** `sed -i '/^chicago:/d' /etc/oratab` 후 다시 실행하면 정상 진행된다. **oratab 등록은 DBCA에게 맡겨야 한다.** 생성이 끝나면 DBCA가 스스로 `chicago:/u01/app/oracle/product/19.3.0/dbhome_1:N` 형태로 등록한다. 미리 넣어 둘 필요가 없다.</w:t>
+          <w:b/>
+          <w:sz w:val="21"/>
+        </w:rPr>
+        <w:t xml:space="preserve">조치는 oratab에서 해당 항목을 지우는 것이다.</w:t>
+      </w:r>
+      <w:r>
+        <w:rPr>
+          <w:rFonts w:ascii="맑은 고딕" w:hAnsi="맑은 고딕" w:eastAsia="맑은 고딕"/>
+          <w:sz w:val="21"/>
+        </w:rPr>
+        <w:t xml:space="preserve"> </w:t>
+      </w:r>
+      <w:r>
+        <w:rPr>
+          <w:rFonts w:ascii="Consolas" w:hAnsi="Consolas" w:eastAsia="맑은 고딕"/>
+          <w:sz w:val="21"/>
+        </w:rPr>
+        <w:t xml:space="preserve">sed -i '/^chicago:/d' /etc/oratab</w:t>
+      </w:r>
+      <w:r>
+        <w:rPr>
+          <w:rFonts w:ascii="맑은 고딕" w:hAnsi="맑은 고딕" w:eastAsia="맑은 고딕"/>
+          <w:sz w:val="21"/>
+        </w:rPr>
+        <w:t xml:space="preserve"> 후 다시 실행하면 정상 진행된다. </w:t>
+      </w:r>
+      <w:r>
+        <w:rPr>
+          <w:rFonts w:ascii="맑은 고딕" w:hAnsi="맑은 고딕" w:eastAsia="맑은 고딕"/>
+          <w:b/>
+          <w:sz w:val="21"/>
+        </w:rPr>
+        <w:t xml:space="preserve">oratab 등록은 DBCA에게 맡겨야 한다.</w:t>
+      </w:r>
+      <w:r>
+        <w:rPr>
+          <w:rFonts w:ascii="맑은 고딕" w:hAnsi="맑은 고딕" w:eastAsia="맑은 고딕"/>
+          <w:sz w:val="21"/>
+        </w:rPr>
+        <w:t xml:space="preserve"> 생성이 끝나면 DBCA가 스스로 </w:t>
+      </w:r>
+      <w:r>
+        <w:rPr>
+          <w:rFonts w:ascii="Consolas" w:hAnsi="Consolas" w:eastAsia="맑은 고딕"/>
+          <w:sz w:val="21"/>
+        </w:rPr>
+        <w:t xml:space="preserve">chicago:/u01/app/oracle/product/19.3.0/dbhome_1:N</w:t>
+      </w:r>
+      <w:r>
+        <w:rPr>
+          <w:rFonts w:ascii="맑은 고딕" w:hAnsi="맑은 고딕" w:eastAsia="맑은 고딕"/>
+          <w:sz w:val="21"/>
+        </w:rPr>
+        <w:t xml:space="preserve"> 형태로 등록한다. 미리 넣어 둘 필요가 없다.</w:t>
       </w:r>
     </w:p>
     <w:p>
       <w:r>
         <w:rPr>
-          <w:rFonts w:ascii="맑은 고딕" w:hAnsi="맑은 고딕" w:eastAsia="맑은 고딕"/>
-          <w:sz w:val="21"/>
-        </w:rPr>
-        <w:t>**`[WARNING]`과 `[FATAL]` 구분.** 실측에서 두 메시지가 연달아 나왔다. `[WARNING] [DBT-10328]`은 "GDB 이름이 충돌할 수 있다"는 경고로 진행을 막지 않는다. `[FATAL] [DBT-10317]`은 "SID가 이미 존재한다"는 치명적 오류로 즉시 중단시킨다.</w:t>
+          <w:rFonts w:ascii="Consolas" w:hAnsi="Consolas" w:eastAsia="맑은 고딕"/>
+          <w:b/>
+          <w:sz w:val="21"/>
+        </w:rPr>
+        <w:t xml:space="preserve">[WARNING]</w:t>
+      </w:r>
+      <w:r>
+        <w:rPr>
+          <w:rFonts w:ascii="맑은 고딕" w:hAnsi="맑은 고딕" w:eastAsia="맑은 고딕"/>
+          <w:b/>
+          <w:sz w:val="21"/>
+        </w:rPr>
+        <w:t xml:space="preserve">과 </w:t>
+      </w:r>
+      <w:r>
+        <w:rPr>
+          <w:rFonts w:ascii="Consolas" w:hAnsi="Consolas" w:eastAsia="맑은 고딕"/>
+          <w:b/>
+          <w:sz w:val="21"/>
+        </w:rPr>
+        <w:t xml:space="preserve">[FATAL]</w:t>
+      </w:r>
+      <w:r>
+        <w:rPr>
+          <w:rFonts w:ascii="맑은 고딕" w:hAnsi="맑은 고딕" w:eastAsia="맑은 고딕"/>
+          <w:b/>
+          <w:sz w:val="21"/>
+        </w:rPr>
+        <w:t xml:space="preserve"> 구분.</w:t>
+      </w:r>
+      <w:r>
+        <w:rPr>
+          <w:rFonts w:ascii="맑은 고딕" w:hAnsi="맑은 고딕" w:eastAsia="맑은 고딕"/>
+          <w:sz w:val="21"/>
+        </w:rPr>
+        <w:t xml:space="preserve"> 실측에서 두 메시지가 연달아 나왔다. </w:t>
+      </w:r>
+      <w:r>
+        <w:rPr>
+          <w:rFonts w:ascii="Consolas" w:hAnsi="Consolas" w:eastAsia="맑은 고딕"/>
+          <w:sz w:val="21"/>
+        </w:rPr>
+        <w:t xml:space="preserve">[WARNING] [DBT-10328]</w:t>
+      </w:r>
+      <w:r>
+        <w:rPr>
+          <w:rFonts w:ascii="맑은 고딕" w:hAnsi="맑은 고딕" w:eastAsia="맑은 고딕"/>
+          <w:sz w:val="21"/>
+        </w:rPr>
+        <w:t xml:space="preserve">은 "GDB 이름이 충돌할 수 있다"는 경고로 진행을 막지 않는다. </w:t>
+      </w:r>
+      <w:r>
+        <w:rPr>
+          <w:rFonts w:ascii="Consolas" w:hAnsi="Consolas" w:eastAsia="맑은 고딕"/>
+          <w:sz w:val="21"/>
+        </w:rPr>
+        <w:t xml:space="preserve">[FATAL] [DBT-10317]</w:t>
+      </w:r>
+      <w:r>
+        <w:rPr>
+          <w:rFonts w:ascii="맑은 고딕" w:hAnsi="맑은 고딕" w:eastAsia="맑은 고딕"/>
+          <w:sz w:val="21"/>
+        </w:rPr>
+        <w:t xml:space="preserve">은 "SID가 이미 존재한다"는 치명적 오류로 즉시 중단시킨다.</w:t>
       </w:r>
     </w:p>
     <w:p>
@@ -937,7 +2051,44 @@
           <w:rFonts w:ascii="맑은 고딕" w:hAnsi="맑은 고딕" w:eastAsia="맑은 고딕"/>
           <w:sz w:val="21"/>
         </w:rPr>
-        <w:t>로그를 읽을 때 요령은 이렇다. **`[FATAL]`을 먼저 찾는다.** 그것이 실제 중단 원인이다. `[WARNING]`은 참고 사항이며 여러 개가 나와도 진행에는 영향이 없다. 실제로 비밀번호 관련 DBT-06208 경고는 세 개나 나왔지만 생성은 정상적으로 끝났다.</w:t>
+        <w:t xml:space="preserve">로그를 읽을 때 요령은 이렇다. </w:t>
+      </w:r>
+      <w:r>
+        <w:rPr>
+          <w:rFonts w:ascii="Consolas" w:hAnsi="Consolas" w:eastAsia="맑은 고딕"/>
+          <w:b/>
+          <w:sz w:val="21"/>
+        </w:rPr>
+        <w:t xml:space="preserve">[FATAL]</w:t>
+      </w:r>
+      <w:r>
+        <w:rPr>
+          <w:rFonts w:ascii="맑은 고딕" w:hAnsi="맑은 고딕" w:eastAsia="맑은 고딕"/>
+          <w:b/>
+          <w:sz w:val="21"/>
+        </w:rPr>
+        <w:t xml:space="preserve">을 먼저 찾는다.</w:t>
+      </w:r>
+      <w:r>
+        <w:rPr>
+          <w:rFonts w:ascii="맑은 고딕" w:hAnsi="맑은 고딕" w:eastAsia="맑은 고딕"/>
+          <w:sz w:val="21"/>
+        </w:rPr>
+        <w:t xml:space="preserve"> 그것이 실제 중단 원인이다. </w:t>
+      </w:r>
+      <w:r>
+        <w:rPr>
+          <w:rFonts w:ascii="Consolas" w:hAnsi="Consolas" w:eastAsia="맑은 고딕"/>
+          <w:sz w:val="21"/>
+        </w:rPr>
+        <w:t xml:space="preserve">[WARNING]</w:t>
+      </w:r>
+      <w:r>
+        <w:rPr>
+          <w:rFonts w:ascii="맑은 고딕" w:hAnsi="맑은 고딕" w:eastAsia="맑은 고딕"/>
+          <w:sz w:val="21"/>
+        </w:rPr>
+        <w:t xml:space="preserve">은 참고 사항이며 여러 개가 나와도 진행에는 영향이 없다. 실제로 비밀번호 관련 DBT-06208 경고는 세 개나 나왔지만 생성은 정상적으로 끝났다.</w:t>
       </w:r>
     </w:p>
     <w:p>
@@ -989,81 +2140,321 @@
       <w:r>
         <w:rPr>
           <w:rFonts w:ascii="맑은 고딕" w:hAnsi="맑은 고딕" w:eastAsia="맑은 고딕"/>
-          <w:sz w:val="21"/>
-        </w:rPr>
-        <w:t>**① ARCHIVELOG 모드.** `SELECT log_mode FROM v$database;` → ARCHIVELOG. 아니면 마운트 상태에서 전환한다.</w:t>
+          <w:b/>
+          <w:sz w:val="21"/>
+        </w:rPr>
+        <w:t xml:space="preserve">① ARCHIVELOG 모드.</w:t>
+      </w:r>
+      <w:r>
+        <w:rPr>
+          <w:rFonts w:ascii="맑은 고딕" w:hAnsi="맑은 고딕" w:eastAsia="맑은 고딕"/>
+          <w:sz w:val="21"/>
+        </w:rPr>
+        <w:t xml:space="preserve"> </w:t>
+      </w:r>
+      <w:r>
+        <w:rPr>
+          <w:rFonts w:ascii="Consolas" w:hAnsi="Consolas" w:eastAsia="맑은 고딕"/>
+          <w:sz w:val="21"/>
+        </w:rPr>
+        <w:t xml:space="preserve">SELECT log_mode FROM v$database;</w:t>
+      </w:r>
+      <w:r>
+        <w:rPr>
+          <w:rFonts w:ascii="맑은 고딕" w:hAnsi="맑은 고딕" w:eastAsia="맑은 고딕"/>
+          <w:sz w:val="21"/>
+        </w:rPr>
+        <w:t xml:space="preserve"> → ARCHIVELOG. 아니면 마운트 상태에서 전환한다.</w:t>
       </w:r>
     </w:p>
     <w:p>
       <w:r>
         <w:rPr>
           <w:rFonts w:ascii="맑은 고딕" w:hAnsi="맑은 고딕" w:eastAsia="맑은 고딕"/>
-          <w:sz w:val="21"/>
-        </w:rPr>
-        <w:t>**② FORCE LOGGING.** `SELECT force_logging FROM v$database;` → YES. 19c에서는 STANDBY NOLOGGING 모드 이름이 들어갈 수 있으므로 YES가 아닌 값도 확인한다.</w:t>
+          <w:b/>
+          <w:sz w:val="21"/>
+        </w:rPr>
+        <w:t xml:space="preserve">② FORCE LOGGING.</w:t>
+      </w:r>
+      <w:r>
+        <w:rPr>
+          <w:rFonts w:ascii="맑은 고딕" w:hAnsi="맑은 고딕" w:eastAsia="맑은 고딕"/>
+          <w:sz w:val="21"/>
+        </w:rPr>
+        <w:t xml:space="preserve"> </w:t>
+      </w:r>
+      <w:r>
+        <w:rPr>
+          <w:rFonts w:ascii="Consolas" w:hAnsi="Consolas" w:eastAsia="맑은 고딕"/>
+          <w:sz w:val="21"/>
+        </w:rPr>
+        <w:t xml:space="preserve">SELECT force_logging FROM v$database;</w:t>
+      </w:r>
+      <w:r>
+        <w:rPr>
+          <w:rFonts w:ascii="맑은 고딕" w:hAnsi="맑은 고딕" w:eastAsia="맑은 고딕"/>
+          <w:sz w:val="21"/>
+        </w:rPr>
+        <w:t xml:space="preserve"> → YES. 19c에서는 STANDBY NOLOGGING 모드 이름이 들어갈 수 있으므로 YES가 아닌 값도 확인한다.</w:t>
       </w:r>
     </w:p>
     <w:p>
       <w:r>
         <w:rPr>
           <w:rFonts w:ascii="맑은 고딕" w:hAnsi="맑은 고딕" w:eastAsia="맑은 고딕"/>
-          <w:sz w:val="21"/>
-        </w:rPr>
-        <w:t>**③ FRA 여유.** `SELECT name, space_limit/1024/1024, space_used/1024/1024, ROUND(space_used/space_limit*100,2) FROM v$recovery_file_dest;` → 여유 있음. 실습 환경은 1.49퍼센트였다.</w:t>
+          <w:b/>
+          <w:sz w:val="21"/>
+        </w:rPr>
+        <w:t xml:space="preserve">③ FRA 여유.</w:t>
+      </w:r>
+      <w:r>
+        <w:rPr>
+          <w:rFonts w:ascii="맑은 고딕" w:hAnsi="맑은 고딕" w:eastAsia="맑은 고딕"/>
+          <w:sz w:val="21"/>
+        </w:rPr>
+        <w:t xml:space="preserve"> </w:t>
+      </w:r>
+      <w:r>
+        <w:rPr>
+          <w:rFonts w:ascii="Consolas" w:hAnsi="Consolas" w:eastAsia="맑은 고딕"/>
+          <w:sz w:val="21"/>
+        </w:rPr>
+        <w:t xml:space="preserve">SELECT name, space_limit/1024/1024, space_used/1024/1024, ROUND(space_used/space_limit*100,2) FROM v$recovery_file_dest;</w:t>
+      </w:r>
+      <w:r>
+        <w:rPr>
+          <w:rFonts w:ascii="맑은 고딕" w:hAnsi="맑은 고딕" w:eastAsia="맑은 고딕"/>
+          <w:sz w:val="21"/>
+        </w:rPr>
+        <w:t xml:space="preserve"> → 여유 있음. 실습 환경은 1.49퍼센트였다.</w:t>
       </w:r>
     </w:p>
     <w:p>
       <w:r>
         <w:rPr>
           <w:rFonts w:ascii="맑은 고딕" w:hAnsi="맑은 고딕" w:eastAsia="맑은 고딕"/>
-          <w:sz w:val="21"/>
-        </w:rPr>
-        <w:t>**④ SRL 개수와 크기.** `SELECT COUNT(*), MIN(bytes/1024/1024), MAX(bytes/1024/1024) FROM v$standby_log;`를 `V$LOG`와 대조 → 개수는 온라인 + 1 이상, MIN=MAX=온라인 크기.</w:t>
+          <w:b/>
+          <w:sz w:val="21"/>
+        </w:rPr>
+        <w:t xml:space="preserve">④ SRL 개수와 크기.</w:t>
+      </w:r>
+      <w:r>
+        <w:rPr>
+          <w:rFonts w:ascii="맑은 고딕" w:hAnsi="맑은 고딕" w:eastAsia="맑은 고딕"/>
+          <w:sz w:val="21"/>
+        </w:rPr>
+        <w:t xml:space="preserve"> </w:t>
+      </w:r>
+      <w:r>
+        <w:rPr>
+          <w:rFonts w:ascii="Consolas" w:hAnsi="Consolas" w:eastAsia="맑은 고딕"/>
+          <w:sz w:val="21"/>
+        </w:rPr>
+        <w:t xml:space="preserve">SELECT COUNT(*), MIN(bytes/1024/1024), MAX(bytes/1024/1024) FROM v$standby_log;</w:t>
+      </w:r>
+      <w:r>
+        <w:rPr>
+          <w:rFonts w:ascii="맑은 고딕" w:hAnsi="맑은 고딕" w:eastAsia="맑은 고딕"/>
+          <w:sz w:val="21"/>
+        </w:rPr>
+        <w:t xml:space="preserve">를 </w:t>
+      </w:r>
+      <w:r>
+        <w:rPr>
+          <w:rFonts w:ascii="Consolas" w:hAnsi="Consolas" w:eastAsia="맑은 고딕"/>
+          <w:sz w:val="21"/>
+        </w:rPr>
+        <w:t xml:space="preserve">V$LOG</w:t>
+      </w:r>
+      <w:r>
+        <w:rPr>
+          <w:rFonts w:ascii="맑은 고딕" w:hAnsi="맑은 고딕" w:eastAsia="맑은 고딕"/>
+          <w:sz w:val="21"/>
+        </w:rPr>
+        <w:t xml:space="preserve">와 대조 → 개수는 온라인 + 1 이상, MIN=MAX=온라인 크기.</w:t>
       </w:r>
     </w:p>
     <w:p>
       <w:r>
         <w:rPr>
           <w:rFonts w:ascii="맑은 고딕" w:hAnsi="맑은 고딕" w:eastAsia="맑은 고딕"/>
-          <w:sz w:val="21"/>
-        </w:rPr>
-        <w:t>**⑤ 패스워드 파일(3장).** 상대 노드로 `sqlplus "sys/oracle@boston as sysdba"` → 접속 성공.</w:t>
+          <w:b/>
+          <w:sz w:val="21"/>
+        </w:rPr>
+        <w:t xml:space="preserve">⑤ 패스워드 파일(3장).</w:t>
+      </w:r>
+      <w:r>
+        <w:rPr>
+          <w:rFonts w:ascii="맑은 고딕" w:hAnsi="맑은 고딕" w:eastAsia="맑은 고딕"/>
+          <w:sz w:val="21"/>
+        </w:rPr>
+        <w:t xml:space="preserve"> 상대 노드로 </w:t>
+      </w:r>
+      <w:r>
+        <w:rPr>
+          <w:rFonts w:ascii="Consolas" w:hAnsi="Consolas" w:eastAsia="맑은 고딕"/>
+          <w:sz w:val="21"/>
+        </w:rPr>
+        <w:t xml:space="preserve">sqlplus "sys/oracle@boston as sysdba"</w:t>
+      </w:r>
+      <w:r>
+        <w:rPr>
+          <w:rFonts w:ascii="맑은 고딕" w:hAnsi="맑은 고딕" w:eastAsia="맑은 고딕"/>
+          <w:sz w:val="21"/>
+        </w:rPr>
+        <w:t xml:space="preserve"> → 접속 성공.</w:t>
       </w:r>
     </w:p>
     <w:p>
       <w:r>
         <w:rPr>
           <w:rFonts w:ascii="맑은 고딕" w:hAnsi="맑은 고딕" w:eastAsia="맑은 고딕"/>
-          <w:sz w:val="21"/>
-        </w:rPr>
-        <w:t>**⑥ 정적 등록(3장).** Standby 노드에서 `lsnrctl status` → 해당 서비스가 UNKNOWN으로 광고.</w:t>
+          <w:b/>
+          <w:sz w:val="21"/>
+        </w:rPr>
+        <w:t xml:space="preserve">⑥ 정적 등록(3장).</w:t>
+      </w:r>
+      <w:r>
+        <w:rPr>
+          <w:rFonts w:ascii="맑은 고딕" w:hAnsi="맑은 고딕" w:eastAsia="맑은 고딕"/>
+          <w:sz w:val="21"/>
+        </w:rPr>
+        <w:t xml:space="preserve"> Standby 노드에서 </w:t>
+      </w:r>
+      <w:r>
+        <w:rPr>
+          <w:rFonts w:ascii="Consolas" w:hAnsi="Consolas" w:eastAsia="맑은 고딕"/>
+          <w:sz w:val="21"/>
+        </w:rPr>
+        <w:t xml:space="preserve">lsnrctl status</w:t>
+      </w:r>
+      <w:r>
+        <w:rPr>
+          <w:rFonts w:ascii="맑은 고딕" w:hAnsi="맑은 고딕" w:eastAsia="맑은 고딕"/>
+          <w:sz w:val="21"/>
+        </w:rPr>
+        <w:t xml:space="preserve"> → 해당 서비스가 UNKNOWN으로 광고.</w:t>
       </w:r>
     </w:p>
     <w:p>
       <w:r>
         <w:rPr>
           <w:rFonts w:ascii="맑은 고딕" w:hAnsi="맑은 고딕" w:eastAsia="맑은 고딕"/>
-          <w:sz w:val="21"/>
-        </w:rPr>
-        <w:t>**⑦ DG_CONFIG(3장).** `SELECT value FROM v$parameter WHERE name='log_archive_config';` → 두 `DB_UNIQUE_NAME` 모두 포함.</w:t>
+          <w:b/>
+          <w:sz w:val="21"/>
+        </w:rPr>
+        <w:t xml:space="preserve">⑦ DG_CONFIG(3장).</w:t>
+      </w:r>
+      <w:r>
+        <w:rPr>
+          <w:rFonts w:ascii="맑은 고딕" w:hAnsi="맑은 고딕" w:eastAsia="맑은 고딕"/>
+          <w:sz w:val="21"/>
+        </w:rPr>
+        <w:t xml:space="preserve"> </w:t>
+      </w:r>
+      <w:r>
+        <w:rPr>
+          <w:rFonts w:ascii="Consolas" w:hAnsi="Consolas" w:eastAsia="맑은 고딕"/>
+          <w:sz w:val="21"/>
+        </w:rPr>
+        <w:t xml:space="preserve">SELECT value FROM v$parameter WHERE name='log_archive_config';</w:t>
+      </w:r>
+      <w:r>
+        <w:rPr>
+          <w:rFonts w:ascii="맑은 고딕" w:hAnsi="맑은 고딕" w:eastAsia="맑은 고딕"/>
+          <w:sz w:val="21"/>
+        </w:rPr>
+        <w:t xml:space="preserve"> → 두 </w:t>
+      </w:r>
+      <w:r>
+        <w:rPr>
+          <w:rFonts w:ascii="Consolas" w:hAnsi="Consolas" w:eastAsia="맑은 고딕"/>
+          <w:sz w:val="21"/>
+        </w:rPr>
+        <w:t xml:space="preserve">DB_UNIQUE_NAME</w:t>
+      </w:r>
+      <w:r>
+        <w:rPr>
+          <w:rFonts w:ascii="맑은 고딕" w:hAnsi="맑은 고딕" w:eastAsia="맑은 고딕"/>
+          <w:sz w:val="21"/>
+        </w:rPr>
+        <w:t xml:space="preserve"> 모두 포함.</w:t>
       </w:r>
     </w:p>
     <w:p>
       <w:r>
         <w:rPr>
           <w:rFonts w:ascii="맑은 고딕" w:hAnsi="맑은 고딕" w:eastAsia="맑은 고딕"/>
-          <w:sz w:val="21"/>
-        </w:rPr>
-        <w:t>**⑧ 전송 목적지(2장).** `SELECT dest_id, destination, valid_now FROM v$archive_dest WHERE dest_id=2;` → `VALID_NOW`가 YES.</w:t>
+          <w:b/>
+          <w:sz w:val="21"/>
+        </w:rPr>
+        <w:t xml:space="preserve">⑧ 전송 목적지(2장).</w:t>
+      </w:r>
+      <w:r>
+        <w:rPr>
+          <w:rFonts w:ascii="맑은 고딕" w:hAnsi="맑은 고딕" w:eastAsia="맑은 고딕"/>
+          <w:sz w:val="21"/>
+        </w:rPr>
+        <w:t xml:space="preserve"> </w:t>
+      </w:r>
+      <w:r>
+        <w:rPr>
+          <w:rFonts w:ascii="Consolas" w:hAnsi="Consolas" w:eastAsia="맑은 고딕"/>
+          <w:sz w:val="21"/>
+        </w:rPr>
+        <w:t xml:space="preserve">SELECT dest_id, destination, valid_now FROM v$archive_dest WHERE dest_id=2;</w:t>
+      </w:r>
+      <w:r>
+        <w:rPr>
+          <w:rFonts w:ascii="맑은 고딕" w:hAnsi="맑은 고딕" w:eastAsia="맑은 고딕"/>
+          <w:sz w:val="21"/>
+        </w:rPr>
+        <w:t xml:space="preserve"> → </w:t>
+      </w:r>
+      <w:r>
+        <w:rPr>
+          <w:rFonts w:ascii="Consolas" w:hAnsi="Consolas" w:eastAsia="맑은 고딕"/>
+          <w:sz w:val="21"/>
+        </w:rPr>
+        <w:t xml:space="preserve">VALID_NOW</w:t>
+      </w:r>
+      <w:r>
+        <w:rPr>
+          <w:rFonts w:ascii="맑은 고딕" w:hAnsi="맑은 고딕" w:eastAsia="맑은 고딕"/>
+          <w:sz w:val="21"/>
+        </w:rPr>
+        <w:t xml:space="preserve">가 YES.</w:t>
       </w:r>
     </w:p>
     <w:p>
       <w:r>
         <w:rPr>
           <w:rFonts w:ascii="맑은 고딕" w:hAnsi="맑은 고딕" w:eastAsia="맑은 고딕"/>
-          <w:sz w:val="21"/>
-        </w:rPr>
-        <w:t>**⑨ 이름 해석(3장).** 양쪽에서 `tnsping` → OK.</w:t>
+          <w:b/>
+          <w:sz w:val="21"/>
+        </w:rPr>
+        <w:t xml:space="preserve">⑨ 이름 해석(3장).</w:t>
+      </w:r>
+      <w:r>
+        <w:rPr>
+          <w:rFonts w:ascii="맑은 고딕" w:hAnsi="맑은 고딕" w:eastAsia="맑은 고딕"/>
+          <w:sz w:val="21"/>
+        </w:rPr>
+        <w:t xml:space="preserve"> 양쪽에서 </w:t>
+      </w:r>
+      <w:r>
+        <w:rPr>
+          <w:rFonts w:ascii="Consolas" w:hAnsi="Consolas" w:eastAsia="맑은 고딕"/>
+          <w:sz w:val="21"/>
+        </w:rPr>
+        <w:t xml:space="preserve">tnsping</w:t>
+      </w:r>
+      <w:r>
+        <w:rPr>
+          <w:rFonts w:ascii="맑은 고딕" w:hAnsi="맑은 고딕" w:eastAsia="맑은 고딕"/>
+          <w:sz w:val="21"/>
+        </w:rPr>
+        <w:t xml:space="preserve"> → OK.</w:t>
       </w:r>
     </w:p>
     <w:p>
@@ -1072,7 +2463,21 @@
           <w:rFonts w:ascii="맑은 고딕" w:hAnsi="맑은 고딕" w:eastAsia="맑은 고딕"/>
           <w:sz w:val="21"/>
         </w:rPr>
-        <w:t>아홉 항목이 모두 통과하면 5장의 RMAN `DUPLICATE`로 넘어갈 준비가 된 것이다. 하나라도 빠지면 그 지점에서 막히며, 어디서 막힐지는 앞 장들에서 재현한 오류들이 알려 준다. 예를 들어 ⑥이 빠지면 ORA-12528, ⑤가 빠지면 ORA-01017, ⑦이 빠지면 ORA-16053이다.</w:t>
+        <w:t xml:space="preserve">아홉 항목이 모두 통과하면 5장의 RMAN </w:t>
+      </w:r>
+      <w:r>
+        <w:rPr>
+          <w:rFonts w:ascii="Consolas" w:hAnsi="Consolas" w:eastAsia="맑은 고딕"/>
+          <w:sz w:val="21"/>
+        </w:rPr>
+        <w:t xml:space="preserve">DUPLICATE</w:t>
+      </w:r>
+      <w:r>
+        <w:rPr>
+          <w:rFonts w:ascii="맑은 고딕" w:hAnsi="맑은 고딕" w:eastAsia="맑은 고딕"/>
+          <w:sz w:val="21"/>
+        </w:rPr>
+        <w:t xml:space="preserve">로 넘어갈 준비가 된 것이다. 하나라도 빠지면 그 지점에서 막히며, 어디서 막힐지는 앞 장들에서 재현한 오류들이 알려 준다. 예를 들어 ⑥이 빠지면 ORA-12528, ⑤가 빠지면 ORA-01017, ⑦이 빠지면 ORA-16053이다.</w:t>
       </w:r>
     </w:p>
     <w:p>
@@ -1107,36 +2512,124 @@
       <w:r>
         <w:rPr>
           <w:rFonts w:ascii="맑은 고딕" w:hAnsi="맑은 고딕" w:eastAsia="맑은 고딕"/>
-          <w:sz w:val="21"/>
-        </w:rPr>
-        <w:t>**결정 전에 확인할 것.** ① 정말 직접 경로 적재 때문인가. 일반 DML이 원인이라면 FORCE LOGGING을 꺼도 소용없다. ② 19c의 `STANDBY NOLOGGING FOR DATA AVAILABILITY`로 해결되지 않는가. 보호를 유지하면서 리두를 줄이는 절충안이다. ③ 끄는 동안 Standby에 생길 구멍을 어떻게 메울 것인가. 계획이 없으면 끄지 않는다. ④ 결정 권한자와 합의했는가. 보호를 포기하는 결정이므로 DBA 혼자 내릴 일이 아니다.</w:t>
+          <w:b/>
+          <w:sz w:val="21"/>
+        </w:rPr>
+        <w:t xml:space="preserve">결정 전에 확인할 것.</w:t>
+      </w:r>
+      <w:r>
+        <w:rPr>
+          <w:rFonts w:ascii="맑은 고딕" w:hAnsi="맑은 고딕" w:eastAsia="맑은 고딕"/>
+          <w:sz w:val="21"/>
+        </w:rPr>
+        <w:t xml:space="preserve"> ① 정말 직접 경로 적재 때문인가. 일반 DML이 원인이라면 FORCE LOGGING을 꺼도 소용없다. ② 19c의 </w:t>
+      </w:r>
+      <w:r>
+        <w:rPr>
+          <w:rFonts w:ascii="Consolas" w:hAnsi="Consolas" w:eastAsia="맑은 고딕"/>
+          <w:sz w:val="21"/>
+        </w:rPr>
+        <w:t xml:space="preserve">STANDBY NOLOGGING FOR DATA AVAILABILITY</w:t>
+      </w:r>
+      <w:r>
+        <w:rPr>
+          <w:rFonts w:ascii="맑은 고딕" w:hAnsi="맑은 고딕" w:eastAsia="맑은 고딕"/>
+          <w:sz w:val="21"/>
+        </w:rPr>
+        <w:t xml:space="preserve">로 해결되지 않는가. 보호를 유지하면서 리두를 줄이는 절충안이다. ③ 끄는 동안 Standby에 생길 구멍을 어떻게 메울 것인가. 계획이 없으면 끄지 않는다. ④ 결정 권한자와 합의했는가. 보호를 포기하는 결정이므로 DBA 혼자 내릴 일이 아니다.</w:t>
       </w:r>
     </w:p>
     <w:p>
       <w:r>
         <w:rPr>
           <w:rFonts w:ascii="맑은 고딕" w:hAnsi="맑은 고딕" w:eastAsia="맑은 고딕"/>
-          <w:sz w:val="21"/>
-        </w:rPr>
-        <w:t>**끄는 동안 지킬 것.** ① 끄는 시각과 다시 켜는 시각을 기록한다. ② 그 구간에 어떤 작업이 돌았는지 기록한다. ③ 가능하면 대상 테이블스페이스를 한정한다. 데이터베이스 전체를 끄는 것보다 영향 범위가 작다. ④ 그 구간에는 다른 작업이 돌지 않게 한다. 예상치 못한 NOLOGGING 작업이 섞이면 구멍의 범위를 알 수 없다.</w:t>
+          <w:b/>
+          <w:sz w:val="21"/>
+        </w:rPr>
+        <w:t xml:space="preserve">끄는 동안 지킬 것.</w:t>
+      </w:r>
+      <w:r>
+        <w:rPr>
+          <w:rFonts w:ascii="맑은 고딕" w:hAnsi="맑은 고딕" w:eastAsia="맑은 고딕"/>
+          <w:sz w:val="21"/>
+        </w:rPr>
+        <w:t xml:space="preserve"> ① 끄는 시각과 다시 켜는 시각을 기록한다. ② 그 구간에 어떤 작업이 돌았는지 기록한다. ③ 가능하면 대상 테이블스페이스를 한정한다. 데이터베이스 전체를 끄는 것보다 영향 범위가 작다. ④ 그 구간에는 다른 작업이 돌지 않게 한다. 예상치 못한 NOLOGGING 작업이 섞이면 구멍의 범위를 알 수 없다.</w:t>
       </w:r>
     </w:p>
     <w:p>
       <w:r>
         <w:rPr>
           <w:rFonts w:ascii="맑은 고딕" w:hAnsi="맑은 고딕" w:eastAsia="맑은 고딕"/>
-          <w:sz w:val="21"/>
-        </w:rPr>
-        <w:t>**다시 켠 뒤 할 일.** ① `ALTER DATABASE FORCE LOGGING;`으로 되돌리고 값을 확인한다. ② `SELECT file#, name, unrecoverable_change#, unrecoverable_time FROM v$datafile WHERE unrecoverable_change# &gt; 0;`으로 어느 파일에 구멍이 생겼는지 확인한다. ③ 해당 데이터 파일을 Standby에서 복구한다. RMAN으로 Primary에서 해당 파일의 백업을 떠 Standby에 복원하는 방식이 일반적이다. ④ 복구 후 Standby에서 그 테이블을 실제로 읽어 본다. 오류 없이 읽히면 구멍이 메워진 것이다. ⑤ 두 lag가 0으로 수렴하는지 확인한다.</w:t>
+          <w:b/>
+          <w:sz w:val="21"/>
+        </w:rPr>
+        <w:t xml:space="preserve">다시 켠 뒤 할 일.</w:t>
+      </w:r>
+      <w:r>
+        <w:rPr>
+          <w:rFonts w:ascii="맑은 고딕" w:hAnsi="맑은 고딕" w:eastAsia="맑은 고딕"/>
+          <w:sz w:val="21"/>
+        </w:rPr>
+        <w:t xml:space="preserve"> ① </w:t>
+      </w:r>
+      <w:r>
+        <w:rPr>
+          <w:rFonts w:ascii="Consolas" w:hAnsi="Consolas" w:eastAsia="맑은 고딕"/>
+          <w:sz w:val="21"/>
+        </w:rPr>
+        <w:t xml:space="preserve">ALTER DATABASE FORCE LOGGING;</w:t>
+      </w:r>
+      <w:r>
+        <w:rPr>
+          <w:rFonts w:ascii="맑은 고딕" w:hAnsi="맑은 고딕" w:eastAsia="맑은 고딕"/>
+          <w:sz w:val="21"/>
+        </w:rPr>
+        <w:t xml:space="preserve">으로 되돌리고 값을 확인한다. ② </w:t>
+      </w:r>
+      <w:r>
+        <w:rPr>
+          <w:rFonts w:ascii="Consolas" w:hAnsi="Consolas" w:eastAsia="맑은 고딕"/>
+          <w:sz w:val="21"/>
+        </w:rPr>
+        <w:t xml:space="preserve">SELECT file#, name, unrecoverable_change#, unrecoverable_time FROM v$datafile WHERE unrecoverable_change# &gt; 0;</w:t>
+      </w:r>
+      <w:r>
+        <w:rPr>
+          <w:rFonts w:ascii="맑은 고딕" w:hAnsi="맑은 고딕" w:eastAsia="맑은 고딕"/>
+          <w:sz w:val="21"/>
+        </w:rPr>
+        <w:t xml:space="preserve">으로 어느 파일에 구멍이 생겼는지 확인한다. ③ 해당 데이터 파일을 Standby에서 복구한다. RMAN으로 Primary에서 해당 파일의 백업을 떠 Standby에 복원하는 방식이 일반적이다. ④ 복구 후 Standby에서 그 테이블을 실제로 읽어 본다. 오류 없이 읽히면 구멍이 메워진 것이다. ⑤ 두 lag가 0으로 수렴하는지 확인한다.</w:t>
       </w:r>
     </w:p>
     <w:p>
       <w:r>
         <w:rPr>
           <w:rFonts w:ascii="맑은 고딕" w:hAnsi="맑은 고딕" w:eastAsia="맑은 고딕"/>
-          <w:sz w:val="21"/>
-        </w:rPr>
-        <w:t>**핵심.** FORCE LOGGING을 다시 켜도 이미 생긴 구멍은 저절로 메워지지 않는다. `UNRECOVERABLE_CHANGE#` 값도 그대로 남는다. 3장에서 배운 "원인 제거와 상태 회복은 다른 일"이라는 원칙이 여기서도 적용된다.</w:t>
+          <w:b/>
+          <w:sz w:val="21"/>
+        </w:rPr>
+        <w:t xml:space="preserve">핵심.</w:t>
+      </w:r>
+      <w:r>
+        <w:rPr>
+          <w:rFonts w:ascii="맑은 고딕" w:hAnsi="맑은 고딕" w:eastAsia="맑은 고딕"/>
+          <w:sz w:val="21"/>
+        </w:rPr>
+        <w:t xml:space="preserve"> FORCE LOGGING을 다시 켜도 이미 생긴 구멍은 저절로 메워지지 않는다. </w:t>
+      </w:r>
+      <w:r>
+        <w:rPr>
+          <w:rFonts w:ascii="Consolas" w:hAnsi="Consolas" w:eastAsia="맑은 고딕"/>
+          <w:sz w:val="21"/>
+        </w:rPr>
+        <w:t xml:space="preserve">UNRECOVERABLE_CHANGE#</w:t>
+      </w:r>
+      <w:r>
+        <w:rPr>
+          <w:rFonts w:ascii="맑은 고딕" w:hAnsi="맑은 고딕" w:eastAsia="맑은 고딕"/>
+          <w:sz w:val="21"/>
+        </w:rPr>
+        <w:t xml:space="preserve"> 값도 그대로 남는다. 3장에서 배운 "원인 제거와 상태 회복은 다른 일"이라는 원칙이 여기서도 적용된다.</w:t>
       </w:r>
     </w:p>
     <w:p>
@@ -1171,54 +2664,206 @@
       <w:r>
         <w:rPr>
           <w:rFonts w:ascii="맑은 고딕" w:hAnsi="맑은 고딕" w:eastAsia="맑은 고딕"/>
-          <w:sz w:val="21"/>
-        </w:rPr>
-        <w:t>**핵심 조회는 하나다.** 다음 UNION ALL 한 줄로 두 규칙을 동시에 확인할 수 있다.</w:t>
+          <w:b/>
+          <w:sz w:val="21"/>
+        </w:rPr>
+        <w:t xml:space="preserve">핵심 조회는 하나다.</w:t>
+      </w:r>
+      <w:r>
+        <w:rPr>
+          <w:rFonts w:ascii="맑은 고딕" w:hAnsi="맑은 고딕" w:eastAsia="맑은 고딕"/>
+          <w:sz w:val="21"/>
+        </w:rPr>
+        <w:t xml:space="preserve"> 다음 UNION ALL 한 줄로 두 규칙을 동시에 확인할 수 있다.</w:t>
       </w:r>
     </w:p>
     <w:p>
       <w:r>
         <w:rPr>
-          <w:rFonts w:ascii="맑은 고딕" w:hAnsi="맑은 고딕" w:eastAsia="맑은 고딕"/>
-          <w:sz w:val="21"/>
-        </w:rPr>
-        <w:t>`SELECT 'srl' t, COUNT(*) cnt, MIN(bytes/1024/1024) min_mb, MAX(bytes/1024/1024) max_mb FROM v$standby_log UNION ALL SELECT 'online', COUNT(*), MIN(bytes/1024/1024), MAX(bytes/1024/1024) FROM v$log;`</w:t>
+          <w:rFonts w:ascii="Consolas" w:hAnsi="Consolas" w:eastAsia="맑은 고딕"/>
+          <w:sz w:val="21"/>
+        </w:rPr>
+        <w:t xml:space="preserve">SELECT 'srl' t, COUNT(*) cnt, MIN(bytes/1024/1024) min_mb, MAX(bytes/1024/1024) max_mb FROM v$standby_log UNION ALL SELECT 'online', COUNT(*), MIN(bytes/1024/1024), MAX(bytes/1024/1024) FROM v$log;</w:t>
       </w:r>
     </w:p>
     <w:p>
       <w:r>
         <w:rPr>
           <w:rFonts w:ascii="맑은 고딕" w:hAnsi="맑은 고딕" w:eastAsia="맑은 고딕"/>
-          <w:sz w:val="21"/>
-        </w:rPr>
-        <w:t>**판정 기준 세 가지.** ① SRL의 `CNT`가 online의 `CNT`보다 큰가 → 개수 규칙. ② SRL의 `MIN_MB`와 `MAX_MB`가 같은가 → 크기가 섞이지 않았는가. ③ 그 값이 online의 값과 같은가 → 크기 규칙. 실습 환경에서 primary는 (4, 200, 200)과 (3, 200, 200), standby도 같은 값이었다.</w:t>
+          <w:b/>
+          <w:sz w:val="21"/>
+        </w:rPr>
+        <w:t xml:space="preserve">판정 기준 세 가지.</w:t>
+      </w:r>
+      <w:r>
+        <w:rPr>
+          <w:rFonts w:ascii="맑은 고딕" w:hAnsi="맑은 고딕" w:eastAsia="맑은 고딕"/>
+          <w:sz w:val="21"/>
+        </w:rPr>
+        <w:t xml:space="preserve"> ① SRL의 </w:t>
+      </w:r>
+      <w:r>
+        <w:rPr>
+          <w:rFonts w:ascii="Consolas" w:hAnsi="Consolas" w:eastAsia="맑은 고딕"/>
+          <w:sz w:val="21"/>
+        </w:rPr>
+        <w:t xml:space="preserve">CNT</w:t>
+      </w:r>
+      <w:r>
+        <w:rPr>
+          <w:rFonts w:ascii="맑은 고딕" w:hAnsi="맑은 고딕" w:eastAsia="맑은 고딕"/>
+          <w:sz w:val="21"/>
+        </w:rPr>
+        <w:t xml:space="preserve">가 online의 </w:t>
+      </w:r>
+      <w:r>
+        <w:rPr>
+          <w:rFonts w:ascii="Consolas" w:hAnsi="Consolas" w:eastAsia="맑은 고딕"/>
+          <w:sz w:val="21"/>
+        </w:rPr>
+        <w:t xml:space="preserve">CNT</w:t>
+      </w:r>
+      <w:r>
+        <w:rPr>
+          <w:rFonts w:ascii="맑은 고딕" w:hAnsi="맑은 고딕" w:eastAsia="맑은 고딕"/>
+          <w:sz w:val="21"/>
+        </w:rPr>
+        <w:t xml:space="preserve">보다 큰가 → 개수 규칙. ② SRL의 </w:t>
+      </w:r>
+      <w:r>
+        <w:rPr>
+          <w:rFonts w:ascii="Consolas" w:hAnsi="Consolas" w:eastAsia="맑은 고딕"/>
+          <w:sz w:val="21"/>
+        </w:rPr>
+        <w:t xml:space="preserve">MIN_MB</w:t>
+      </w:r>
+      <w:r>
+        <w:rPr>
+          <w:rFonts w:ascii="맑은 고딕" w:hAnsi="맑은 고딕" w:eastAsia="맑은 고딕"/>
+          <w:sz w:val="21"/>
+        </w:rPr>
+        <w:t xml:space="preserve">와 </w:t>
+      </w:r>
+      <w:r>
+        <w:rPr>
+          <w:rFonts w:ascii="Consolas" w:hAnsi="Consolas" w:eastAsia="맑은 고딕"/>
+          <w:sz w:val="21"/>
+        </w:rPr>
+        <w:t xml:space="preserve">MAX_MB</w:t>
+      </w:r>
+      <w:r>
+        <w:rPr>
+          <w:rFonts w:ascii="맑은 고딕" w:hAnsi="맑은 고딕" w:eastAsia="맑은 고딕"/>
+          <w:sz w:val="21"/>
+        </w:rPr>
+        <w:t xml:space="preserve">가 같은가 → 크기가 섞이지 않았는가. ③ 그 값이 online의 값과 같은가 → 크기 규칙. 실습 환경에서 primary는 (4, 200, 200)과 (3, 200, 200), standby도 같은 값이었다.</w:t>
       </w:r>
     </w:p>
     <w:p>
       <w:r>
         <w:rPr>
-          <w:rFonts w:ascii="맑은 고딕" w:hAnsi="맑은 고딕" w:eastAsia="맑은 고딕"/>
-          <w:sz w:val="21"/>
-        </w:rPr>
-        <w:t>`MIN`과 `MAX`를 함께 보는 이유는 크기가 섞인 경우를 잡아내기 위해서다. 4장 실습에서 100MB짜리 group 8을 추가한 직후에 실행했다면 `MIN_MB`가 100으로 나와 즉시 이상이 드러났을 것이다. `COUNT`만 보면 5개로 늘어난 것처럼 보여 오히려 좋아 보인다.</w:t>
+          <w:rFonts w:ascii="Consolas" w:hAnsi="Consolas" w:eastAsia="맑은 고딕"/>
+          <w:sz w:val="21"/>
+        </w:rPr>
+        <w:t xml:space="preserve">MIN</w:t>
+      </w:r>
+      <w:r>
+        <w:rPr>
+          <w:rFonts w:ascii="맑은 고딕" w:hAnsi="맑은 고딕" w:eastAsia="맑은 고딕"/>
+          <w:sz w:val="21"/>
+        </w:rPr>
+        <w:t xml:space="preserve">과 </w:t>
+      </w:r>
+      <w:r>
+        <w:rPr>
+          <w:rFonts w:ascii="Consolas" w:hAnsi="Consolas" w:eastAsia="맑은 고딕"/>
+          <w:sz w:val="21"/>
+        </w:rPr>
+        <w:t xml:space="preserve">MAX</w:t>
+      </w:r>
+      <w:r>
+        <w:rPr>
+          <w:rFonts w:ascii="맑은 고딕" w:hAnsi="맑은 고딕" w:eastAsia="맑은 고딕"/>
+          <w:sz w:val="21"/>
+        </w:rPr>
+        <w:t xml:space="preserve">를 함께 보는 이유는 크기가 섞인 경우를 잡아내기 위해서다. 4장 실습에서 100MB짜리 group 8을 추가한 직후에 실행했다면 </w:t>
+      </w:r>
+      <w:r>
+        <w:rPr>
+          <w:rFonts w:ascii="Consolas" w:hAnsi="Consolas" w:eastAsia="맑은 고딕"/>
+          <w:sz w:val="21"/>
+        </w:rPr>
+        <w:t xml:space="preserve">MIN_MB</w:t>
+      </w:r>
+      <w:r>
+        <w:rPr>
+          <w:rFonts w:ascii="맑은 고딕" w:hAnsi="맑은 고딕" w:eastAsia="맑은 고딕"/>
+          <w:sz w:val="21"/>
+        </w:rPr>
+        <w:t xml:space="preserve">가 100으로 나와 즉시 이상이 드러났을 것이다. </w:t>
+      </w:r>
+      <w:r>
+        <w:rPr>
+          <w:rFonts w:ascii="Consolas" w:hAnsi="Consolas" w:eastAsia="맑은 고딕"/>
+          <w:sz w:val="21"/>
+        </w:rPr>
+        <w:t xml:space="preserve">COUNT</w:t>
+      </w:r>
+      <w:r>
+        <w:rPr>
+          <w:rFonts w:ascii="맑은 고딕" w:hAnsi="맑은 고딕" w:eastAsia="맑은 고딕"/>
+          <w:sz w:val="21"/>
+        </w:rPr>
+        <w:t xml:space="preserve">만 보면 5개로 늘어난 것처럼 보여 오히려 좋아 보인다.</w:t>
       </w:r>
     </w:p>
     <w:p>
       <w:r>
         <w:rPr>
           <w:rFonts w:ascii="맑은 고딕" w:hAnsi="맑은 고딕" w:eastAsia="맑은 고딕"/>
-          <w:sz w:val="21"/>
-        </w:rPr>
-        <w:t>**양쪽 노드에서 비교할 것.** 같은 조회를 Primary와 Standby에서 각각 실행해 대칭인지 확인한다. Standby의 SRL은 평소 쓰이므로 관심을 받지만, Primary의 SRL은 UNASSIGNED로 놀고 있어 잊히기 쉽다. 역할 전환 직후에 그것이 즉시 필요해지므로 점검에 반드시 포함한다.</w:t>
+          <w:b/>
+          <w:sz w:val="21"/>
+        </w:rPr>
+        <w:t xml:space="preserve">양쪽 노드에서 비교할 것.</w:t>
+      </w:r>
+      <w:r>
+        <w:rPr>
+          <w:rFonts w:ascii="맑은 고딕" w:hAnsi="맑은 고딕" w:eastAsia="맑은 고딕"/>
+          <w:sz w:val="21"/>
+        </w:rPr>
+        <w:t xml:space="preserve"> 같은 조회를 Primary와 Standby에서 각각 실행해 대칭인지 확인한다. Standby의 SRL은 평소 쓰이므로 관심을 받지만, Primary의 SRL은 UNASSIGNED로 놀고 있어 잊히기 쉽다. 역할 전환 직후에 그것이 즉시 필요해지므로 점검에 반드시 포함한다.</w:t>
       </w:r>
     </w:p>
     <w:p>
       <w:r>
         <w:rPr>
           <w:rFonts w:ascii="맑은 고딕" w:hAnsi="맑은 고딕" w:eastAsia="맑은 고딕"/>
-          <w:sz w:val="21"/>
-        </w:rPr>
-        <w:t>**주기와 계기.** 정기 점검은 월 1회로 충분하다. 그러나 **온라인 리두 구성을 바꾼 직후에는 반드시** 확인한다. 그룹을 추가했거나 크기를 바꿨다면 SRL도 함께 손봐야 하기 때문이다. 이 계기 기반 점검이 정기 점검보다 중요하다.</w:t>
+          <w:b/>
+          <w:sz w:val="21"/>
+        </w:rPr>
+        <w:t xml:space="preserve">주기와 계기.</w:t>
+      </w:r>
+      <w:r>
+        <w:rPr>
+          <w:rFonts w:ascii="맑은 고딕" w:hAnsi="맑은 고딕" w:eastAsia="맑은 고딕"/>
+          <w:sz w:val="21"/>
+        </w:rPr>
+        <w:t xml:space="preserve"> 정기 점검은 월 1회로 충분하다. 그러나 </w:t>
+      </w:r>
+      <w:r>
+        <w:rPr>
+          <w:rFonts w:ascii="맑은 고딕" w:hAnsi="맑은 고딕" w:eastAsia="맑은 고딕"/>
+          <w:b/>
+          <w:sz w:val="21"/>
+        </w:rPr>
+        <w:t xml:space="preserve">온라인 리두 구성을 바꾼 직후에는 반드시</w:t>
+      </w:r>
+      <w:r>
+        <w:rPr>
+          <w:rFonts w:ascii="맑은 고딕" w:hAnsi="맑은 고딕" w:eastAsia="맑은 고딕"/>
+          <w:sz w:val="21"/>
+        </w:rPr>
+        <w:t xml:space="preserve"> 확인한다. 그룹을 추가했거나 크기를 바꿨다면 SRL도 함께 손봐야 하기 때문이다. 이 계기 기반 점검이 정기 점검보다 중요하다.</w:t>
       </w:r>
     </w:p>
     <w:p>
@@ -1253,54 +2898,188 @@
       <w:r>
         <w:rPr>
           <w:rFonts w:ascii="맑은 고딕" w:hAnsi="맑은 고딕" w:eastAsia="맑은 고딕"/>
-          <w:sz w:val="21"/>
-        </w:rPr>
-        <w:t>**① 사전 확인.** 현재 온라인 리두와 SRL 구성을 양쪽 노드에서 조회해 기록한다. 변경 후 대조할 근거가 된다. 현재 구성이 정상인지(두 lag 0, 목적지 VALID)도 확인한다.</w:t>
+          <w:b/>
+          <w:sz w:val="21"/>
+        </w:rPr>
+        <w:t xml:space="preserve">① 사전 확인.</w:t>
+      </w:r>
+      <w:r>
+        <w:rPr>
+          <w:rFonts w:ascii="맑은 고딕" w:hAnsi="맑은 고딕" w:eastAsia="맑은 고딕"/>
+          <w:sz w:val="21"/>
+        </w:rPr>
+        <w:t xml:space="preserve"> 현재 온라인 리두와 SRL 구성을 양쪽 노드에서 조회해 기록한다. 변경 후 대조할 근거가 된다. 현재 구성이 정상인지(두 lag 0, 목적지 VALID)도 확인한다.</w:t>
       </w:r>
     </w:p>
     <w:p>
       <w:r>
         <w:rPr>
           <w:rFonts w:ascii="맑은 고딕" w:hAnsi="맑은 고딕" w:eastAsia="맑은 고딕"/>
-          <w:sz w:val="21"/>
-        </w:rPr>
-        <w:t>**② Primary의 온라인 리두를 변경한다.** 그룹 추가는 `ALTER DATABASE ADD LOGFILE GROUP n ('경로') SIZE nnnM;`이다. 크기 변경은 직접적인 명령이 없으므로 새 크기로 그룹을 추가하고 기존 그룹을 삭제하는 방식으로 한다. CURRENT나 ACTIVE 상태의 그룹은 삭제할 수 없으므로 `ALTER SYSTEM SWITCH LOGFILE`로 넘긴 뒤 INACTIVE가 되기를 기다린다.</w:t>
+          <w:b/>
+          <w:sz w:val="21"/>
+        </w:rPr>
+        <w:t xml:space="preserve">② Primary의 온라인 리두를 변경한다.</w:t>
+      </w:r>
+      <w:r>
+        <w:rPr>
+          <w:rFonts w:ascii="맑은 고딕" w:hAnsi="맑은 고딕" w:eastAsia="맑은 고딕"/>
+          <w:sz w:val="21"/>
+        </w:rPr>
+        <w:t xml:space="preserve"> 그룹 추가는 </w:t>
+      </w:r>
+      <w:r>
+        <w:rPr>
+          <w:rFonts w:ascii="Consolas" w:hAnsi="Consolas" w:eastAsia="맑은 고딕"/>
+          <w:sz w:val="21"/>
+        </w:rPr>
+        <w:t xml:space="preserve">ALTER DATABASE ADD LOGFILE GROUP n ('경로') SIZE nnnM;</w:t>
+      </w:r>
+      <w:r>
+        <w:rPr>
+          <w:rFonts w:ascii="맑은 고딕" w:hAnsi="맑은 고딕" w:eastAsia="맑은 고딕"/>
+          <w:sz w:val="21"/>
+        </w:rPr>
+        <w:t xml:space="preserve">이다. 크기 변경은 직접적인 명령이 없으므로 새 크기로 그룹을 추가하고 기존 그룹을 삭제하는 방식으로 한다. CURRENT나 ACTIVE 상태의 그룹은 삭제할 수 없으므로 </w:t>
+      </w:r>
+      <w:r>
+        <w:rPr>
+          <w:rFonts w:ascii="Consolas" w:hAnsi="Consolas" w:eastAsia="맑은 고딕"/>
+          <w:sz w:val="21"/>
+        </w:rPr>
+        <w:t xml:space="preserve">ALTER SYSTEM SWITCH LOGFILE</w:t>
+      </w:r>
+      <w:r>
+        <w:rPr>
+          <w:rFonts w:ascii="맑은 고딕" w:hAnsi="맑은 고딕" w:eastAsia="맑은 고딕"/>
+          <w:sz w:val="21"/>
+        </w:rPr>
+        <w:t xml:space="preserve">로 넘긴 뒤 INACTIVE가 되기를 기다린다.</w:t>
       </w:r>
     </w:p>
     <w:p>
       <w:r>
         <w:rPr>
           <w:rFonts w:ascii="맑은 고딕" w:hAnsi="맑은 고딕" w:eastAsia="맑은 고딕"/>
-          <w:sz w:val="21"/>
-        </w:rPr>
-        <w:t>**③ Standby에 반영되는지 확인한다.** `STANDBY_FILE_MANAGEMENT`가 AUTO여도 **온라인 리두 로그의 추가·삭제는 자동 반영되지 않는다.** 데이터 파일과 다른 점이며 8장에서 자세히 다룬다. Standby에서 별도로 같은 작업을 해야 한다.</w:t>
+          <w:b/>
+          <w:sz w:val="21"/>
+        </w:rPr>
+        <w:t xml:space="preserve">③ Standby에 반영되는지 확인한다.</w:t>
+      </w:r>
+      <w:r>
+        <w:rPr>
+          <w:rFonts w:ascii="맑은 고딕" w:hAnsi="맑은 고딕" w:eastAsia="맑은 고딕"/>
+          <w:sz w:val="21"/>
+        </w:rPr>
+        <w:t xml:space="preserve"> </w:t>
+      </w:r>
+      <w:r>
+        <w:rPr>
+          <w:rFonts w:ascii="Consolas" w:hAnsi="Consolas" w:eastAsia="맑은 고딕"/>
+          <w:sz w:val="21"/>
+        </w:rPr>
+        <w:t xml:space="preserve">STANDBY_FILE_MANAGEMENT</w:t>
+      </w:r>
+      <w:r>
+        <w:rPr>
+          <w:rFonts w:ascii="맑은 고딕" w:hAnsi="맑은 고딕" w:eastAsia="맑은 고딕"/>
+          <w:sz w:val="21"/>
+        </w:rPr>
+        <w:t xml:space="preserve">가 AUTO여도 </w:t>
+      </w:r>
+      <w:r>
+        <w:rPr>
+          <w:rFonts w:ascii="맑은 고딕" w:hAnsi="맑은 고딕" w:eastAsia="맑은 고딕"/>
+          <w:b/>
+          <w:sz w:val="21"/>
+        </w:rPr>
+        <w:t xml:space="preserve">온라인 리두 로그의 추가·삭제는 자동 반영되지 않는다.</w:t>
+      </w:r>
+      <w:r>
+        <w:rPr>
+          <w:rFonts w:ascii="맑은 고딕" w:hAnsi="맑은 고딕" w:eastAsia="맑은 고딕"/>
+          <w:sz w:val="21"/>
+        </w:rPr>
+        <w:t xml:space="preserve"> 데이터 파일과 다른 점이며 8장에서 자세히 다룬다. Standby에서 별도로 같은 작업을 해야 한다.</w:t>
       </w:r>
     </w:p>
     <w:p>
       <w:r>
         <w:rPr>
           <w:rFonts w:ascii="맑은 고딕" w:hAnsi="맑은 고딕" w:eastAsia="맑은 고딕"/>
-          <w:sz w:val="21"/>
-        </w:rPr>
-        <w:t>**④ SRL을 다시 산정한다.** 그룹 수가 늘었으면 SRL도 하나 늘린다. 크기를 바꿨으면 **기존 SRL 전부를 새 크기로 다시 만들어야 한다.** 크기가 다른 SRL은 조용히 무시되기 때문이다.</w:t>
+          <w:b/>
+          <w:sz w:val="21"/>
+        </w:rPr>
+        <w:t xml:space="preserve">④ SRL을 다시 산정한다.</w:t>
+      </w:r>
+      <w:r>
+        <w:rPr>
+          <w:rFonts w:ascii="맑은 고딕" w:hAnsi="맑은 고딕" w:eastAsia="맑은 고딕"/>
+          <w:sz w:val="21"/>
+        </w:rPr>
+        <w:t xml:space="preserve"> 그룹 수가 늘었으면 SRL도 하나 늘린다. 크기를 바꿨으면 </w:t>
+      </w:r>
+      <w:r>
+        <w:rPr>
+          <w:rFonts w:ascii="맑은 고딕" w:hAnsi="맑은 고딕" w:eastAsia="맑은 고딕"/>
+          <w:b/>
+          <w:sz w:val="21"/>
+        </w:rPr>
+        <w:t xml:space="preserve">기존 SRL 전부를 새 크기로 다시 만들어야 한다.</w:t>
+      </w:r>
+      <w:r>
+        <w:rPr>
+          <w:rFonts w:ascii="맑은 고딕" w:hAnsi="맑은 고딕" w:eastAsia="맑은 고딕"/>
+          <w:sz w:val="21"/>
+        </w:rPr>
+        <w:t xml:space="preserve"> 크기가 다른 SRL은 조용히 무시되기 때문이다.</w:t>
       </w:r>
     </w:p>
     <w:p>
       <w:r>
         <w:rPr>
           <w:rFonts w:ascii="맑은 고딕" w:hAnsi="맑은 고딕" w:eastAsia="맑은 고딕"/>
-          <w:sz w:val="21"/>
-        </w:rPr>
-        <w:t>**⑤ SRL 교체 절차.** Standby에서 MRP를 CANCEL 하고, ACTIVE가 아닌 그룹부터 삭제한다. ACTIVE면 Primary에서 목적지를 DEFER 해 수신을 멈춘 뒤 처리한다. 그룹별로 하나씩 `REUSE`를 주어 새 크기로 추가한다. Primary의 SRL도 같은 방식으로 교체한다.</w:t>
+          <w:b/>
+          <w:sz w:val="21"/>
+        </w:rPr>
+        <w:t xml:space="preserve">⑤ SRL 교체 절차.</w:t>
+      </w:r>
+      <w:r>
+        <w:rPr>
+          <w:rFonts w:ascii="맑은 고딕" w:hAnsi="맑은 고딕" w:eastAsia="맑은 고딕"/>
+          <w:sz w:val="21"/>
+        </w:rPr>
+        <w:t xml:space="preserve"> Standby에서 MRP를 CANCEL 하고, ACTIVE가 아닌 그룹부터 삭제한다. ACTIVE면 Primary에서 목적지를 DEFER 해 수신을 멈춘 뒤 처리한다. 그룹별로 하나씩 </w:t>
+      </w:r>
+      <w:r>
+        <w:rPr>
+          <w:rFonts w:ascii="Consolas" w:hAnsi="Consolas" w:eastAsia="맑은 고딕"/>
+          <w:sz w:val="21"/>
+        </w:rPr>
+        <w:t xml:space="preserve">REUSE</w:t>
+      </w:r>
+      <w:r>
+        <w:rPr>
+          <w:rFonts w:ascii="맑은 고딕" w:hAnsi="맑은 고딕" w:eastAsia="맑은 고딕"/>
+          <w:sz w:val="21"/>
+        </w:rPr>
+        <w:t xml:space="preserve">를 주어 새 크기로 추가한다. Primary의 SRL도 같은 방식으로 교체한다.</w:t>
       </w:r>
     </w:p>
     <w:p>
       <w:r>
         <w:rPr>
           <w:rFonts w:ascii="맑은 고딕" w:hAnsi="맑은 고딕" w:eastAsia="맑은 고딕"/>
-          <w:sz w:val="21"/>
-        </w:rPr>
-        <w:t>**⑥ 검증.** 양쪽에서 UNION ALL 조회로 개수와 크기를 대조한다. 실시간 적용을 재기동하고 Primary에서 로그 스위치를 몇 번 낸 뒤 Standby의 시퀀스가 오르는지, 두 lag가 0으로 수렴하는지 확인한다. 여기까지 해야 완료다.</w:t>
+          <w:b/>
+          <w:sz w:val="21"/>
+        </w:rPr>
+        <w:t xml:space="preserve">⑥ 검증.</w:t>
+      </w:r>
+      <w:r>
+        <w:rPr>
+          <w:rFonts w:ascii="맑은 고딕" w:hAnsi="맑은 고딕" w:eastAsia="맑은 고딕"/>
+          <w:sz w:val="21"/>
+        </w:rPr>
+        <w:t xml:space="preserve"> 양쪽에서 UNION ALL 조회로 개수와 크기를 대조한다. 실시간 적용을 재기동하고 Primary에서 로그 스위치를 몇 번 낸 뒤 Standby의 시퀀스가 오르는지, 두 lag가 0으로 수렴하는지 확인한다. 여기까지 해야 완료다.</w:t>
       </w:r>
     </w:p>
     <w:p>
@@ -1335,45 +3114,229 @@
       <w:r>
         <w:rPr>
           <w:rFonts w:ascii="맑은 고딕" w:hAnsi="맑은 고딕" w:eastAsia="맑은 고딕"/>
-          <w:sz w:val="21"/>
-        </w:rPr>
-        <w:t>**핵심 조회.** `SELECT name, space_limit/1024/1024 limit_mb, space_used/1024/1024 used_mb, ROUND(space_used/space_limit*100,2) pct FROM v$recovery_file_dest;` 실습 환경의 기준값은 15360MB 한도에 1.49퍼센트 사용이었다.</w:t>
+          <w:b/>
+          <w:sz w:val="21"/>
+        </w:rPr>
+        <w:t xml:space="preserve">핵심 조회.</w:t>
+      </w:r>
+      <w:r>
+        <w:rPr>
+          <w:rFonts w:ascii="맑은 고딕" w:hAnsi="맑은 고딕" w:eastAsia="맑은 고딕"/>
+          <w:sz w:val="21"/>
+        </w:rPr>
+        <w:t xml:space="preserve"> </w:t>
+      </w:r>
+      <w:r>
+        <w:rPr>
+          <w:rFonts w:ascii="Consolas" w:hAnsi="Consolas" w:eastAsia="맑은 고딕"/>
+          <w:sz w:val="21"/>
+        </w:rPr>
+        <w:t xml:space="preserve">SELECT name, space_limit/1024/1024 limit_mb, space_used/1024/1024 used_mb, ROUND(space_used/space_limit*100,2) pct FROM v$recovery_file_dest;</w:t>
+      </w:r>
+      <w:r>
+        <w:rPr>
+          <w:rFonts w:ascii="맑은 고딕" w:hAnsi="맑은 고딕" w:eastAsia="맑은 고딕"/>
+          <w:sz w:val="21"/>
+        </w:rPr>
+        <w:t xml:space="preserve"> 실습 환경의 기준값은 15360MB 한도에 1.49퍼센트 사용이었다.</w:t>
       </w:r>
     </w:p>
     <w:p>
       <w:r>
         <w:rPr>
           <w:rFonts w:ascii="맑은 고딕" w:hAnsi="맑은 고딕" w:eastAsia="맑은 고딕"/>
-          <w:sz w:val="21"/>
-        </w:rPr>
-        <w:t>**주기.** 5분 간격이 적당하다. FRA는 서서히 차오르므로 초 단위 감시는 불필요하지만, Standby 장애가 나면 예상보다 빨리 찰 수 있으므로 시간 단위는 너무 길다.</w:t>
+          <w:b/>
+          <w:sz w:val="21"/>
+        </w:rPr>
+        <w:t xml:space="preserve">주기.</w:t>
+      </w:r>
+      <w:r>
+        <w:rPr>
+          <w:rFonts w:ascii="맑은 고딕" w:hAnsi="맑은 고딕" w:eastAsia="맑은 고딕"/>
+          <w:sz w:val="21"/>
+        </w:rPr>
+        <w:t xml:space="preserve"> 5분 간격이 적당하다. FRA는 서서히 차오르므로 초 단위 감시는 불필요하지만, Standby 장애가 나면 예상보다 빨리 찰 수 있으므로 시간 단위는 너무 길다.</w:t>
       </w:r>
     </w:p>
     <w:p>
       <w:r>
         <w:rPr>
           <w:rFonts w:ascii="맑은 고딕" w:hAnsi="맑은 고딕" w:eastAsia="맑은 고딕"/>
-          <w:sz w:val="21"/>
-        </w:rPr>
-        <w:t>**임계와 조치.** ① **80퍼센트** — 주의. 무엇이 공간을 쓰고 있는지 확인한다. `SELECT file_type, percent_space_used, number_of_files FROM v$flash_recovery_area_usage;`로 아카이브·플래시백·백업 중 어느 것인지 가른다. ② **90퍼센트** — 경보. Data Guard 환경이라면 **Standby 적용 상태를 먼저 확인한다.** `V$DATAGUARD_STATS`의 apply lag가 크다면 그것이 원인이다. 적용되지 않은 아카이브가 삭제 대상에서 제외되기 때문이다. ③ **95퍼센트** — 긴급. Standby를 즉시 복구하거나, 복구가 오래 걸릴 상황이면 해당 목적지를 DEFER 하고 아카이브를 수동 정리한다. 다만 DEFER 하는 순간부터 갭이 커지므로 최후 수단이다.</w:t>
+          <w:b/>
+          <w:sz w:val="21"/>
+        </w:rPr>
+        <w:t xml:space="preserve">임계와 조치.</w:t>
+      </w:r>
+      <w:r>
+        <w:rPr>
+          <w:rFonts w:ascii="맑은 고딕" w:hAnsi="맑은 고딕" w:eastAsia="맑은 고딕"/>
+          <w:sz w:val="21"/>
+        </w:rPr>
+        <w:t xml:space="preserve"> ① </w:t>
+      </w:r>
+      <w:r>
+        <w:rPr>
+          <w:rFonts w:ascii="맑은 고딕" w:hAnsi="맑은 고딕" w:eastAsia="맑은 고딕"/>
+          <w:b/>
+          <w:sz w:val="21"/>
+        </w:rPr>
+        <w:t xml:space="preserve">80퍼센트</w:t>
+      </w:r>
+      <w:r>
+        <w:rPr>
+          <w:rFonts w:ascii="맑은 고딕" w:hAnsi="맑은 고딕" w:eastAsia="맑은 고딕"/>
+          <w:sz w:val="21"/>
+        </w:rPr>
+        <w:t xml:space="preserve"> — 주의. 무엇이 공간을 쓰고 있는지 확인한다. </w:t>
+      </w:r>
+      <w:r>
+        <w:rPr>
+          <w:rFonts w:ascii="Consolas" w:hAnsi="Consolas" w:eastAsia="맑은 고딕"/>
+          <w:sz w:val="21"/>
+        </w:rPr>
+        <w:t xml:space="preserve">SELECT file_type, percent_space_used, number_of_files FROM v$flash_recovery_area_usage;</w:t>
+      </w:r>
+      <w:r>
+        <w:rPr>
+          <w:rFonts w:ascii="맑은 고딕" w:hAnsi="맑은 고딕" w:eastAsia="맑은 고딕"/>
+          <w:sz w:val="21"/>
+        </w:rPr>
+        <w:t xml:space="preserve">로 아카이브·플래시백·백업 중 어느 것인지 가른다. ② </w:t>
+      </w:r>
+      <w:r>
+        <w:rPr>
+          <w:rFonts w:ascii="맑은 고딕" w:hAnsi="맑은 고딕" w:eastAsia="맑은 고딕"/>
+          <w:b/>
+          <w:sz w:val="21"/>
+        </w:rPr>
+        <w:t xml:space="preserve">90퍼센트</w:t>
+      </w:r>
+      <w:r>
+        <w:rPr>
+          <w:rFonts w:ascii="맑은 고딕" w:hAnsi="맑은 고딕" w:eastAsia="맑은 고딕"/>
+          <w:sz w:val="21"/>
+        </w:rPr>
+        <w:t xml:space="preserve"> — 경보. Data Guard 환경이라면 </w:t>
+      </w:r>
+      <w:r>
+        <w:rPr>
+          <w:rFonts w:ascii="맑은 고딕" w:hAnsi="맑은 고딕" w:eastAsia="맑은 고딕"/>
+          <w:b/>
+          <w:sz w:val="21"/>
+        </w:rPr>
+        <w:t xml:space="preserve">Standby 적용 상태를 먼저 확인한다.</w:t>
+      </w:r>
+      <w:r>
+        <w:rPr>
+          <w:rFonts w:ascii="맑은 고딕" w:hAnsi="맑은 고딕" w:eastAsia="맑은 고딕"/>
+          <w:sz w:val="21"/>
+        </w:rPr>
+        <w:t xml:space="preserve"> </w:t>
+      </w:r>
+      <w:r>
+        <w:rPr>
+          <w:rFonts w:ascii="Consolas" w:hAnsi="Consolas" w:eastAsia="맑은 고딕"/>
+          <w:sz w:val="21"/>
+        </w:rPr>
+        <w:t xml:space="preserve">V$DATAGUARD_STATS</w:t>
+      </w:r>
+      <w:r>
+        <w:rPr>
+          <w:rFonts w:ascii="맑은 고딕" w:hAnsi="맑은 고딕" w:eastAsia="맑은 고딕"/>
+          <w:sz w:val="21"/>
+        </w:rPr>
+        <w:t xml:space="preserve">의 apply lag가 크다면 그것이 원인이다. 적용되지 않은 아카이브가 삭제 대상에서 제외되기 때문이다. ③ </w:t>
+      </w:r>
+      <w:r>
+        <w:rPr>
+          <w:rFonts w:ascii="맑은 고딕" w:hAnsi="맑은 고딕" w:eastAsia="맑은 고딕"/>
+          <w:b/>
+          <w:sz w:val="21"/>
+        </w:rPr>
+        <w:t xml:space="preserve">95퍼센트</w:t>
+      </w:r>
+      <w:r>
+        <w:rPr>
+          <w:rFonts w:ascii="맑은 고딕" w:hAnsi="맑은 고딕" w:eastAsia="맑은 고딕"/>
+          <w:sz w:val="21"/>
+        </w:rPr>
+        <w:t xml:space="preserve"> — 긴급. Standby를 즉시 복구하거나, 복구가 오래 걸릴 상황이면 해당 목적지를 DEFER 하고 아카이브를 수동 정리한다. 다만 DEFER 하는 순간부터 갭이 커지므로 최후 수단이다.</w:t>
       </w:r>
     </w:p>
     <w:p>
       <w:r>
         <w:rPr>
           <w:rFonts w:ascii="맑은 고딕" w:hAnsi="맑은 고딕" w:eastAsia="맑은 고딕"/>
-          <w:sz w:val="21"/>
-        </w:rPr>
-        <w:t>**함께 볼 지표.** FRA 사용률만 보면 원인을 알 수 없다. `V$DATAGUARD_STATS`의 두 lag, `V$ARCHIVE_DEST_STATUS`의 상태, `V$FLASH_RECOVERY_AREA_USAGE`의 유형별 비중을 함께 수집해 두면 경보가 왔을 때 즉시 판단할 수 있다.</w:t>
+          <w:b/>
+          <w:sz w:val="21"/>
+        </w:rPr>
+        <w:t xml:space="preserve">함께 볼 지표.</w:t>
+      </w:r>
+      <w:r>
+        <w:rPr>
+          <w:rFonts w:ascii="맑은 고딕" w:hAnsi="맑은 고딕" w:eastAsia="맑은 고딕"/>
+          <w:sz w:val="21"/>
+        </w:rPr>
+        <w:t xml:space="preserve"> FRA 사용률만 보면 원인을 알 수 없다. </w:t>
+      </w:r>
+      <w:r>
+        <w:rPr>
+          <w:rFonts w:ascii="Consolas" w:hAnsi="Consolas" w:eastAsia="맑은 고딕"/>
+          <w:sz w:val="21"/>
+        </w:rPr>
+        <w:t xml:space="preserve">V$DATAGUARD_STATS</w:t>
+      </w:r>
+      <w:r>
+        <w:rPr>
+          <w:rFonts w:ascii="맑은 고딕" w:hAnsi="맑은 고딕" w:eastAsia="맑은 고딕"/>
+          <w:sz w:val="21"/>
+        </w:rPr>
+        <w:t xml:space="preserve">의 두 lag, </w:t>
+      </w:r>
+      <w:r>
+        <w:rPr>
+          <w:rFonts w:ascii="Consolas" w:hAnsi="Consolas" w:eastAsia="맑은 고딕"/>
+          <w:sz w:val="21"/>
+        </w:rPr>
+        <w:t xml:space="preserve">V$ARCHIVE_DEST_STATUS</w:t>
+      </w:r>
+      <w:r>
+        <w:rPr>
+          <w:rFonts w:ascii="맑은 고딕" w:hAnsi="맑은 고딕" w:eastAsia="맑은 고딕"/>
+          <w:sz w:val="21"/>
+        </w:rPr>
+        <w:t xml:space="preserve">의 상태, </w:t>
+      </w:r>
+      <w:r>
+        <w:rPr>
+          <w:rFonts w:ascii="Consolas" w:hAnsi="Consolas" w:eastAsia="맑은 고딕"/>
+          <w:sz w:val="21"/>
+        </w:rPr>
+        <w:t xml:space="preserve">V$FLASH_RECOVERY_AREA_USAGE</w:t>
+      </w:r>
+      <w:r>
+        <w:rPr>
+          <w:rFonts w:ascii="맑은 고딕" w:hAnsi="맑은 고딕" w:eastAsia="맑은 고딕"/>
+          <w:sz w:val="21"/>
+        </w:rPr>
+        <w:t xml:space="preserve">의 유형별 비중을 함께 수집해 두면 경보가 왔을 때 즉시 판단할 수 있다.</w:t>
       </w:r>
     </w:p>
     <w:p>
       <w:r>
         <w:rPr>
           <w:rFonts w:ascii="맑은 고딕" w:hAnsi="맑은 고딕" w:eastAsia="맑은 고딕"/>
-          <w:sz w:val="21"/>
-        </w:rPr>
-        <w:t>**근거.** Data Guard 환경에서 FRA는 보호 모드와 무관하게 Primary를 멈출 수 있는 유일한 경로다. Maximum Performance라도 예외가 아니므로, "우리는 성능 모드니까 Standby 장애는 괜찮다"는 판단이 위험해지는 지점이다.</w:t>
+          <w:b/>
+          <w:sz w:val="21"/>
+        </w:rPr>
+        <w:t xml:space="preserve">근거.</w:t>
+      </w:r>
+      <w:r>
+        <w:rPr>
+          <w:rFonts w:ascii="맑은 고딕" w:hAnsi="맑은 고딕" w:eastAsia="맑은 고딕"/>
+          <w:sz w:val="21"/>
+        </w:rPr>
+        <w:t xml:space="preserve"> Data Guard 환경에서 FRA는 보호 모드와 무관하게 Primary를 멈출 수 있는 유일한 경로다. Maximum Performance라도 예외가 아니므로, "우리는 성능 모드니까 Standby 장애는 괜찮다"는 판단이 위험해지는 지점이다.</w:t>
       </w:r>
     </w:p>
     <w:p>
@@ -1408,72 +3371,444 @@
       <w:r>
         <w:rPr>
           <w:rFonts w:ascii="맑은 고딕" w:hAnsi="맑은 고딕" w:eastAsia="맑은 고딕"/>
-          <w:sz w:val="21"/>
-        </w:rPr>
-        <w:t>**① DBCA 실행 전 준비.** `/etc/oratab`에 같은 SID가 없는지 확인한다. 있으면 지운다. 실패 시 증상: `[FATAL] [DBT-10317] Specified SID Name already exists`로 즉시 중단된다. 데이터 파일과 FRA 경로가 존재하고 oracle 계정이 쓸 수 있는지 확인한다. 실패 시 증상: 생성 중 파일 생성 오류로 중단된다.</w:t>
+          <w:b/>
+          <w:sz w:val="21"/>
+        </w:rPr>
+        <w:t xml:space="preserve">① DBCA 실행 전 준비.</w:t>
+      </w:r>
+      <w:r>
+        <w:rPr>
+          <w:rFonts w:ascii="맑은 고딕" w:hAnsi="맑은 고딕" w:eastAsia="맑은 고딕"/>
+          <w:sz w:val="21"/>
+        </w:rPr>
+        <w:t xml:space="preserve"> </w:t>
+      </w:r>
+      <w:r>
+        <w:rPr>
+          <w:rFonts w:ascii="Consolas" w:hAnsi="Consolas" w:eastAsia="맑은 고딕"/>
+          <w:sz w:val="21"/>
+        </w:rPr>
+        <w:t xml:space="preserve">/etc/oratab</w:t>
+      </w:r>
+      <w:r>
+        <w:rPr>
+          <w:rFonts w:ascii="맑은 고딕" w:hAnsi="맑은 고딕" w:eastAsia="맑은 고딕"/>
+          <w:sz w:val="21"/>
+        </w:rPr>
+        <w:t xml:space="preserve">에 같은 SID가 없는지 확인한다. 있으면 지운다. 실패 시 증상: </w:t>
+      </w:r>
+      <w:r>
+        <w:rPr>
+          <w:rFonts w:ascii="Consolas" w:hAnsi="Consolas" w:eastAsia="맑은 고딕"/>
+          <w:sz w:val="21"/>
+        </w:rPr>
+        <w:t xml:space="preserve">[FATAL] [DBT-10317] Specified SID Name already exists</w:t>
+      </w:r>
+      <w:r>
+        <w:rPr>
+          <w:rFonts w:ascii="맑은 고딕" w:hAnsi="맑은 고딕" w:eastAsia="맑은 고딕"/>
+          <w:sz w:val="21"/>
+        </w:rPr>
+        <w:t xml:space="preserve">로 즉시 중단된다. 데이터 파일과 FRA 경로가 존재하고 oracle 계정이 쓸 수 있는지 확인한다. 실패 시 증상: 생성 중 파일 생성 오류로 중단된다.</w:t>
       </w:r>
     </w:p>
     <w:p>
       <w:r>
         <w:rPr>
           <w:rFonts w:ascii="맑은 고딕" w:hAnsi="맑은 고딕" w:eastAsia="맑은 고딕"/>
-          <w:sz w:val="21"/>
-        </w:rPr>
-        <w:t>**② DBCA 실행.** 되돌릴 수 없는 항목을 신중히 정한다. `-gdbname`/`-sid`(=`DB_NAME`), `-characterSet`, 블록 크기, PDB 구성이다. 실패 시 증상: 나중에 두 노드의 문자셋이나 블록 크기가 달라 Standby 구축 자체가 불가능해진다. 비밀번호 경고(DBT-06208)는 무시해도 되지만 운영이라면 강한 비밀번호를 쓴다.</w:t>
+          <w:b/>
+          <w:sz w:val="21"/>
+        </w:rPr>
+        <w:t xml:space="preserve">② DBCA 실행.</w:t>
+      </w:r>
+      <w:r>
+        <w:rPr>
+          <w:rFonts w:ascii="맑은 고딕" w:hAnsi="맑은 고딕" w:eastAsia="맑은 고딕"/>
+          <w:sz w:val="21"/>
+        </w:rPr>
+        <w:t xml:space="preserve"> 되돌릴 수 없는 항목을 신중히 정한다. </w:t>
+      </w:r>
+      <w:r>
+        <w:rPr>
+          <w:rFonts w:ascii="Consolas" w:hAnsi="Consolas" w:eastAsia="맑은 고딕"/>
+          <w:sz w:val="21"/>
+        </w:rPr>
+        <w:t xml:space="preserve">-gdbname</w:t>
+      </w:r>
+      <w:r>
+        <w:rPr>
+          <w:rFonts w:ascii="맑은 고딕" w:hAnsi="맑은 고딕" w:eastAsia="맑은 고딕"/>
+          <w:sz w:val="21"/>
+        </w:rPr>
+        <w:t xml:space="preserve">/</w:t>
+      </w:r>
+      <w:r>
+        <w:rPr>
+          <w:rFonts w:ascii="Consolas" w:hAnsi="Consolas" w:eastAsia="맑은 고딕"/>
+          <w:sz w:val="21"/>
+        </w:rPr>
+        <w:t xml:space="preserve">-sid</w:t>
+      </w:r>
+      <w:r>
+        <w:rPr>
+          <w:rFonts w:ascii="맑은 고딕" w:hAnsi="맑은 고딕" w:eastAsia="맑은 고딕"/>
+          <w:sz w:val="21"/>
+        </w:rPr>
+        <w:t xml:space="preserve">(=</w:t>
+      </w:r>
+      <w:r>
+        <w:rPr>
+          <w:rFonts w:ascii="Consolas" w:hAnsi="Consolas" w:eastAsia="맑은 고딕"/>
+          <w:sz w:val="21"/>
+        </w:rPr>
+        <w:t xml:space="preserve">DB_NAME</w:t>
+      </w:r>
+      <w:r>
+        <w:rPr>
+          <w:rFonts w:ascii="맑은 고딕" w:hAnsi="맑은 고딕" w:eastAsia="맑은 고딕"/>
+          <w:sz w:val="21"/>
+        </w:rPr>
+        <w:t xml:space="preserve">), </w:t>
+      </w:r>
+      <w:r>
+        <w:rPr>
+          <w:rFonts w:ascii="Consolas" w:hAnsi="Consolas" w:eastAsia="맑은 고딕"/>
+          <w:sz w:val="21"/>
+        </w:rPr>
+        <w:t xml:space="preserve">-characterSet</w:t>
+      </w:r>
+      <w:r>
+        <w:rPr>
+          <w:rFonts w:ascii="맑은 고딕" w:hAnsi="맑은 고딕" w:eastAsia="맑은 고딕"/>
+          <w:sz w:val="21"/>
+        </w:rPr>
+        <w:t xml:space="preserve">, 블록 크기, PDB 구성이다. 실패 시 증상: 나중에 두 노드의 문자셋이나 블록 크기가 달라 Standby 구축 자체가 불가능해진다. 비밀번호 경고(DBT-06208)는 무시해도 되지만 운영이라면 강한 비밀번호를 쓴다.</w:t>
       </w:r>
     </w:p>
     <w:p>
       <w:r>
         <w:rPr>
           <w:rFonts w:ascii="맑은 고딕" w:hAnsi="맑은 고딕" w:eastAsia="맑은 고딕"/>
-          <w:sz w:val="21"/>
-        </w:rPr>
-        <w:t>**③ ARCHIVELOG 전환.** `SHUTDOWN IMMEDIATE` → `STARTUP MOUNT` → `ALTER DATABASE ARCHIVELOG` → `ALTER DATABASE OPEN`. 실패 시 증상: 열린 상태에서 시도하면 ORA-01126.</w:t>
+          <w:b/>
+          <w:sz w:val="21"/>
+        </w:rPr>
+        <w:t xml:space="preserve">③ ARCHIVELOG 전환.</w:t>
+      </w:r>
+      <w:r>
+        <w:rPr>
+          <w:rFonts w:ascii="맑은 고딕" w:hAnsi="맑은 고딕" w:eastAsia="맑은 고딕"/>
+          <w:sz w:val="21"/>
+        </w:rPr>
+        <w:t xml:space="preserve"> </w:t>
+      </w:r>
+      <w:r>
+        <w:rPr>
+          <w:rFonts w:ascii="Consolas" w:hAnsi="Consolas" w:eastAsia="맑은 고딕"/>
+          <w:sz w:val="21"/>
+        </w:rPr>
+        <w:t xml:space="preserve">SHUTDOWN IMMEDIATE</w:t>
+      </w:r>
+      <w:r>
+        <w:rPr>
+          <w:rFonts w:ascii="맑은 고딕" w:hAnsi="맑은 고딕" w:eastAsia="맑은 고딕"/>
+          <w:sz w:val="21"/>
+        </w:rPr>
+        <w:t xml:space="preserve"> → </w:t>
+      </w:r>
+      <w:r>
+        <w:rPr>
+          <w:rFonts w:ascii="Consolas" w:hAnsi="Consolas" w:eastAsia="맑은 고딕"/>
+          <w:sz w:val="21"/>
+        </w:rPr>
+        <w:t xml:space="preserve">STARTUP MOUNT</w:t>
+      </w:r>
+      <w:r>
+        <w:rPr>
+          <w:rFonts w:ascii="맑은 고딕" w:hAnsi="맑은 고딕" w:eastAsia="맑은 고딕"/>
+          <w:sz w:val="21"/>
+        </w:rPr>
+        <w:t xml:space="preserve"> → </w:t>
+      </w:r>
+      <w:r>
+        <w:rPr>
+          <w:rFonts w:ascii="Consolas" w:hAnsi="Consolas" w:eastAsia="맑은 고딕"/>
+          <w:sz w:val="21"/>
+        </w:rPr>
+        <w:t xml:space="preserve">ALTER DATABASE ARCHIVELOG</w:t>
+      </w:r>
+      <w:r>
+        <w:rPr>
+          <w:rFonts w:ascii="맑은 고딕" w:hAnsi="맑은 고딕" w:eastAsia="맑은 고딕"/>
+          <w:sz w:val="21"/>
+        </w:rPr>
+        <w:t xml:space="preserve"> → </w:t>
+      </w:r>
+      <w:r>
+        <w:rPr>
+          <w:rFonts w:ascii="Consolas" w:hAnsi="Consolas" w:eastAsia="맑은 고딕"/>
+          <w:sz w:val="21"/>
+        </w:rPr>
+        <w:t xml:space="preserve">ALTER DATABASE OPEN</w:t>
+      </w:r>
+      <w:r>
+        <w:rPr>
+          <w:rFonts w:ascii="맑은 고딕" w:hAnsi="맑은 고딕" w:eastAsia="맑은 고딕"/>
+          <w:sz w:val="21"/>
+        </w:rPr>
+        <w:t xml:space="preserve">. 실패 시 증상: 열린 상태에서 시도하면 ORA-01126.</w:t>
       </w:r>
     </w:p>
     <w:p>
       <w:r>
         <w:rPr>
           <w:rFonts w:ascii="맑은 고딕" w:hAnsi="맑은 고딕" w:eastAsia="맑은 고딕"/>
-          <w:sz w:val="21"/>
-        </w:rPr>
-        <w:t>**④ FORCE LOGGING.** `ALTER DATABASE FORCE LOGGING;` 후 `SELECT force_logging FROM v$database;`로 YES 확인. 실패 시 증상: 이후 NOLOGGING 작업이 Standby에 구멍을 남기며, 그 구멍은 나중에 Standby에서 해당 블록을 읽을 때에야 발견된다.</w:t>
+          <w:b/>
+          <w:sz w:val="21"/>
+        </w:rPr>
+        <w:t xml:space="preserve">④ FORCE LOGGING.</w:t>
+      </w:r>
+      <w:r>
+        <w:rPr>
+          <w:rFonts w:ascii="맑은 고딕" w:hAnsi="맑은 고딕" w:eastAsia="맑은 고딕"/>
+          <w:sz w:val="21"/>
+        </w:rPr>
+        <w:t xml:space="preserve"> </w:t>
+      </w:r>
+      <w:r>
+        <w:rPr>
+          <w:rFonts w:ascii="Consolas" w:hAnsi="Consolas" w:eastAsia="맑은 고딕"/>
+          <w:sz w:val="21"/>
+        </w:rPr>
+        <w:t xml:space="preserve">ALTER DATABASE FORCE LOGGING;</w:t>
+      </w:r>
+      <w:r>
+        <w:rPr>
+          <w:rFonts w:ascii="맑은 고딕" w:hAnsi="맑은 고딕" w:eastAsia="맑은 고딕"/>
+          <w:sz w:val="21"/>
+        </w:rPr>
+        <w:t xml:space="preserve"> 후 </w:t>
+      </w:r>
+      <w:r>
+        <w:rPr>
+          <w:rFonts w:ascii="Consolas" w:hAnsi="Consolas" w:eastAsia="맑은 고딕"/>
+          <w:sz w:val="21"/>
+        </w:rPr>
+        <w:t xml:space="preserve">SELECT force_logging FROM v$database;</w:t>
+      </w:r>
+      <w:r>
+        <w:rPr>
+          <w:rFonts w:ascii="맑은 고딕" w:hAnsi="맑은 고딕" w:eastAsia="맑은 고딕"/>
+          <w:sz w:val="21"/>
+        </w:rPr>
+        <w:t xml:space="preserve">로 YES 확인. 실패 시 증상: 이후 NOLOGGING 작업이 Standby에 구멍을 남기며, 그 구멍은 나중에 Standby에서 해당 블록을 읽을 때에야 발견된다.</w:t>
       </w:r>
     </w:p>
     <w:p>
       <w:r>
         <w:rPr>
           <w:rFonts w:ascii="맑은 고딕" w:hAnsi="맑은 고딕" w:eastAsia="맑은 고딕"/>
-          <w:sz w:val="21"/>
-        </w:rPr>
-        <w:t>**⑤ SRL 생성.** 온라인 리두를 조회해 개수(그룹 수 + 1)와 크기(동일)를 산정하고 그룹별로 추가한다. 실패 시 증상: 크기를 잘못 주면 오류 없이 생성되고 조용히 무시된다.</w:t>
+          <w:b/>
+          <w:sz w:val="21"/>
+        </w:rPr>
+        <w:t xml:space="preserve">⑤ SRL 생성.</w:t>
+      </w:r>
+      <w:r>
+        <w:rPr>
+          <w:rFonts w:ascii="맑은 고딕" w:hAnsi="맑은 고딕" w:eastAsia="맑은 고딕"/>
+          <w:sz w:val="21"/>
+        </w:rPr>
+        <w:t xml:space="preserve"> 온라인 리두를 조회해 개수(그룹 수 + 1)와 크기(동일)를 산정하고 그룹별로 추가한다. 실패 시 증상: 크기를 잘못 주면 오류 없이 생성되고 조용히 무시된다.</w:t>
       </w:r>
     </w:p>
     <w:p>
       <w:r>
         <w:rPr>
           <w:rFonts w:ascii="맑은 고딕" w:hAnsi="맑은 고딕" w:eastAsia="맑은 고딕"/>
-          <w:sz w:val="21"/>
-        </w:rPr>
-        <w:t>**⑥ Oracle Net(3장).** 양쪽 `tnsnames.ora`, Standby의 정적 등록, 패스워드 파일 복사, 방화벽. 실패 시 증상: 각각 TNS-03505, ORA-12528, ORA-01017, TNS-12535.</w:t>
+          <w:b/>
+          <w:sz w:val="21"/>
+        </w:rPr>
+        <w:t xml:space="preserve">⑥ Oracle Net(3장).</w:t>
+      </w:r>
+      <w:r>
+        <w:rPr>
+          <w:rFonts w:ascii="맑은 고딕" w:hAnsi="맑은 고딕" w:eastAsia="맑은 고딕"/>
+          <w:sz w:val="21"/>
+        </w:rPr>
+        <w:t xml:space="preserve"> 양쪽 </w:t>
+      </w:r>
+      <w:r>
+        <w:rPr>
+          <w:rFonts w:ascii="Consolas" w:hAnsi="Consolas" w:eastAsia="맑은 고딕"/>
+          <w:sz w:val="21"/>
+        </w:rPr>
+        <w:t xml:space="preserve">tnsnames.ora</w:t>
+      </w:r>
+      <w:r>
+        <w:rPr>
+          <w:rFonts w:ascii="맑은 고딕" w:hAnsi="맑은 고딕" w:eastAsia="맑은 고딕"/>
+          <w:sz w:val="21"/>
+        </w:rPr>
+        <w:t xml:space="preserve">, Standby의 정적 등록, 패스워드 파일 복사, 방화벽. 실패 시 증상: 각각 TNS-03505, ORA-12528, ORA-01017, TNS-12535.</w:t>
       </w:r>
     </w:p>
     <w:p>
       <w:r>
         <w:rPr>
           <w:rFonts w:ascii="맑은 고딕" w:hAnsi="맑은 고딕" w:eastAsia="맑은 고딕"/>
-          <w:sz w:val="21"/>
-        </w:rPr>
-        <w:t>**⑦ Data Guard 파라미터(2장).** `LOG_ARCHIVE_CONFIG`의 `DG_CONFIG`, `LOG_ARCHIVE_DEST_2`, `FAL_SERVER`/`FAL_CLIENT`, `STANDBY_FILE_MANAGEMENT`. 실패 시 증상: `DG_CONFIG` 누락이면 ORA-16053, `VALID_FOR` 오설정이면 조용히 전송 중단.</w:t>
+          <w:b/>
+          <w:sz w:val="21"/>
+        </w:rPr>
+        <w:t xml:space="preserve">⑦ Data Guard 파라미터(2장).</w:t>
+      </w:r>
+      <w:r>
+        <w:rPr>
+          <w:rFonts w:ascii="맑은 고딕" w:hAnsi="맑은 고딕" w:eastAsia="맑은 고딕"/>
+          <w:sz w:val="21"/>
+        </w:rPr>
+        <w:t xml:space="preserve"> </w:t>
+      </w:r>
+      <w:r>
+        <w:rPr>
+          <w:rFonts w:ascii="Consolas" w:hAnsi="Consolas" w:eastAsia="맑은 고딕"/>
+          <w:sz w:val="21"/>
+        </w:rPr>
+        <w:t xml:space="preserve">LOG_ARCHIVE_CONFIG</w:t>
+      </w:r>
+      <w:r>
+        <w:rPr>
+          <w:rFonts w:ascii="맑은 고딕" w:hAnsi="맑은 고딕" w:eastAsia="맑은 고딕"/>
+          <w:sz w:val="21"/>
+        </w:rPr>
+        <w:t xml:space="preserve">의 </w:t>
+      </w:r>
+      <w:r>
+        <w:rPr>
+          <w:rFonts w:ascii="Consolas" w:hAnsi="Consolas" w:eastAsia="맑은 고딕"/>
+          <w:sz w:val="21"/>
+        </w:rPr>
+        <w:t xml:space="preserve">DG_CONFIG</w:t>
+      </w:r>
+      <w:r>
+        <w:rPr>
+          <w:rFonts w:ascii="맑은 고딕" w:hAnsi="맑은 고딕" w:eastAsia="맑은 고딕"/>
+          <w:sz w:val="21"/>
+        </w:rPr>
+        <w:t xml:space="preserve">, </w:t>
+      </w:r>
+      <w:r>
+        <w:rPr>
+          <w:rFonts w:ascii="Consolas" w:hAnsi="Consolas" w:eastAsia="맑은 고딕"/>
+          <w:sz w:val="21"/>
+        </w:rPr>
+        <w:t xml:space="preserve">LOG_ARCHIVE_DEST_2</w:t>
+      </w:r>
+      <w:r>
+        <w:rPr>
+          <w:rFonts w:ascii="맑은 고딕" w:hAnsi="맑은 고딕" w:eastAsia="맑은 고딕"/>
+          <w:sz w:val="21"/>
+        </w:rPr>
+        <w:t xml:space="preserve">, </w:t>
+      </w:r>
+      <w:r>
+        <w:rPr>
+          <w:rFonts w:ascii="Consolas" w:hAnsi="Consolas" w:eastAsia="맑은 고딕"/>
+          <w:sz w:val="21"/>
+        </w:rPr>
+        <w:t xml:space="preserve">FAL_SERVER</w:t>
+      </w:r>
+      <w:r>
+        <w:rPr>
+          <w:rFonts w:ascii="맑은 고딕" w:hAnsi="맑은 고딕" w:eastAsia="맑은 고딕"/>
+          <w:sz w:val="21"/>
+        </w:rPr>
+        <w:t xml:space="preserve">/</w:t>
+      </w:r>
+      <w:r>
+        <w:rPr>
+          <w:rFonts w:ascii="Consolas" w:hAnsi="Consolas" w:eastAsia="맑은 고딕"/>
+          <w:sz w:val="21"/>
+        </w:rPr>
+        <w:t xml:space="preserve">FAL_CLIENT</w:t>
+      </w:r>
+      <w:r>
+        <w:rPr>
+          <w:rFonts w:ascii="맑은 고딕" w:hAnsi="맑은 고딕" w:eastAsia="맑은 고딕"/>
+          <w:sz w:val="21"/>
+        </w:rPr>
+        <w:t xml:space="preserve">, </w:t>
+      </w:r>
+      <w:r>
+        <w:rPr>
+          <w:rFonts w:ascii="Consolas" w:hAnsi="Consolas" w:eastAsia="맑은 고딕"/>
+          <w:sz w:val="21"/>
+        </w:rPr>
+        <w:t xml:space="preserve">STANDBY_FILE_MANAGEMENT</w:t>
+      </w:r>
+      <w:r>
+        <w:rPr>
+          <w:rFonts w:ascii="맑은 고딕" w:hAnsi="맑은 고딕" w:eastAsia="맑은 고딕"/>
+          <w:sz w:val="21"/>
+        </w:rPr>
+        <w:t xml:space="preserve">. 실패 시 증상: </w:t>
+      </w:r>
+      <w:r>
+        <w:rPr>
+          <w:rFonts w:ascii="Consolas" w:hAnsi="Consolas" w:eastAsia="맑은 고딕"/>
+          <w:sz w:val="21"/>
+        </w:rPr>
+        <w:t xml:space="preserve">DG_CONFIG</w:t>
+      </w:r>
+      <w:r>
+        <w:rPr>
+          <w:rFonts w:ascii="맑은 고딕" w:hAnsi="맑은 고딕" w:eastAsia="맑은 고딕"/>
+          <w:sz w:val="21"/>
+        </w:rPr>
+        <w:t xml:space="preserve"> 누락이면 ORA-16053, </w:t>
+      </w:r>
+      <w:r>
+        <w:rPr>
+          <w:rFonts w:ascii="Consolas" w:hAnsi="Consolas" w:eastAsia="맑은 고딕"/>
+          <w:sz w:val="21"/>
+        </w:rPr>
+        <w:t xml:space="preserve">VALID_FOR</w:t>
+      </w:r>
+      <w:r>
+        <w:rPr>
+          <w:rFonts w:ascii="맑은 고딕" w:hAnsi="맑은 고딕" w:eastAsia="맑은 고딕"/>
+          <w:sz w:val="21"/>
+        </w:rPr>
+        <w:t xml:space="preserve"> 오설정이면 조용히 전송 중단.</w:t>
       </w:r>
     </w:p>
     <w:p>
       <w:r>
         <w:rPr>
           <w:rFonts w:ascii="맑은 고딕" w:hAnsi="맑은 고딕" w:eastAsia="맑은 고딕"/>
-          <w:sz w:val="21"/>
-        </w:rPr>
-        <w:t>**⑧ 최종 점검.** 추가-15의 아홉 항목을 전부 확인한다. 통과하면 5장의 RMAN `DUPLICATE`로 넘어간다.</w:t>
+          <w:b/>
+          <w:sz w:val="21"/>
+        </w:rPr>
+        <w:t xml:space="preserve">⑧ 최종 점검.</w:t>
+      </w:r>
+      <w:r>
+        <w:rPr>
+          <w:rFonts w:ascii="맑은 고딕" w:hAnsi="맑은 고딕" w:eastAsia="맑은 고딕"/>
+          <w:sz w:val="21"/>
+        </w:rPr>
+        <w:t xml:space="preserve"> 추가-15의 아홉 항목을 전부 확인한다. 통과하면 5장의 RMAN </w:t>
+      </w:r>
+      <w:r>
+        <w:rPr>
+          <w:rFonts w:ascii="Consolas" w:hAnsi="Consolas" w:eastAsia="맑은 고딕"/>
+          <w:sz w:val="21"/>
+        </w:rPr>
+        <w:t xml:space="preserve">DUPLICATE</w:t>
+      </w:r>
+      <w:r>
+        <w:rPr>
+          <w:rFonts w:ascii="맑은 고딕" w:hAnsi="맑은 고딕" w:eastAsia="맑은 고딕"/>
+          <w:sz w:val="21"/>
+        </w:rPr>
+        <w:t xml:space="preserve">로 넘어간다.</w:t>
       </w:r>
     </w:p>
     <w:p>
@@ -1486,6 +3821,8 @@
       </w:r>
     </w:p>
     <w:sectPr>
+      <w:headerReference w:type="default" r:id="rId9"/>
+      <w:footerReference w:type="default" r:id="rId10"/>
       <w:pgSz w:w="12240" w:h="15840"/>
       <w:pgMar w:top="1440" w:right="1800" w:bottom="1440" w:left="1800" w:header="720" w:footer="720" w:gutter="0"/>
       <w:cols w:space="720"/>
@@ -1493,6 +3830,26 @@
     </w:sectPr>
   </w:body>
 </w:document>
+</file>
+
+<file path=word/footer1.xml><?xml version="1.0" encoding="utf-8"?>
+<w:ftr xmlns:m="http://schemas.openxmlformats.org/officeDocument/2006/math" xmlns:mc="http://schemas.openxmlformats.org/markup-compatibility/2006" xmlns:mo="http://schemas.microsoft.com/office/mac/office/2008/main" xmlns:mv="urn:schemas-microsoft-com:mac:vml" xmlns:o="urn:schemas-microsoft-com:office:office" xmlns:r="http://schemas.openxmlformats.org/officeDocument/2006/relationships" xmlns:v="urn:schemas-microsoft-com:vml" xmlns:w10="urn:schemas-microsoft-com:office:word" xmlns:w14="http://schemas.microsoft.com/office/word/2010/wordml" xmlns:w="http://schemas.openxmlformats.org/wordprocessingml/2006/main" xmlns:wne="http://schemas.microsoft.com/office/word/2006/wordml" xmlns:wp14="http://schemas.microsoft.com/office/word/2010/wordprocessingDrawing" xmlns:wp="http://schemas.openxmlformats.org/drawingml/2006/wordprocessingDrawing" xmlns:wpc="http://schemas.microsoft.com/office/word/2010/wordprocessingCanvas" xmlns:wpg="http://schemas.microsoft.com/office/word/2010/wordprocessingGroup" xmlns:wpi="http://schemas.microsoft.com/office/word/2010/wordprocessingInk" xmlns:wps="http://schemas.microsoft.com/office/word/2010/wordprocessingShape" mc:Ignorable="w14 wp14">
+  <w:p>
+    <w:pPr>
+      <w:pStyle w:val="Footer"/>
+    </w:pPr>
+  </w:p>
+</w:ftr>
+</file>
+
+<file path=word/header1.xml><?xml version="1.0" encoding="utf-8"?>
+<w:hdr xmlns:m="http://schemas.openxmlformats.org/officeDocument/2006/math" xmlns:mc="http://schemas.openxmlformats.org/markup-compatibility/2006" xmlns:mo="http://schemas.microsoft.com/office/mac/office/2008/main" xmlns:mv="urn:schemas-microsoft-com:mac:vml" xmlns:o="urn:schemas-microsoft-com:office:office" xmlns:r="http://schemas.openxmlformats.org/officeDocument/2006/relationships" xmlns:v="urn:schemas-microsoft-com:vml" xmlns:w10="urn:schemas-microsoft-com:office:word" xmlns:w14="http://schemas.microsoft.com/office/word/2010/wordml" xmlns:w="http://schemas.openxmlformats.org/wordprocessingml/2006/main" xmlns:wne="http://schemas.microsoft.com/office/word/2006/wordml" xmlns:wp14="http://schemas.microsoft.com/office/word/2010/wordprocessingDrawing" xmlns:wp="http://schemas.openxmlformats.org/drawingml/2006/wordprocessingDrawing" xmlns:wpc="http://schemas.microsoft.com/office/word/2010/wordprocessingCanvas" xmlns:wpg="http://schemas.microsoft.com/office/word/2010/wordprocessingGroup" xmlns:wpi="http://schemas.microsoft.com/office/word/2010/wordprocessingInk" xmlns:wps="http://schemas.microsoft.com/office/word/2010/wordprocessingShape" mc:Ignorable="w14 wp14">
+  <w:p>
+    <w:pPr>
+      <w:pStyle w:val="Header"/>
+    </w:pPr>
+  </w:p>
+</w:hdr>
 </file>
 
 <file path=word/numbering.xml><?xml version="1.0" encoding="utf-8"?>
